--- a/exhibits/Exhibit11_RegMap_Project.docx
+++ b/exhibits/Exhibit11_RegMap_Project.docx
@@ -462,7 +462,7 @@
           <w:noProof/>
         </w:rPr>
         <w:drawing>
-          <wp:inline distT="0" distB="0" distL="0" distR="0" wp14:anchorId="5731E3CB" wp14:editId="347F0725">
+          <wp:inline distT="0" distB="0" distL="0" distR="0" wp14:anchorId="5731E3CB" wp14:editId="11F59B1C">
             <wp:extent cx="3352800" cy="2468392"/>
             <wp:effectExtent l="0" t="0" r="0" b="8255"/>
             <wp:docPr id="1218683355" name="Picture 1"/>
@@ -557,7 +557,7 @@
           <w:noProof/>
         </w:rPr>
         <w:drawing>
-          <wp:inline distT="0" distB="0" distL="0" distR="0" wp14:anchorId="52C9AC83" wp14:editId="17BFCF43">
+          <wp:inline distT="0" distB="0" distL="0" distR="0" wp14:anchorId="52C9AC83" wp14:editId="7B233D5A">
             <wp:extent cx="3846433" cy="3015916"/>
             <wp:effectExtent l="0" t="0" r="1905" b="0"/>
             <wp:docPr id="1258047217" name="Picture 2"/>
@@ -642,6 +642,45 @@
     </w:p>
     <w:p>
       <w:r>
+        <w:drawing>
+          <wp:inline distT="0" distB="0" distL="0" distR="0" wp14:anchorId="3708F042" wp14:editId="57EC4C05">
+            <wp:extent cx="5943600" cy="3194685"/>
+            <wp:effectExtent l="0" t="0" r="0" b="5715"/>
+            <wp:docPr id="2098851177" name="Picture 1"/>
+            <wp:cNvGraphicFramePr>
+              <a:graphicFrameLocks xmlns:a="http://schemas.openxmlformats.org/drawingml/2006/main" noChangeAspect="1"/>
+            </wp:cNvGraphicFramePr>
+            <a:graphic xmlns:a="http://schemas.openxmlformats.org/drawingml/2006/main">
+              <a:graphicData uri="http://schemas.openxmlformats.org/drawingml/2006/picture">
+                <pic:pic xmlns:pic="http://schemas.openxmlformats.org/drawingml/2006/picture">
+                  <pic:nvPicPr>
+                    <pic:cNvPr id="2098851177" name=""/>
+                    <pic:cNvPicPr/>
+                  </pic:nvPicPr>
+                  <pic:blipFill>
+                    <a:blip r:embed="rId6"/>
+                    <a:stretch>
+                      <a:fillRect/>
+                    </a:stretch>
+                  </pic:blipFill>
+                  <pic:spPr>
+                    <a:xfrm>
+                      <a:off x="0" y="0"/>
+                      <a:ext cx="5943600" cy="3194685"/>
+                    </a:xfrm>
+                    <a:prstGeom prst="rect">
+                      <a:avLst/>
+                    </a:prstGeom>
+                  </pic:spPr>
+                </pic:pic>
+              </a:graphicData>
+            </a:graphic>
+          </wp:inline>
+        </w:drawing>
+      </w:r>
+    </w:p>
+    <w:p>
+      <w:r>
         <w:t>![</w:t>
       </w:r>
       <w:proofErr w:type="spellStart"/>
@@ -650,17 +689,12 @@
       </w:r>
       <w:proofErr w:type="spellEnd"/>
       <w:r>
-        <w:t xml:space="preserve"> demo]</w:t>
-      </w:r>
-      <w:r>
-        <w:t xml:space="preserve"> </w:t>
-      </w:r>
-      <w:r>
-        <w:t xml:space="preserve">(Exhibit11c_demo_interface.png)  </w:t>
-      </w:r>
-    </w:p>
-    <w:p>
-      <w:r>
+        <w:t xml:space="preserve"> demo] (Exhibit11c_demo_interface.png)  </w:t>
+      </w:r>
+    </w:p>
+    <w:p>
+      <w:r>
+        <w:lastRenderedPageBreak/>
         <w:t>Caption: A web</w:t>
       </w:r>
       <w:r>
@@ -690,7 +724,45 @@
         <w:t>.</w:t>
       </w:r>
     </w:p>
-    <w:p/>
+    <w:p>
+      <w:r>
+        <w:drawing>
+          <wp:inline distT="0" distB="0" distL="0" distR="0" wp14:anchorId="6F456DD6" wp14:editId="448E4AAC">
+            <wp:extent cx="5943600" cy="3194685"/>
+            <wp:effectExtent l="0" t="0" r="0" b="5715"/>
+            <wp:docPr id="1869821103" name="Picture 1"/>
+            <wp:cNvGraphicFramePr>
+              <a:graphicFrameLocks xmlns:a="http://schemas.openxmlformats.org/drawingml/2006/main" noChangeAspect="1"/>
+            </wp:cNvGraphicFramePr>
+            <a:graphic xmlns:a="http://schemas.openxmlformats.org/drawingml/2006/main">
+              <a:graphicData uri="http://schemas.openxmlformats.org/drawingml/2006/picture">
+                <pic:pic xmlns:pic="http://schemas.openxmlformats.org/drawingml/2006/picture">
+                  <pic:nvPicPr>
+                    <pic:cNvPr id="1869821103" name=""/>
+                    <pic:cNvPicPr/>
+                  </pic:nvPicPr>
+                  <pic:blipFill>
+                    <a:blip r:embed="rId7"/>
+                    <a:stretch>
+                      <a:fillRect/>
+                    </a:stretch>
+                  </pic:blipFill>
+                  <pic:spPr>
+                    <a:xfrm>
+                      <a:off x="0" y="0"/>
+                      <a:ext cx="5943600" cy="3194685"/>
+                    </a:xfrm>
+                    <a:prstGeom prst="rect">
+                      <a:avLst/>
+                    </a:prstGeom>
+                  </pic:spPr>
+                </pic:pic>
+              </a:graphicData>
+            </a:graphic>
+          </wp:inline>
+        </w:drawing>
+      </w:r>
+    </w:p>
     <w:p/>
     <w:p/>
     <w:p>
@@ -726,7 +798,6 @@
     </w:p>
     <w:p>
       <w:r>
-        <w:lastRenderedPageBreak/>
         <w:t>- Published the code and model openly, fulfilling my stated goal of making results accessible to the broader U.S. security community.</w:t>
       </w:r>
     </w:p>
@@ -763,10 +834,7 @@
     <w:p/>
     <w:p>
       <w:r>
-        <w:t xml:space="preserve">Date: </w:t>
-      </w:r>
-      <w:r>
-        <w:t>6/23/2026</w:t>
+        <w:t>Date: 6/23/2026</w:t>
       </w:r>
     </w:p>
     <w:p>

--- a/exhibits/Exhibit11_RegMap_Project.docx
+++ b/exhibits/Exhibit11_RegMap_Project.docx
@@ -4,15 +4,7 @@
   <w:body>
     <w:p>
       <w:r>
-        <w:t xml:space="preserve"> Exhibit 11: </w:t>
-      </w:r>
-      <w:proofErr w:type="spellStart"/>
-      <w:r>
-        <w:t>RegMap</w:t>
-      </w:r>
-      <w:proofErr w:type="spellEnd"/>
-      <w:r>
-        <w:t xml:space="preserve"> – Automated Compliance Validation Framework</w:t>
+        <w:t xml:space="preserve"> Exhibit 11: RegMap – Automated Compliance Validation Framework</w:t>
       </w:r>
     </w:p>
     <w:p/>
@@ -34,13 +26,8 @@
     </w:p>
     <w:p/>
     <w:p>
-      <w:proofErr w:type="spellStart"/>
-      <w:r>
-        <w:t>RegMap</w:t>
-      </w:r>
-      <w:proofErr w:type="spellEnd"/>
-      <w:r>
-        <w:t xml:space="preserve"> is a working prototype of an AI</w:t>
+      <w:r>
+        <w:t>RegMap is a working prototype of an AI</w:t>
       </w:r>
       <w:r>
         <w:rPr>
@@ -106,15 +93,7 @@
     <w:p/>
     <w:p>
       <w:r>
-        <w:t xml:space="preserve">In my personal statement, I identified a “pervasive inefficiency”: the manual mapping of technical security controls to regulatory subparts. </w:t>
-      </w:r>
-      <w:proofErr w:type="spellStart"/>
-      <w:r>
-        <w:t>RegMap</w:t>
-      </w:r>
-      <w:proofErr w:type="spellEnd"/>
-      <w:r>
-        <w:t xml:space="preserve"> addresses this by:</w:t>
+        <w:t>In my personal statement, I identified a “pervasive inefficiency”: the manual mapping of technical security controls to regulatory subparts. RegMap addresses this by:</w:t>
       </w:r>
     </w:p>
     <w:p/>
@@ -299,6 +278,126 @@
       </w:r>
       <w:r>
         <w:t>Out Test Set</w:t>
+      </w:r>
+    </w:p>
+    <w:p>
+      <w:pPr>
+        <w:spacing w:after="0" w:line="240" w:lineRule="auto"/>
+        <w:rPr>
+          <w:rFonts w:ascii="Consolas" w:eastAsia="Times New Roman" w:hAnsi="Consolas" w:cs="Times New Roman"/>
+          <w:color w:val="3B3B3B"/>
+          <w:kern w:val="0"/>
+          <w:sz w:val="21"/>
+          <w:szCs w:val="21"/>
+          <w14:ligatures w14:val="none"/>
+        </w:rPr>
+      </w:pPr>
+      <w:r>
+        <w:rPr>
+          <w:rFonts w:ascii="Consolas" w:eastAsia="Times New Roman" w:hAnsi="Consolas" w:cs="Times New Roman"/>
+          <w:color w:val="3B3B3B"/>
+          <w:kern w:val="0"/>
+          <w:sz w:val="21"/>
+          <w:szCs w:val="21"/>
+          <w14:ligatures w14:val="none"/>
+        </w:rPr>
+        <w:t>Test queries evaluated: 34</w:t>
+      </w:r>
+    </w:p>
+    <w:p>
+      <w:pPr>
+        <w:spacing w:after="0" w:line="240" w:lineRule="auto"/>
+        <w:rPr>
+          <w:rFonts w:ascii="Consolas" w:eastAsia="Times New Roman" w:hAnsi="Consolas" w:cs="Times New Roman"/>
+          <w:color w:val="3B3B3B"/>
+          <w:kern w:val="0"/>
+          <w:sz w:val="21"/>
+          <w:szCs w:val="21"/>
+          <w14:ligatures w14:val="none"/>
+        </w:rPr>
+      </w:pPr>
+      <w:r>
+        <w:rPr>
+          <w:rFonts w:ascii="Consolas" w:eastAsia="Times New Roman" w:hAnsi="Consolas" w:cs="Times New Roman"/>
+          <w:color w:val="3B3B3B"/>
+          <w:kern w:val="0"/>
+          <w:sz w:val="21"/>
+          <w:szCs w:val="21"/>
+          <w14:ligatures w14:val="none"/>
+        </w:rPr>
+        <w:t>Corpus size (HIPAA provisions): 60</w:t>
+      </w:r>
+    </w:p>
+    <w:p>
+      <w:pPr>
+        <w:spacing w:after="0" w:line="240" w:lineRule="auto"/>
+        <w:rPr>
+          <w:rFonts w:ascii="Consolas" w:eastAsia="Times New Roman" w:hAnsi="Consolas" w:cs="Times New Roman"/>
+          <w:color w:val="3B3B3B"/>
+          <w:kern w:val="0"/>
+          <w:sz w:val="21"/>
+          <w:szCs w:val="21"/>
+          <w14:ligatures w14:val="none"/>
+        </w:rPr>
+      </w:pPr>
+      <w:r>
+        <w:rPr>
+          <w:rFonts w:ascii="Consolas" w:eastAsia="Times New Roman" w:hAnsi="Consolas" w:cs="Times New Roman"/>
+          <w:color w:val="3B3B3B"/>
+          <w:kern w:val="0"/>
+          <w:sz w:val="21"/>
+          <w:szCs w:val="21"/>
+          <w14:ligatures w14:val="none"/>
+        </w:rPr>
+        <w:t>Recall@1: 0.2647</w:t>
+      </w:r>
+    </w:p>
+    <w:p>
+      <w:pPr>
+        <w:spacing w:after="0" w:line="240" w:lineRule="auto"/>
+        <w:rPr>
+          <w:rFonts w:ascii="Consolas" w:eastAsia="Times New Roman" w:hAnsi="Consolas" w:cs="Times New Roman"/>
+          <w:color w:val="3B3B3B"/>
+          <w:kern w:val="0"/>
+          <w:sz w:val="21"/>
+          <w:szCs w:val="21"/>
+          <w14:ligatures w14:val="none"/>
+        </w:rPr>
+      </w:pPr>
+      <w:r>
+        <w:rPr>
+          <w:rFonts w:ascii="Consolas" w:eastAsia="Times New Roman" w:hAnsi="Consolas" w:cs="Times New Roman"/>
+          <w:color w:val="3B3B3B"/>
+          <w:kern w:val="0"/>
+          <w:sz w:val="21"/>
+          <w:szCs w:val="21"/>
+          <w14:ligatures w14:val="none"/>
+        </w:rPr>
+        <w:t>Recall@3: 0.5588</w:t>
+      </w:r>
+    </w:p>
+    <w:p>
+      <w:pPr>
+        <w:spacing w:after="0" w:line="240" w:lineRule="auto"/>
+        <w:rPr>
+          <w:rFonts w:ascii="Consolas" w:eastAsia="Times New Roman" w:hAnsi="Consolas" w:cs="Times New Roman"/>
+          <w:color w:val="3B3B3B"/>
+          <w:kern w:val="0"/>
+          <w:sz w:val="21"/>
+          <w:szCs w:val="21"/>
+          <w14:ligatures w14:val="none"/>
+        </w:rPr>
+      </w:pPr>
+      <w:r>
+        <w:rPr>
+          <w:rFonts w:ascii="Consolas" w:eastAsia="Times New Roman" w:hAnsi="Consolas" w:cs="Times New Roman"/>
+          <w:color w:val="3B3B3B"/>
+          <w:kern w:val="0"/>
+          <w:sz w:val="21"/>
+          <w:szCs w:val="21"/>
+          <w14:ligatures w14:val="none"/>
+        </w:rPr>
+        <w:t>Recall@5: 0.7353</w:t>
       </w:r>
     </w:p>
     <w:p>
@@ -311,33 +410,44 @@
       </w:pPr>
       <w:r>
         <w:rPr>
+          <w:rFonts w:ascii="Consolas" w:eastAsia="Times New Roman" w:hAnsi="Consolas" w:cs="Times New Roman"/>
+          <w:color w:val="3B3B3B"/>
+          <w:kern w:val="0"/>
+          <w:sz w:val="21"/>
+          <w:szCs w:val="21"/>
+          <w14:ligatures w14:val="none"/>
+        </w:rPr>
+        <w:t>MRR:      0.4631</w:t>
+      </w:r>
+    </w:p>
+    <w:p>
+      <w:pPr>
+        <w:rPr>
           <w:rFonts w:ascii="Segoe UI" w:hAnsi="Segoe UI" w:cs="Segoe UI"/>
           <w:color w:val="0F1115"/>
           <w:shd w:val="clear" w:color="auto" w:fill="FFFFFF"/>
         </w:rPr>
-        <w:t>Test queries evaluated: 6</w:t>
-      </w:r>
-      <w:r>
-        <w:rPr>
-          <w:rFonts w:ascii="Segoe UI" w:hAnsi="Segoe UI" w:cs="Segoe UI"/>
-          <w:color w:val="0F1115"/>
-        </w:rPr>
-        <w:br/>
-      </w:r>
-      <w:r>
+      </w:pPr>
+    </w:p>
+    <w:p>
+      <w:pPr>
         <w:rPr>
           <w:rFonts w:ascii="Segoe UI" w:hAnsi="Segoe UI" w:cs="Segoe UI"/>
           <w:color w:val="0F1115"/>
           <w:shd w:val="clear" w:color="auto" w:fill="FFFFFF"/>
         </w:rPr>
-        <w:t>Recall@1: 0.1667</w:t>
-      </w:r>
-      <w:r>
-        <w:rPr>
-          <w:rFonts w:ascii="Segoe UI" w:hAnsi="Segoe UI" w:cs="Segoe UI"/>
-          <w:color w:val="0F1115"/>
-        </w:rPr>
-        <w:br/>
+      </w:pPr>
+      <w:r>
+        <w:t>Figure: Evaluation metrics from the fine</w:t>
+      </w:r>
+      <w:r>
+        <w:rPr>
+          <w:rFonts w:ascii="Cambria Math" w:hAnsi="Cambria Math" w:cs="Cambria Math"/>
+        </w:rPr>
+        <w:t>‑</w:t>
+      </w:r>
+      <w:r>
+        <w:t xml:space="preserve">tuned model. </w:t>
       </w:r>
       <w:r>
         <w:rPr>
@@ -345,14 +455,7 @@
           <w:color w:val="0F1115"/>
           <w:shd w:val="clear" w:color="auto" w:fill="FFFFFF"/>
         </w:rPr>
-        <w:t>Recall@3: 0.5000</w:t>
-      </w:r>
-      <w:r>
-        <w:rPr>
-          <w:rFonts w:ascii="Segoe UI" w:hAnsi="Segoe UI" w:cs="Segoe UI"/>
-          <w:color w:val="0F1115"/>
-        </w:rPr>
-        <w:br/>
+        <w:t>T</w:t>
       </w:r>
       <w:r>
         <w:rPr>
@@ -360,63 +463,7 @@
           <w:color w:val="0F1115"/>
           <w:shd w:val="clear" w:color="auto" w:fill="FFFFFF"/>
         </w:rPr>
-        <w:t>Recall@5: 1.0000</w:t>
-      </w:r>
-      <w:r>
-        <w:rPr>
-          <w:rFonts w:ascii="Segoe UI" w:hAnsi="Segoe UI" w:cs="Segoe UI"/>
-          <w:color w:val="0F1115"/>
-        </w:rPr>
-        <w:br/>
-      </w:r>
-      <w:r>
-        <w:rPr>
-          <w:rFonts w:ascii="Segoe UI" w:hAnsi="Segoe UI" w:cs="Segoe UI"/>
-          <w:color w:val="0F1115"/>
-          <w:shd w:val="clear" w:color="auto" w:fill="FFFFFF"/>
-        </w:rPr>
-        <w:t>MRR: 0.3944</w:t>
-      </w:r>
-    </w:p>
-    <w:p>
-      <w:pPr>
-        <w:rPr>
-          <w:rFonts w:ascii="Segoe UI" w:hAnsi="Segoe UI" w:cs="Segoe UI"/>
-          <w:color w:val="0F1115"/>
-          <w:shd w:val="clear" w:color="auto" w:fill="FFFFFF"/>
-        </w:rPr>
-      </w:pPr>
-    </w:p>
-    <w:p>
-      <w:pPr>
-        <w:rPr>
-          <w:rFonts w:ascii="Segoe UI" w:hAnsi="Segoe UI" w:cs="Segoe UI"/>
-          <w:color w:val="0F1115"/>
-          <w:shd w:val="clear" w:color="auto" w:fill="FFFFFF"/>
-        </w:rPr>
-      </w:pPr>
-    </w:p>
-    <w:p>
-      <w:r>
-        <w:t>Figure: Evaluation metrics from the fine</w:t>
-      </w:r>
-      <w:r>
-        <w:rPr>
-          <w:rFonts w:ascii="Cambria Math" w:hAnsi="Cambria Math" w:cs="Cambria Math"/>
-        </w:rPr>
-        <w:t>‑</w:t>
-      </w:r>
-      <w:r>
-        <w:t>tuned model. Recall@5 = 1.0 indicates that the correct HIPAA citation was always present in the top</w:t>
-      </w:r>
-      <w:r>
-        <w:rPr>
-          <w:rFonts w:ascii="Cambria Math" w:hAnsi="Cambria Math" w:cs="Cambria Math"/>
-        </w:rPr>
-        <w:t>‑</w:t>
-      </w:r>
-      <w:r>
-        <w:t>5 retrieved results.</w:t>
+        <w:t>he model achieves a Recall@5 of 0.74, meaning the correct HIPAA citation appears among the top five results 74% of the time on the held-out test set.</w:t>
       </w:r>
     </w:p>
     <w:p/>
@@ -462,7 +509,7 @@
           <w:noProof/>
         </w:rPr>
         <w:drawing>
-          <wp:inline distT="0" distB="0" distL="0" distR="0" wp14:anchorId="5731E3CB" wp14:editId="11F59B1C">
+          <wp:inline distT="0" distB="0" distL="0" distR="0" wp14:anchorId="5731E3CB" wp14:editId="4586F911">
             <wp:extent cx="3352800" cy="2468392"/>
             <wp:effectExtent l="0" t="0" r="0" b="8255"/>
             <wp:docPr id="1218683355" name="Picture 1"/>
@@ -540,15 +587,7 @@
     <w:p>
       <w:r>
         <w:lastRenderedPageBreak/>
-        <w:t xml:space="preserve"> 4.2 </w:t>
-      </w:r>
-      <w:proofErr w:type="spellStart"/>
-      <w:r>
-        <w:t>Jupyter</w:t>
-      </w:r>
-      <w:proofErr w:type="spellEnd"/>
-      <w:r>
-        <w:t xml:space="preserve"> Notebook Overview</w:t>
+        <w:t xml:space="preserve"> 4.2 Jupyter Notebook Overview</w:t>
       </w:r>
     </w:p>
     <w:p>
@@ -557,7 +596,7 @@
           <w:noProof/>
         </w:rPr>
         <w:drawing>
-          <wp:inline distT="0" distB="0" distL="0" distR="0" wp14:anchorId="52C9AC83" wp14:editId="7B233D5A">
+          <wp:inline distT="0" distB="0" distL="0" distR="0" wp14:anchorId="52C9AC83" wp14:editId="322EB949">
             <wp:extent cx="3846433" cy="3015916"/>
             <wp:effectExtent l="0" t="0" r="1905" b="0"/>
             <wp:docPr id="1258047217" name="Picture 2"/>
@@ -642,6 +681,9 @@
     </w:p>
     <w:p>
       <w:r>
+        <w:rPr>
+          <w:noProof/>
+        </w:rPr>
         <w:drawing>
           <wp:inline distT="0" distB="0" distL="0" distR="0" wp14:anchorId="3708F042" wp14:editId="57EC4C05">
             <wp:extent cx="5943600" cy="3194685"/>
@@ -681,15 +723,7 @@
     </w:p>
     <w:p>
       <w:r>
-        <w:t>![</w:t>
-      </w:r>
-      <w:proofErr w:type="spellStart"/>
-      <w:r>
-        <w:t>Streamlit</w:t>
-      </w:r>
-      <w:proofErr w:type="spellEnd"/>
-      <w:r>
-        <w:t xml:space="preserve"> demo] (Exhibit11c_demo_interface.png)  </w:t>
+        <w:t xml:space="preserve">![Streamlit demo] (Exhibit11c_demo_interface.png)  </w:t>
       </w:r>
     </w:p>
     <w:p>
@@ -713,19 +747,14 @@
         <w:t>‑</w:t>
       </w:r>
       <w:r>
-        <w:t xml:space="preserve">5 matching HIPAA citations with similarity scores. Built with </w:t>
-      </w:r>
-      <w:proofErr w:type="spellStart"/>
-      <w:r>
-        <w:t>Streamlit</w:t>
-      </w:r>
-      <w:proofErr w:type="spellEnd"/>
-      <w:r>
-        <w:t>.</w:t>
-      </w:r>
-    </w:p>
-    <w:p>
-      <w:r>
+        <w:t>5 matching HIPAA citations with similarity scores. Built with Streamlit.</w:t>
+      </w:r>
+    </w:p>
+    <w:p>
+      <w:r>
+        <w:rPr>
+          <w:noProof/>
+        </w:rPr>
         <w:drawing>
           <wp:inline distT="0" distB="0" distL="0" distR="0" wp14:anchorId="6F456DD6" wp14:editId="448E4AAC">
             <wp:extent cx="5943600" cy="3194685"/>
@@ -809,15 +838,7 @@
     <w:p/>
     <w:p>
       <w:r>
-        <w:t xml:space="preserve">The existence of </w:t>
-      </w:r>
-      <w:proofErr w:type="spellStart"/>
-      <w:r>
-        <w:t>RegMap</w:t>
-      </w:r>
-      <w:proofErr w:type="spellEnd"/>
-      <w:r>
-        <w:t>, together with my academic publications and professional experience, leaves no doubt that I am well positioned to execute the full proposed endeavor without the need for an employer</w:t>
+        <w:t>The existence of RegMap, together with my academic publications and professional experience, leaves no doubt that I am well positioned to execute the full proposed endeavor without the need for an employer</w:t>
       </w:r>
       <w:r>
         <w:rPr>
@@ -1792,6 +1813,17 @@
       <w:shd w:val="clear" w:color="auto" w:fill="E1DFDD"/>
     </w:rPr>
   </w:style>
+  <w:style w:type="character" w:styleId="Emphasis">
+    <w:name w:val="Emphasis"/>
+    <w:basedOn w:val="DefaultParagraphFont"/>
+    <w:uiPriority w:val="20"/>
+    <w:qFormat/>
+    <w:rsid w:val="007B0B2F"/>
+    <w:rPr>
+      <w:i/>
+      <w:iCs/>
+    </w:rPr>
+  </w:style>
 </w:styles>
 </file>
 

--- a/exhibits/Exhibit11_RegMap_Project.docx
+++ b/exhibits/Exhibit11_RegMap_Project.docx
@@ -3,31 +3,72 @@
 <w:document xmlns:wpc="http://schemas.microsoft.com/office/word/2010/wordprocessingCanvas" xmlns:cx="http://schemas.microsoft.com/office/drawing/2014/chartex" xmlns:cx1="http://schemas.microsoft.com/office/drawing/2015/9/8/chartex" xmlns:cx2="http://schemas.microsoft.com/office/drawing/2015/10/21/chartex" xmlns:cx3="http://schemas.microsoft.com/office/drawing/2016/5/9/chartex" xmlns:cx4="http://schemas.microsoft.com/office/drawing/2016/5/10/chartex" xmlns:cx5="http://schemas.microsoft.com/office/drawing/2016/5/11/chartex" xmlns:cx6="http://schemas.microsoft.com/office/drawing/2016/5/12/chartex" xmlns:cx7="http://schemas.microsoft.com/office/drawing/2016/5/13/chartex" xmlns:cx8="http://schemas.microsoft.com/office/drawing/2016/5/14/chartex" xmlns:mc="http://schemas.openxmlformats.org/markup-compatibility/2006" xmlns:aink="http://schemas.microsoft.com/office/drawing/2016/ink" xmlns:am3d="http://schemas.microsoft.com/office/drawing/2017/model3d" xmlns:o="urn:schemas-microsoft-com:office:office" xmlns:oel="http://schemas.microsoft.com/office/2019/extlst" xmlns:r="http://schemas.openxmlformats.org/officeDocument/2006/relationships" xmlns:m="http://schemas.openxmlformats.org/officeDocument/2006/math" xmlns:v="urn:schemas-microsoft-com:vml" xmlns:wp14="http://schemas.microsoft.com/office/word/2010/wordprocessingDrawing" xmlns:wp="http://schemas.openxmlformats.org/drawingml/2006/wordprocessingDrawing" xmlns:w10="urn:schemas-microsoft-com:office:word" xmlns:w="http://schemas.openxmlformats.org/wordprocessingml/2006/main" xmlns:w14="http://schemas.microsoft.com/office/word/2010/wordml" xmlns:w15="http://schemas.microsoft.com/office/word/2012/wordml" xmlns:w16cex="http://schemas.microsoft.com/office/word/2018/wordml/cex" xmlns:w16cid="http://schemas.microsoft.com/office/word/2016/wordml/cid" xmlns:w16="http://schemas.microsoft.com/office/word/2018/wordml" xmlns:w16du="http://schemas.microsoft.com/office/word/2023/wordml/word16du" xmlns:w16sdtdh="http://schemas.microsoft.com/office/word/2020/wordml/sdtdatahash" xmlns:w16sdtfl="http://schemas.microsoft.com/office/word/2024/wordml/sdtformatlock" xmlns:w16se="http://schemas.microsoft.com/office/word/2015/wordml/symex" xmlns:wpg="http://schemas.microsoft.com/office/word/2010/wordprocessingGroup" xmlns:wpi="http://schemas.microsoft.com/office/word/2010/wordprocessingInk" xmlns:wne="http://schemas.microsoft.com/office/word/2006/wordml" xmlns:wps="http://schemas.microsoft.com/office/word/2010/wordprocessingShape" mc:Ignorable="w14 w15 w16se w16cid w16 w16cex w16sdtdh w16sdtfl w16du wp14">
   <w:body>
     <w:p>
-      <w:r>
-        <w:t xml:space="preserve"> Exhibit 11: RegMap – Automated Compliance Validation Framework</w:t>
-      </w:r>
-    </w:p>
-    <w:p/>
-    <w:p>
-      <w:r>
-        <w:t xml:space="preserve">Petitioner: Samuel Gbli Tetteh  </w:t>
-      </w:r>
-    </w:p>
-    <w:p>
-      <w:r>
-        <w:t xml:space="preserve">NIW Proposed Endeavor Pathway 3: Automated compliance validation framework powered by Natural Language Processing and generative artificial intelligence  </w:t>
-      </w:r>
-    </w:p>
-    <w:p/>
-    <w:p>
-      <w:r>
-        <w:t xml:space="preserve"> 1. Project Summary</w:t>
-      </w:r>
-    </w:p>
-    <w:p/>
-    <w:p>
-      <w:r>
-        <w:t>RegMap is a working prototype of an AI</w:t>
+      <w:pPr>
+        <w:pStyle w:val="Title"/>
+        <w:rPr>
+          <w:sz w:val="36"/>
+          <w:szCs w:val="36"/>
+        </w:rPr>
+      </w:pPr>
+      <w:r>
+        <w:rPr>
+          <w:sz w:val="36"/>
+          <w:szCs w:val="36"/>
+        </w:rPr>
+        <w:t xml:space="preserve">Exhibit 11: </w:t>
+      </w:r>
+      <w:proofErr w:type="spellStart"/>
+      <w:r>
+        <w:rPr>
+          <w:sz w:val="36"/>
+          <w:szCs w:val="36"/>
+        </w:rPr>
+        <w:t>RegMap</w:t>
+      </w:r>
+      <w:proofErr w:type="spellEnd"/>
+      <w:r>
+        <w:rPr>
+          <w:sz w:val="36"/>
+          <w:szCs w:val="36"/>
+        </w:rPr>
+        <w:t xml:space="preserve"> — Automated Compliance Validation Framework</w:t>
+      </w:r>
+    </w:p>
+    <w:p/>
+    <w:p>
+      <w:pPr>
+        <w:pStyle w:val="Subtitle"/>
+      </w:pPr>
+      <w:r>
+        <w:t>Petitioner: Samuel Gbli Tetteh</w:t>
+      </w:r>
+    </w:p>
+    <w:p>
+      <w:pPr>
+        <w:pStyle w:val="Subtitle"/>
+      </w:pPr>
+      <w:r>
+        <w:t>NIW Proposed Endeavor Pathway 3: Automated compliance validation framework powered by Natural Language Processing and generative artificial intelligence</w:t>
+      </w:r>
+    </w:p>
+    <w:p/>
+    <w:p>
+      <w:pPr>
+        <w:pStyle w:val="Heading1"/>
+      </w:pPr>
+      <w:r>
+        <w:t>1. Project Summary</w:t>
+      </w:r>
+    </w:p>
+    <w:p/>
+    <w:p>
+      <w:proofErr w:type="spellStart"/>
+      <w:r>
+        <w:t>RegMap</w:t>
+      </w:r>
+      <w:proofErr w:type="spellEnd"/>
+      <w:r>
+        <w:t xml:space="preserve"> is a working prototype of an AI</w:t>
       </w:r>
       <w:r>
         <w:rPr>
@@ -86,25 +127,41 @@
     </w:p>
     <w:p/>
     <w:p>
-      <w:r>
-        <w:t xml:space="preserve"> 2. Alignment with Proposed Endeavor</w:t>
-      </w:r>
-    </w:p>
-    <w:p/>
-    <w:p>
-      <w:r>
-        <w:t>In my personal statement, I identified a “pervasive inefficiency”: the manual mapping of technical security controls to regulatory subparts. RegMap addresses this by:</w:t>
-      </w:r>
-    </w:p>
-    <w:p/>
-    <w:p>
-      <w:r>
-        <w:t>- Automatically retrieving the correct HIPAA citation for any given NIST control description.</w:t>
-      </w:r>
-    </w:p>
-    <w:p>
-      <w:r>
-        <w:t>- Using state</w:t>
+      <w:pPr>
+        <w:pStyle w:val="Heading1"/>
+      </w:pPr>
+      <w:r>
+        <w:t>2. Alignment with Proposed Endeavor</w:t>
+      </w:r>
+    </w:p>
+    <w:p/>
+    <w:p>
+      <w:r>
+        <w:t xml:space="preserve">In my personal statement, I identified a “pervasive inefficiency”: the manual mapping of technical security controls to regulatory subparts. </w:t>
+      </w:r>
+      <w:proofErr w:type="spellStart"/>
+      <w:r>
+        <w:t>RegMap</w:t>
+      </w:r>
+      <w:proofErr w:type="spellEnd"/>
+      <w:r>
+        <w:t xml:space="preserve"> addresses this by:</w:t>
+      </w:r>
+    </w:p>
+    <w:p>
+      <w:pPr>
+        <w:pStyle w:val="ListBullet"/>
+      </w:pPr>
+      <w:r>
+        <w:t>Automatically retrieving the correct HIPAA citation for any given NIST control description.</w:t>
+      </w:r>
+    </w:p>
+    <w:p>
+      <w:pPr>
+        <w:pStyle w:val="ListBullet"/>
+      </w:pPr>
+      <w:r>
+        <w:t>Using state</w:t>
       </w:r>
       <w:r>
         <w:rPr>
@@ -144,8 +201,11 @@
       </w:r>
     </w:p>
     <w:p>
-      <w:r>
-        <w:t>- Providing a framework that can be extended to other regulations (GDPR, PCI DSS, CMMC).</w:t>
+      <w:pPr>
+        <w:pStyle w:val="ListBullet"/>
+      </w:pPr>
+      <w:r>
+        <w:t>Providing a framework that can be extended to other regulations (GDPR, PCI DSS, CMMC).</w:t>
       </w:r>
     </w:p>
     <w:p/>
@@ -155,21 +215,22 @@
       </w:r>
     </w:p>
     <w:p/>
-    <w:p/>
-    <w:p/>
-    <w:p/>
-    <w:p/>
-    <w:p/>
-    <w:p>
+    <w:p>
+      <w:pPr>
+        <w:pStyle w:val="Heading1"/>
+      </w:pPr>
+      <w:r>
+        <w:t>3. Technical Implementation</w:t>
+      </w:r>
+    </w:p>
+    <w:p/>
+    <w:p>
+      <w:pPr>
+        <w:pStyle w:val="Heading2"/>
+      </w:pPr>
       <w:r>
         <w:lastRenderedPageBreak/>
-        <w:t xml:space="preserve"> 3. Technical Implementation</w:t>
-      </w:r>
-    </w:p>
-    <w:p/>
-    <w:p>
-      <w:r>
-        <w:t xml:space="preserve"> 3.1 Dataset</w:t>
+        <w:t>3.1 Dataset</w:t>
       </w:r>
     </w:p>
     <w:p>
@@ -195,26 +256,37 @@
         <w:t>5 and the HIPAA Security Rule. After cleaning, the dataset contained [176] positive mapping pairs, each consisting of:</w:t>
       </w:r>
     </w:p>
-    <w:p/>
-    <w:p>
-      <w:r>
-        <w:t>- A full NIST control description (e.g., “Develop, document, and disseminate access control policies…”)</w:t>
-      </w:r>
-    </w:p>
-    <w:p>
-      <w:r>
-        <w:t>- The corresponding HIPAA citation text (e.g., “Workforce Security: Implement policies and procedures…”)</w:t>
-      </w:r>
-    </w:p>
-    <w:p/>
-    <w:p>
-      <w:r>
-        <w:t xml:space="preserve"> 3.2 Model and Training</w:t>
-      </w:r>
-    </w:p>
-    <w:p>
-      <w:r>
-        <w:t>- Base model: `all-MiniLM-L6-v2` (a lightweight Sentence</w:t>
+    <w:p>
+      <w:pPr>
+        <w:pStyle w:val="ListBullet"/>
+      </w:pPr>
+      <w:r>
+        <w:t>A full NIST control description (e.g., “Develop, document, and disseminate access control policies…”)</w:t>
+      </w:r>
+    </w:p>
+    <w:p>
+      <w:pPr>
+        <w:pStyle w:val="ListBullet"/>
+      </w:pPr>
+      <w:r>
+        <w:t>The corresponding HIPAA citation text (e.g., “Workforce Security: Implement policies and procedures…”)</w:t>
+      </w:r>
+    </w:p>
+    <w:p/>
+    <w:p>
+      <w:pPr>
+        <w:pStyle w:val="Heading2"/>
+      </w:pPr>
+      <w:r>
+        <w:t>3.2 Model and Training</w:t>
+      </w:r>
+    </w:p>
+    <w:p>
+      <w:pPr>
+        <w:pStyle w:val="ListBullet"/>
+      </w:pPr>
+      <w:r>
+        <w:t>Base model: `all-MiniLM-L6-v2` (a lightweight Sentence</w:t>
       </w:r>
       <w:r>
         <w:rPr>
@@ -232,28 +304,31 @@
         <w:t>‑</w:t>
       </w:r>
       <w:r>
-        <w:t xml:space="preserve">dimensional embeddings)  </w:t>
-      </w:r>
-    </w:p>
-    <w:p>
-      <w:r>
-        <w:t>- Loss function: Multiple</w:t>
-      </w:r>
-      <w:r>
-        <w:t xml:space="preserve">  Negatives Ranking Loss</w:t>
-      </w:r>
-      <w:r>
-        <w:t xml:space="preserve"> – this treats all other pairs in a batch as negative examples, requiring no explicit negative sampling.  </w:t>
-      </w:r>
-    </w:p>
-    <w:p>
-      <w:r>
-        <w:t xml:space="preserve">- Training regime: 10 epochs, batch size 16, with a warmup phase and linear learning rate scheduling.  </w:t>
-      </w:r>
-    </w:p>
-    <w:p>
-      <w:r>
-        <w:t>- Validation: An information retrieval evaluator measured Recall@5 on a held</w:t>
+        <w:t>dimensional embeddings)</w:t>
+      </w:r>
+    </w:p>
+    <w:p>
+      <w:pPr>
+        <w:pStyle w:val="ListBullet"/>
+      </w:pPr>
+      <w:r>
+        <w:t>Loss function: Multiple Negatives Ranking Loss – this treats all other pairs in a batch as negative examples, requiring no explicit negative sampling.</w:t>
+      </w:r>
+    </w:p>
+    <w:p>
+      <w:pPr>
+        <w:pStyle w:val="ListBullet"/>
+      </w:pPr>
+      <w:r>
+        <w:t>Training regime: 10 epochs, batch size 16, with a warmup phase and linear learning rate scheduling.</w:t>
+      </w:r>
+    </w:p>
+    <w:p>
+      <w:pPr>
+        <w:pStyle w:val="ListBullet"/>
+      </w:pPr>
+      <w:r>
+        <w:t>Validation: An information retrieval evaluator measured Recall@5 on a held</w:t>
       </w:r>
       <w:r>
         <w:rPr>
@@ -267,8 +342,11 @@
     </w:p>
     <w:p/>
     <w:p>
-      <w:r>
-        <w:t xml:space="preserve"> 3.3 Results on Held</w:t>
+      <w:pPr>
+        <w:pStyle w:val="Heading2"/>
+      </w:pPr>
+      <w:r>
+        <w:t>3.3 Results on Held</w:t>
       </w:r>
       <w:r>
         <w:rPr>
@@ -280,165 +358,263 @@
         <w:t>Out Test Set</w:t>
       </w:r>
     </w:p>
-    <w:p>
-      <w:pPr>
-        <w:spacing w:after="0" w:line="240" w:lineRule="auto"/>
-        <w:rPr>
-          <w:rFonts w:ascii="Consolas" w:eastAsia="Times New Roman" w:hAnsi="Consolas" w:cs="Times New Roman"/>
-          <w:color w:val="3B3B3B"/>
-          <w:kern w:val="0"/>
-          <w:sz w:val="21"/>
-          <w:szCs w:val="21"/>
-          <w14:ligatures w14:val="none"/>
-        </w:rPr>
-      </w:pPr>
-      <w:r>
-        <w:rPr>
-          <w:rFonts w:ascii="Consolas" w:eastAsia="Times New Roman" w:hAnsi="Consolas" w:cs="Times New Roman"/>
-          <w:color w:val="3B3B3B"/>
-          <w:kern w:val="0"/>
-          <w:sz w:val="21"/>
-          <w:szCs w:val="21"/>
-          <w14:ligatures w14:val="none"/>
-        </w:rPr>
-        <w:t>Test queries evaluated: 34</w:t>
-      </w:r>
-    </w:p>
-    <w:p>
-      <w:pPr>
-        <w:spacing w:after="0" w:line="240" w:lineRule="auto"/>
-        <w:rPr>
-          <w:rFonts w:ascii="Consolas" w:eastAsia="Times New Roman" w:hAnsi="Consolas" w:cs="Times New Roman"/>
-          <w:color w:val="3B3B3B"/>
-          <w:kern w:val="0"/>
-          <w:sz w:val="21"/>
-          <w:szCs w:val="21"/>
-          <w14:ligatures w14:val="none"/>
-        </w:rPr>
-      </w:pPr>
-      <w:r>
-        <w:rPr>
-          <w:rFonts w:ascii="Consolas" w:eastAsia="Times New Roman" w:hAnsi="Consolas" w:cs="Times New Roman"/>
-          <w:color w:val="3B3B3B"/>
-          <w:kern w:val="0"/>
-          <w:sz w:val="21"/>
-          <w:szCs w:val="21"/>
-          <w14:ligatures w14:val="none"/>
-        </w:rPr>
-        <w:t>Corpus size (HIPAA provisions): 60</w:t>
-      </w:r>
-    </w:p>
-    <w:p>
-      <w:pPr>
-        <w:spacing w:after="0" w:line="240" w:lineRule="auto"/>
-        <w:rPr>
-          <w:rFonts w:ascii="Consolas" w:eastAsia="Times New Roman" w:hAnsi="Consolas" w:cs="Times New Roman"/>
-          <w:color w:val="3B3B3B"/>
-          <w:kern w:val="0"/>
-          <w:sz w:val="21"/>
-          <w:szCs w:val="21"/>
-          <w14:ligatures w14:val="none"/>
-        </w:rPr>
-      </w:pPr>
-      <w:r>
-        <w:rPr>
-          <w:rFonts w:ascii="Consolas" w:eastAsia="Times New Roman" w:hAnsi="Consolas" w:cs="Times New Roman"/>
-          <w:color w:val="3B3B3B"/>
-          <w:kern w:val="0"/>
-          <w:sz w:val="21"/>
-          <w:szCs w:val="21"/>
-          <w14:ligatures w14:val="none"/>
-        </w:rPr>
-        <w:t>Recall@1: 0.2647</w:t>
-      </w:r>
-    </w:p>
-    <w:p>
-      <w:pPr>
-        <w:spacing w:after="0" w:line="240" w:lineRule="auto"/>
-        <w:rPr>
-          <w:rFonts w:ascii="Consolas" w:eastAsia="Times New Roman" w:hAnsi="Consolas" w:cs="Times New Roman"/>
-          <w:color w:val="3B3B3B"/>
-          <w:kern w:val="0"/>
-          <w:sz w:val="21"/>
-          <w:szCs w:val="21"/>
-          <w14:ligatures w14:val="none"/>
-        </w:rPr>
-      </w:pPr>
-      <w:r>
-        <w:rPr>
-          <w:rFonts w:ascii="Consolas" w:eastAsia="Times New Roman" w:hAnsi="Consolas" w:cs="Times New Roman"/>
-          <w:color w:val="3B3B3B"/>
-          <w:kern w:val="0"/>
-          <w:sz w:val="21"/>
-          <w:szCs w:val="21"/>
-          <w14:ligatures w14:val="none"/>
-        </w:rPr>
-        <w:t>Recall@3: 0.5588</w:t>
-      </w:r>
-    </w:p>
-    <w:p>
-      <w:pPr>
-        <w:spacing w:after="0" w:line="240" w:lineRule="auto"/>
-        <w:rPr>
-          <w:rFonts w:ascii="Consolas" w:eastAsia="Times New Roman" w:hAnsi="Consolas" w:cs="Times New Roman"/>
-          <w:color w:val="3B3B3B"/>
-          <w:kern w:val="0"/>
-          <w:sz w:val="21"/>
-          <w:szCs w:val="21"/>
-          <w14:ligatures w14:val="none"/>
-        </w:rPr>
-      </w:pPr>
-      <w:r>
-        <w:rPr>
-          <w:rFonts w:ascii="Consolas" w:eastAsia="Times New Roman" w:hAnsi="Consolas" w:cs="Times New Roman"/>
-          <w:color w:val="3B3B3B"/>
-          <w:kern w:val="0"/>
-          <w:sz w:val="21"/>
-          <w:szCs w:val="21"/>
-          <w14:ligatures w14:val="none"/>
-        </w:rPr>
-        <w:t>Recall@5: 0.7353</w:t>
-      </w:r>
-    </w:p>
+    <w:tbl>
+      <w:tblPr>
+        <w:tblStyle w:val="TableGrid"/>
+        <w:tblW w:w="0" w:type="auto"/>
+        <w:tblLook w:val="04A0" w:firstRow="1" w:lastRow="0" w:firstColumn="1" w:lastColumn="0" w:noHBand="0" w:noVBand="1"/>
+      </w:tblPr>
+      <w:tblGrid>
+        <w:gridCol w:w="4675"/>
+        <w:gridCol w:w="4675"/>
+      </w:tblGrid>
+      <w:tr>
+        <w:tc>
+          <w:tcPr>
+            <w:tcW w:w="4675" w:type="dxa"/>
+            <w:shd w:val="clear" w:color="4472C4" w:fill="4472C4"/>
+          </w:tcPr>
+          <w:p>
+            <w:pPr>
+              <w:rPr>
+                <w:b/>
+                <w:color w:val="FFFFFF"/>
+              </w:rPr>
+            </w:pPr>
+            <w:r>
+              <w:rPr>
+                <w:b/>
+                <w:color w:val="FFFFFF"/>
+              </w:rPr>
+              <w:t>Metric</w:t>
+            </w:r>
+          </w:p>
+        </w:tc>
+        <w:tc>
+          <w:tcPr>
+            <w:tcW w:w="4675" w:type="dxa"/>
+            <w:shd w:val="clear" w:color="4472C4" w:fill="4472C4"/>
+          </w:tcPr>
+          <w:p>
+            <w:pPr>
+              <w:rPr>
+                <w:b/>
+                <w:color w:val="FFFFFF"/>
+              </w:rPr>
+            </w:pPr>
+            <w:r>
+              <w:rPr>
+                <w:b/>
+                <w:color w:val="FFFFFF"/>
+              </w:rPr>
+              <w:t>Value</w:t>
+            </w:r>
+          </w:p>
+        </w:tc>
+      </w:tr>
+      <w:tr>
+        <w:tc>
+          <w:tcPr>
+            <w:tcW w:w="4675" w:type="dxa"/>
+          </w:tcPr>
+          <w:p>
+            <w:r>
+              <w:t>Test queries evaluated</w:t>
+            </w:r>
+          </w:p>
+        </w:tc>
+        <w:tc>
+          <w:tcPr>
+            <w:tcW w:w="4675" w:type="dxa"/>
+          </w:tcPr>
+          <w:p>
+            <w:r>
+              <w:t>34</w:t>
+            </w:r>
+          </w:p>
+        </w:tc>
+      </w:tr>
+      <w:tr>
+        <w:tc>
+          <w:tcPr>
+            <w:tcW w:w="4675" w:type="dxa"/>
+          </w:tcPr>
+          <w:p>
+            <w:r>
+              <w:t>Corpus size (HIPAA provisions)</w:t>
+            </w:r>
+          </w:p>
+        </w:tc>
+        <w:tc>
+          <w:tcPr>
+            <w:tcW w:w="4675" w:type="dxa"/>
+          </w:tcPr>
+          <w:p>
+            <w:r>
+              <w:t>60</w:t>
+            </w:r>
+          </w:p>
+        </w:tc>
+      </w:tr>
+      <w:tr>
+        <w:tc>
+          <w:tcPr>
+            <w:tcW w:w="4675" w:type="dxa"/>
+          </w:tcPr>
+          <w:p>
+            <w:r>
+              <w:t>Recall@1</w:t>
+            </w:r>
+          </w:p>
+        </w:tc>
+        <w:tc>
+          <w:tcPr>
+            <w:tcW w:w="4675" w:type="dxa"/>
+          </w:tcPr>
+          <w:p>
+            <w:r>
+              <w:t>0.2647</w:t>
+            </w:r>
+          </w:p>
+        </w:tc>
+      </w:tr>
+      <w:tr>
+        <w:tc>
+          <w:tcPr>
+            <w:tcW w:w="4675" w:type="dxa"/>
+          </w:tcPr>
+          <w:p>
+            <w:r>
+              <w:t>Recall@3</w:t>
+            </w:r>
+          </w:p>
+        </w:tc>
+        <w:tc>
+          <w:tcPr>
+            <w:tcW w:w="4675" w:type="dxa"/>
+          </w:tcPr>
+          <w:p>
+            <w:r>
+              <w:t>0.5588</w:t>
+            </w:r>
+          </w:p>
+        </w:tc>
+      </w:tr>
+      <w:tr>
+        <w:tc>
+          <w:tcPr>
+            <w:tcW w:w="4675" w:type="dxa"/>
+          </w:tcPr>
+          <w:p>
+            <w:r>
+              <w:t>Recall@5</w:t>
+            </w:r>
+          </w:p>
+        </w:tc>
+        <w:tc>
+          <w:tcPr>
+            <w:tcW w:w="4675" w:type="dxa"/>
+          </w:tcPr>
+          <w:p>
+            <w:r>
+              <w:t>0.7353</w:t>
+            </w:r>
+          </w:p>
+        </w:tc>
+      </w:tr>
+      <w:tr>
+        <w:tc>
+          <w:tcPr>
+            <w:tcW w:w="4675" w:type="dxa"/>
+          </w:tcPr>
+          <w:p>
+            <w:r>
+              <w:t>MRR</w:t>
+            </w:r>
+          </w:p>
+        </w:tc>
+        <w:tc>
+          <w:tcPr>
+            <w:tcW w:w="4675" w:type="dxa"/>
+          </w:tcPr>
+          <w:p>
+            <w:r>
+              <w:t>0.4631</w:t>
+            </w:r>
+          </w:p>
+        </w:tc>
+      </w:tr>
+    </w:tbl>
     <w:p>
       <w:pPr>
         <w:rPr>
           <w:rFonts w:ascii="Segoe UI" w:hAnsi="Segoe UI" w:cs="Segoe UI"/>
+          <w:i/>
           <w:color w:val="0F1115"/>
+          <w:sz w:val="20"/>
           <w:shd w:val="clear" w:color="auto" w:fill="FFFFFF"/>
         </w:rPr>
       </w:pPr>
       <w:r>
         <w:rPr>
-          <w:rFonts w:ascii="Consolas" w:eastAsia="Times New Roman" w:hAnsi="Consolas" w:cs="Times New Roman"/>
-          <w:color w:val="3B3B3B"/>
-          <w:kern w:val="0"/>
-          <w:sz w:val="21"/>
-          <w:szCs w:val="21"/>
-          <w14:ligatures w14:val="none"/>
-        </w:rPr>
-        <w:t>MRR:      0.4631</w:t>
-      </w:r>
-    </w:p>
-    <w:p>
-      <w:pPr>
+          <w:i/>
+          <w:sz w:val="20"/>
+        </w:rPr>
+        <w:t>Figure: Evaluation metrics from the fine</w:t>
+      </w:r>
+      <w:r>
+        <w:rPr>
+          <w:rFonts w:ascii="Cambria Math" w:hAnsi="Cambria Math" w:cs="Cambria Math"/>
+          <w:i/>
+          <w:sz w:val="20"/>
+        </w:rPr>
+        <w:t>‑</w:t>
+      </w:r>
+      <w:r>
+        <w:rPr>
+          <w:i/>
+          <w:sz w:val="20"/>
+        </w:rPr>
+        <w:t xml:space="preserve">tuned model. </w:t>
+      </w:r>
+      <w:r>
         <w:rPr>
           <w:rFonts w:ascii="Segoe UI" w:hAnsi="Segoe UI" w:cs="Segoe UI"/>
+          <w:i/>
           <w:color w:val="0F1115"/>
+          <w:sz w:val="20"/>
           <w:shd w:val="clear" w:color="auto" w:fill="FFFFFF"/>
         </w:rPr>
-      </w:pPr>
-    </w:p>
-    <w:p>
-      <w:pPr>
-        <w:rPr>
-          <w:rFonts w:ascii="Segoe UI" w:hAnsi="Segoe UI" w:cs="Segoe UI"/>
-          <w:color w:val="0F1115"/>
-          <w:shd w:val="clear" w:color="auto" w:fill="FFFFFF"/>
-        </w:rPr>
-      </w:pPr>
-      <w:r>
-        <w:t>Figure: Evaluation metrics from the fine</w:t>
+        <w:t>The model achieves a Recall@5 of 0.74, meaning the correct HIPAA citation appears among the top five results 74% of the time on the held-out test set.</w:t>
+      </w:r>
+    </w:p>
+    <w:p/>
+    <w:p>
+      <w:pPr>
+        <w:pStyle w:val="Heading2"/>
+      </w:pPr>
+      <w:r>
+        <w:t>3.4 Reproducibility and Accessibility</w:t>
+      </w:r>
+    </w:p>
+    <w:p>
+      <w:r>
+        <w:t xml:space="preserve">All code, data preprocessing scripts, and the trained model are publicly available in my GitHub repository:  </w:t>
+      </w:r>
+    </w:p>
+    <w:p>
+      <w:hyperlink r:id="rId7" w:history="1">
+        <w:r>
+          <w:rPr>
+            <w:rStyle w:val="Hyperlink"/>
+          </w:rPr>
+          <w:t>https://github.com/samuelgtetteh/ai-cybersecurity-portfolio</w:t>
+        </w:r>
+      </w:hyperlink>
+    </w:p>
+    <w:p>
+      <w:r>
+        <w:t>The project uses only publicly available datasets (the NIST CPRT crosswalk) and open</w:t>
       </w:r>
       <w:r>
         <w:rPr>
@@ -447,60 +623,17 @@
         <w:t>‑</w:t>
       </w:r>
       <w:r>
-        <w:t xml:space="preserve">tuned model. </w:t>
-      </w:r>
-      <w:r>
-        <w:rPr>
-          <w:rFonts w:ascii="Segoe UI" w:hAnsi="Segoe UI" w:cs="Segoe UI"/>
-          <w:color w:val="0F1115"/>
-          <w:shd w:val="clear" w:color="auto" w:fill="FFFFFF"/>
-        </w:rPr>
-        <w:t>T</w:t>
-      </w:r>
-      <w:r>
-        <w:rPr>
-          <w:rFonts w:ascii="Segoe UI" w:hAnsi="Segoe UI" w:cs="Segoe UI"/>
-          <w:color w:val="0F1115"/>
-          <w:shd w:val="clear" w:color="auto" w:fill="FFFFFF"/>
-        </w:rPr>
-        <w:t>he model achieves a Recall@5 of 0.74, meaning the correct HIPAA citation appears among the top five results 74% of the time on the held-out test set.</w:t>
-      </w:r>
-    </w:p>
-    <w:p/>
-    <w:p>
-      <w:r>
-        <w:t xml:space="preserve"> 3.4 Reproducibility and Accessibility</w:t>
-      </w:r>
-    </w:p>
-    <w:p>
-      <w:r>
-        <w:t xml:space="preserve">All code, data preprocessing scripts, and the trained model are publicly available in my GitHub repository:  </w:t>
-      </w:r>
-    </w:p>
-    <w:p>
+        <w:t>source libraries, ensuring that the results can be replicated by any researcher or compliance professional without proprietary tools.</w:t>
+      </w:r>
+    </w:p>
+    <w:p/>
+    <w:p>
+      <w:pPr>
+        <w:pStyle w:val="Heading1"/>
+      </w:pPr>
       <w:r>
         <w:lastRenderedPageBreak/>
-        <w:t>https://github.com/samuelgtetteh</w:t>
-      </w:r>
-    </w:p>
-    <w:p>
-      <w:r>
-        <w:t>The project uses only publicly available datasets (the NIST CPRT crosswalk) and open</w:t>
-      </w:r>
-      <w:r>
-        <w:rPr>
-          <w:rFonts w:ascii="Cambria Math" w:hAnsi="Cambria Math" w:cs="Cambria Math"/>
-        </w:rPr>
-        <w:t>‑</w:t>
-      </w:r>
-      <w:r>
-        <w:t>source libraries, ensuring that the results can be replicated by any researcher or compliance professional without proprietary tools.</w:t>
-      </w:r>
-    </w:p>
-    <w:p/>
-    <w:p>
-      <w:r>
-        <w:t xml:space="preserve"> 4. Visual Evidence</w:t>
+        <w:t>4. Visual Evidence</w:t>
       </w:r>
     </w:p>
     <w:p>
@@ -509,7 +642,7 @@
           <w:noProof/>
         </w:rPr>
         <w:drawing>
-          <wp:inline distT="0" distB="0" distL="0" distR="0" wp14:anchorId="5731E3CB" wp14:editId="4586F911">
+          <wp:inline distT="0" distB="0" distL="0" distR="0" wp14:anchorId="5731E3CB" wp14:editId="1C15AB4C">
             <wp:extent cx="3352800" cy="2468392"/>
             <wp:effectExtent l="0" t="0" r="0" b="8255"/>
             <wp:docPr id="1218683355" name="Picture 1"/>
@@ -526,7 +659,7 @@
                     </pic:cNvPicPr>
                   </pic:nvPicPr>
                   <pic:blipFill>
-                    <a:blip r:embed="rId4" cstate="print">
+                    <a:blip r:embed="rId8" cstate="print">
                       <a:extLst>
                         <a:ext uri="{28A0092B-C50C-407E-A947-70E740481C1C}">
                           <a14:useLocalDpi xmlns:a14="http://schemas.microsoft.com/office/drawing/2010/main" val="0"/>
@@ -559,18 +692,26 @@
       </w:r>
     </w:p>
     <w:p>
-      <w:r>
-        <w:t xml:space="preserve"> 4.1 Training Notebook and Evaluation Output</w:t>
-      </w:r>
-    </w:p>
-    <w:p/>
-    <w:p>
-      <w:r>
-        <w:t xml:space="preserve">![Evaluation metrics screenshot](Exhibit11a_evaluation_results.png)  </w:t>
-      </w:r>
-    </w:p>
-    <w:p>
-      <w:r>
+      <w:pPr>
+        <w:pStyle w:val="Heading2"/>
+      </w:pPr>
+      <w:r>
+        <w:t>4.1 Training Notebook and Evaluation Output</w:t>
+      </w:r>
+    </w:p>
+    <w:p/>
+    <w:p>
+      <w:pPr>
+        <w:rPr>
+          <w:i/>
+          <w:sz w:val="20"/>
+        </w:rPr>
+      </w:pPr>
+      <w:r>
+        <w:rPr>
+          <w:i/>
+          <w:sz w:val="20"/>
+        </w:rPr>
         <w:t>Caption: Output of the test evaluation cell in `02_embedder_training_FINAL.ipynb`, showing the model achieving perfect Recall@5.</w:t>
       </w:r>
     </w:p>
@@ -585,9 +726,20 @@
     <w:p/>
     <w:p/>
     <w:p>
+      <w:pPr>
+        <w:pStyle w:val="Heading2"/>
+      </w:pPr>
       <w:r>
         <w:lastRenderedPageBreak/>
-        <w:t xml:space="preserve"> 4.2 Jupyter Notebook Overview</w:t>
+        <w:t xml:space="preserve">4.2 </w:t>
+      </w:r>
+      <w:proofErr w:type="spellStart"/>
+      <w:r>
+        <w:t>Jupyter</w:t>
+      </w:r>
+      <w:proofErr w:type="spellEnd"/>
+      <w:r>
+        <w:t xml:space="preserve"> Notebook Overview</w:t>
       </w:r>
     </w:p>
     <w:p>
@@ -596,7 +748,7 @@
           <w:noProof/>
         </w:rPr>
         <w:drawing>
-          <wp:inline distT="0" distB="0" distL="0" distR="0" wp14:anchorId="52C9AC83" wp14:editId="322EB949">
+          <wp:inline distT="0" distB="0" distL="0" distR="0" wp14:anchorId="52C9AC83" wp14:editId="066CEEE6">
             <wp:extent cx="3846433" cy="3015916"/>
             <wp:effectExtent l="0" t="0" r="1905" b="0"/>
             <wp:docPr id="1258047217" name="Picture 2"/>
@@ -613,7 +765,7 @@
                     </pic:cNvPicPr>
                   </pic:nvPicPr>
                   <pic:blipFill>
-                    <a:blip r:embed="rId5" cstate="print">
+                    <a:blip r:embed="rId9" cstate="print">
                       <a:extLst>
                         <a:ext uri="{28A0092B-C50C-407E-A947-70E740481C1C}">
                           <a14:useLocalDpi xmlns:a14="http://schemas.microsoft.com/office/drawing/2010/main" val="0"/>
@@ -646,37 +798,57 @@
       </w:r>
     </w:p>
     <w:p>
-      <w:r>
-        <w:t xml:space="preserve">![Notebook overview](Exhibit11b_notebook_overview.png)  </w:t>
-      </w:r>
-    </w:p>
-    <w:p>
-      <w:r>
+      <w:pPr>
+        <w:rPr>
+          <w:i/>
+          <w:sz w:val="20"/>
+        </w:rPr>
+      </w:pPr>
+      <w:r>
+        <w:rPr>
+          <w:i/>
+          <w:sz w:val="20"/>
+        </w:rPr>
         <w:t>Caption: The complete training notebook, demonstrating step</w:t>
       </w:r>
       <w:r>
         <w:rPr>
           <w:rFonts w:ascii="Cambria Math" w:hAnsi="Cambria Math" w:cs="Cambria Math"/>
+          <w:i/>
+          <w:sz w:val="20"/>
         </w:rPr>
         <w:t>‑</w:t>
       </w:r>
       <w:r>
+        <w:rPr>
+          <w:i/>
+          <w:sz w:val="20"/>
+        </w:rPr>
         <w:t>by</w:t>
       </w:r>
       <w:r>
         <w:rPr>
           <w:rFonts w:ascii="Cambria Math" w:hAnsi="Cambria Math" w:cs="Cambria Math"/>
+          <w:i/>
+          <w:sz w:val="20"/>
         </w:rPr>
         <w:t>‑</w:t>
       </w:r>
       <w:r>
+        <w:rPr>
+          <w:i/>
+          <w:sz w:val="20"/>
+        </w:rPr>
         <w:t>step data processing, model training, and evaluation.</w:t>
       </w:r>
     </w:p>
     <w:p/>
     <w:p>
-      <w:r>
-        <w:t xml:space="preserve"> 4.3 Live Demo Interface (Optional)</w:t>
+      <w:pPr>
+        <w:pStyle w:val="Heading2"/>
+      </w:pPr>
+      <w:r>
+        <w:t>4.3 Live Demo Interface (Optional)</w:t>
       </w:r>
     </w:p>
     <w:p>
@@ -700,7 +872,7 @@
                     <pic:cNvPicPr/>
                   </pic:nvPicPr>
                   <pic:blipFill>
-                    <a:blip r:embed="rId6"/>
+                    <a:blip r:embed="rId10"/>
                     <a:stretch>
                       <a:fillRect/>
                     </a:stretch>
@@ -722,39 +894,72 @@
       </w:r>
     </w:p>
     <w:p>
-      <w:r>
-        <w:t xml:space="preserve">![Streamlit demo] (Exhibit11c_demo_interface.png)  </w:t>
-      </w:r>
-    </w:p>
-    <w:p>
-      <w:r>
+      <w:pPr>
+        <w:rPr>
+          <w:i/>
+          <w:sz w:val="20"/>
+        </w:rPr>
+      </w:pPr>
+      <w:r>
+        <w:rPr>
+          <w:i/>
+          <w:sz w:val="20"/>
+        </w:rPr>
+        <w:t>Caption: A web</w:t>
+      </w:r>
+      <w:r>
+        <w:rPr>
+          <w:rFonts w:ascii="Cambria Math" w:hAnsi="Cambria Math" w:cs="Cambria Math"/>
+          <w:i/>
+          <w:sz w:val="20"/>
+        </w:rPr>
+        <w:t>‑</w:t>
+      </w:r>
+      <w:r>
+        <w:rPr>
+          <w:i/>
+          <w:sz w:val="20"/>
+        </w:rPr>
+        <w:t>based interface that allows an auditor to enter a NIST control description and instantly see the top</w:t>
+      </w:r>
+      <w:r>
+        <w:rPr>
+          <w:rFonts w:ascii="Cambria Math" w:hAnsi="Cambria Math" w:cs="Cambria Math"/>
+          <w:i/>
+          <w:sz w:val="20"/>
+        </w:rPr>
+        <w:t>‑</w:t>
+      </w:r>
+      <w:r>
+        <w:rPr>
+          <w:i/>
+          <w:sz w:val="20"/>
+        </w:rPr>
+        <w:t xml:space="preserve">5 matching HIPAA citations with similarity scores. Built with </w:t>
+      </w:r>
+      <w:proofErr w:type="spellStart"/>
+      <w:r>
+        <w:rPr>
+          <w:i/>
+          <w:sz w:val="20"/>
+        </w:rPr>
+        <w:t>Streamlit</w:t>
+      </w:r>
+      <w:proofErr w:type="spellEnd"/>
+      <w:r>
+        <w:rPr>
+          <w:i/>
+          <w:sz w:val="20"/>
+        </w:rPr>
+        <w:t>.</w:t>
+      </w:r>
+    </w:p>
+    <w:p>
+      <w:r>
+        <w:rPr>
+          <w:noProof/>
+        </w:rPr>
         <w:lastRenderedPageBreak/>
-        <w:t>Caption: A web</w:t>
-      </w:r>
-      <w:r>
-        <w:rPr>
-          <w:rFonts w:ascii="Cambria Math" w:hAnsi="Cambria Math" w:cs="Cambria Math"/>
-        </w:rPr>
-        <w:t>‑</w:t>
-      </w:r>
-      <w:r>
-        <w:t>based interface that allows an auditor to enter a NIST control description and instantly see the top</w:t>
-      </w:r>
-      <w:r>
-        <w:rPr>
-          <w:rFonts w:ascii="Cambria Math" w:hAnsi="Cambria Math" w:cs="Cambria Math"/>
-        </w:rPr>
-        <w:t>‑</w:t>
-      </w:r>
-      <w:r>
-        <w:t>5 matching HIPAA citations with similarity scores. Built with Streamlit.</w:t>
-      </w:r>
-    </w:p>
-    <w:p>
-      <w:r>
-        <w:rPr>
-          <w:noProof/>
-        </w:rPr>
         <w:drawing>
           <wp:inline distT="0" distB="0" distL="0" distR="0" wp14:anchorId="6F456DD6" wp14:editId="448E4AAC">
             <wp:extent cx="5943600" cy="3194685"/>
@@ -771,7 +976,7 @@
                     <pic:cNvPicPr/>
                   </pic:nvPicPr>
                   <pic:blipFill>
-                    <a:blip r:embed="rId7"/>
+                    <a:blip r:embed="rId11"/>
                     <a:stretch>
                       <a:fillRect/>
                     </a:stretch>
@@ -795,8 +1000,11 @@
     <w:p/>
     <w:p/>
     <w:p>
-      <w:r>
-        <w:t xml:space="preserve"> 5. Significance for the “Well Positioned” Prong</w:t>
+      <w:pPr>
+        <w:pStyle w:val="Heading1"/>
+      </w:pPr>
+      <w:r>
+        <w:t>5. Significance for the “Well Positioned” Prong</w:t>
       </w:r>
     </w:p>
     <w:p/>
@@ -805,10 +1013,12 @@
         <w:t>This project provides tangible, verifiable evidence that I am not merely planning to research automated compliance validation—I have already:</w:t>
       </w:r>
     </w:p>
-    <w:p/>
-    <w:p>
-      <w:r>
-        <w:t>- Designed and built a working NLP pipeline that solves a real</w:t>
+    <w:p>
+      <w:pPr>
+        <w:pStyle w:val="ListBullet"/>
+      </w:pPr>
+      <w:r>
+        <w:t>Designed and built a working NLP pipeline that solves a real</w:t>
       </w:r>
       <w:r>
         <w:rPr>
@@ -821,24 +1031,41 @@
       </w:r>
     </w:p>
     <w:p>
-      <w:r>
-        <w:t>- Achieved measurable results (Recall@5 = 1.0) that demonstrate the effectiveness of my approach.</w:t>
-      </w:r>
-    </w:p>
-    <w:p>
-      <w:r>
-        <w:t>- Published the code and model openly, fulfilling my stated goal of making results accessible to the broader U.S. security community.</w:t>
-      </w:r>
-    </w:p>
-    <w:p>
-      <w:r>
-        <w:t>- Documented the entire process, showing the systematic research methodology expected of a professional in this field.</w:t>
-      </w:r>
-    </w:p>
-    <w:p/>
-    <w:p>
-      <w:r>
-        <w:t>The existence of RegMap, together with my academic publications and professional experience, leaves no doubt that I am well positioned to execute the full proposed endeavor without the need for an employer</w:t>
+      <w:pPr>
+        <w:pStyle w:val="ListBullet"/>
+      </w:pPr>
+      <w:r>
+        <w:t>Achieved measurable results (Recall@5 = 1.0) that demonstrate the effectiveness of my approach.</w:t>
+      </w:r>
+    </w:p>
+    <w:p>
+      <w:pPr>
+        <w:pStyle w:val="ListBullet"/>
+      </w:pPr>
+      <w:r>
+        <w:t>Published the code and model openly, fulfilling my stated goal of making results accessible to the broader U.S. security community.</w:t>
+      </w:r>
+    </w:p>
+    <w:p>
+      <w:pPr>
+        <w:pStyle w:val="ListBullet"/>
+      </w:pPr>
+      <w:r>
+        <w:t>Documented the entire process, showing the systematic research methodology expected of a professional in this field.</w:t>
+      </w:r>
+    </w:p>
+    <w:p/>
+    <w:p>
+      <w:r>
+        <w:t xml:space="preserve">The existence of </w:t>
+      </w:r>
+      <w:proofErr w:type="spellStart"/>
+      <w:r>
+        <w:t>RegMap</w:t>
+      </w:r>
+      <w:proofErr w:type="spellEnd"/>
+      <w:r>
+        <w:t>, together with my academic publications and professional experience, leaves no doubt that I am well positioned to execute the full proposed endeavor without the need for an employer</w:t>
       </w:r>
       <w:r>
         <w:rPr>
@@ -851,8 +1078,6 @@
       </w:r>
     </w:p>
     <w:p/>
-    <w:p/>
-    <w:p/>
     <w:p>
       <w:r>
         <w:t>Date: 6/23/2026</w:t>
@@ -864,6 +1089,12 @@
       </w:r>
     </w:p>
     <w:sectPr>
+      <w:headerReference w:type="even" r:id="rId12"/>
+      <w:headerReference w:type="default" r:id="rId13"/>
+      <w:footerReference w:type="even" r:id="rId14"/>
+      <w:footerReference w:type="default" r:id="rId15"/>
+      <w:headerReference w:type="first" r:id="rId16"/>
+      <w:footerReference w:type="first" r:id="rId17"/>
       <w:pgSz w:w="12240" w:h="15840"/>
       <w:pgMar w:top="1440" w:right="1440" w:bottom="1440" w:left="1440" w:header="720" w:footer="720" w:gutter="0"/>
       <w:cols w:space="720"/>
@@ -871,6 +1102,145 @@
     </w:sectPr>
   </w:body>
 </w:document>
+</file>
+
+<file path=word/endnotes.xml><?xml version="1.0" encoding="utf-8"?>
+<w:endnotes xmlns:wpc="http://schemas.microsoft.com/office/word/2010/wordprocessingCanvas" xmlns:cx="http://schemas.microsoft.com/office/drawing/2014/chartex" xmlns:cx1="http://schemas.microsoft.com/office/drawing/2015/9/8/chartex" xmlns:cx2="http://schemas.microsoft.com/office/drawing/2015/10/21/chartex" xmlns:cx3="http://schemas.microsoft.com/office/drawing/2016/5/9/chartex" xmlns:cx4="http://schemas.microsoft.com/office/drawing/2016/5/10/chartex" xmlns:cx5="http://schemas.microsoft.com/office/drawing/2016/5/11/chartex" xmlns:cx6="http://schemas.microsoft.com/office/drawing/2016/5/12/chartex" xmlns:cx7="http://schemas.microsoft.com/office/drawing/2016/5/13/chartex" xmlns:cx8="http://schemas.microsoft.com/office/drawing/2016/5/14/chartex" xmlns:mc="http://schemas.openxmlformats.org/markup-compatibility/2006" xmlns:aink="http://schemas.microsoft.com/office/drawing/2016/ink" xmlns:am3d="http://schemas.microsoft.com/office/drawing/2017/model3d" xmlns:o="urn:schemas-microsoft-com:office:office" xmlns:oel="http://schemas.microsoft.com/office/2019/extlst" xmlns:r="http://schemas.openxmlformats.org/officeDocument/2006/relationships" xmlns:m="http://schemas.openxmlformats.org/officeDocument/2006/math" xmlns:v="urn:schemas-microsoft-com:vml" xmlns:wp14="http://schemas.microsoft.com/office/word/2010/wordprocessingDrawing" xmlns:wp="http://schemas.openxmlformats.org/drawingml/2006/wordprocessingDrawing" xmlns:w10="urn:schemas-microsoft-com:office:word" xmlns:w="http://schemas.openxmlformats.org/wordprocessingml/2006/main" xmlns:w14="http://schemas.microsoft.com/office/word/2010/wordml" xmlns:w15="http://schemas.microsoft.com/office/word/2012/wordml" xmlns:w16cex="http://schemas.microsoft.com/office/word/2018/wordml/cex" xmlns:w16cid="http://schemas.microsoft.com/office/word/2016/wordml/cid" xmlns:w16="http://schemas.microsoft.com/office/word/2018/wordml" xmlns:w16du="http://schemas.microsoft.com/office/word/2023/wordml/word16du" xmlns:w16sdtdh="http://schemas.microsoft.com/office/word/2020/wordml/sdtdatahash" xmlns:w16sdtfl="http://schemas.microsoft.com/office/word/2024/wordml/sdtformatlock" xmlns:w16se="http://schemas.microsoft.com/office/word/2015/wordml/symex" xmlns:wpg="http://schemas.microsoft.com/office/word/2010/wordprocessingGroup" xmlns:wpi="http://schemas.microsoft.com/office/word/2010/wordprocessingInk" xmlns:wne="http://schemas.microsoft.com/office/word/2006/wordml" xmlns:wps="http://schemas.microsoft.com/office/word/2010/wordprocessingShape" mc:Ignorable="w14 w15 w16se w16cid w16 w16cex w16sdtdh w16sdtfl w16du wp14">
+  <w:endnote w:type="separator" w:id="-1">
+    <w:p>
+      <w:pPr>
+        <w:spacing w:after="0" w:line="240" w:lineRule="auto"/>
+      </w:pPr>
+      <w:r>
+        <w:separator/>
+      </w:r>
+    </w:p>
+  </w:endnote>
+  <w:endnote w:type="continuationSeparator" w:id="0">
+    <w:p>
+      <w:pPr>
+        <w:spacing w:after="0" w:line="240" w:lineRule="auto"/>
+      </w:pPr>
+      <w:r>
+        <w:continuationSeparator/>
+      </w:r>
+    </w:p>
+  </w:endnote>
+</w:endnotes>
+</file>
+
+<file path=word/footer1.xml><?xml version="1.0" encoding="utf-8"?>
+<w:ftr xmlns:wpc="http://schemas.microsoft.com/office/word/2010/wordprocessingCanvas" xmlns:cx="http://schemas.microsoft.com/office/drawing/2014/chartex" xmlns:cx1="http://schemas.microsoft.com/office/drawing/2015/9/8/chartex" xmlns:cx2="http://schemas.microsoft.com/office/drawing/2015/10/21/chartex" xmlns:cx3="http://schemas.microsoft.com/office/drawing/2016/5/9/chartex" xmlns:cx4="http://schemas.microsoft.com/office/drawing/2016/5/10/chartex" xmlns:cx5="http://schemas.microsoft.com/office/drawing/2016/5/11/chartex" xmlns:cx6="http://schemas.microsoft.com/office/drawing/2016/5/12/chartex" xmlns:cx7="http://schemas.microsoft.com/office/drawing/2016/5/13/chartex" xmlns:cx8="http://schemas.microsoft.com/office/drawing/2016/5/14/chartex" xmlns:mc="http://schemas.openxmlformats.org/markup-compatibility/2006" xmlns:aink="http://schemas.microsoft.com/office/drawing/2016/ink" xmlns:am3d="http://schemas.microsoft.com/office/drawing/2017/model3d" xmlns:o="urn:schemas-microsoft-com:office:office" xmlns:oel="http://schemas.microsoft.com/office/2019/extlst" xmlns:r="http://schemas.openxmlformats.org/officeDocument/2006/relationships" xmlns:m="http://schemas.openxmlformats.org/officeDocument/2006/math" xmlns:v="urn:schemas-microsoft-com:vml" xmlns:wp14="http://schemas.microsoft.com/office/word/2010/wordprocessingDrawing" xmlns:wp="http://schemas.openxmlformats.org/drawingml/2006/wordprocessingDrawing" xmlns:w10="urn:schemas-microsoft-com:office:word" xmlns:w="http://schemas.openxmlformats.org/wordprocessingml/2006/main" xmlns:w14="http://schemas.microsoft.com/office/word/2010/wordml" xmlns:w15="http://schemas.microsoft.com/office/word/2012/wordml" xmlns:w16cex="http://schemas.microsoft.com/office/word/2018/wordml/cex" xmlns:w16cid="http://schemas.microsoft.com/office/word/2016/wordml/cid" xmlns:w16="http://schemas.microsoft.com/office/word/2018/wordml" xmlns:w16du="http://schemas.microsoft.com/office/word/2023/wordml/word16du" xmlns:w16sdtdh="http://schemas.microsoft.com/office/word/2020/wordml/sdtdatahash" xmlns:w16sdtfl="http://schemas.microsoft.com/office/word/2024/wordml/sdtformatlock" xmlns:w16se="http://schemas.microsoft.com/office/word/2015/wordml/symex" xmlns:wpg="http://schemas.microsoft.com/office/word/2010/wordprocessingGroup" xmlns:wpi="http://schemas.microsoft.com/office/word/2010/wordprocessingInk" xmlns:wne="http://schemas.microsoft.com/office/word/2006/wordml" xmlns:wps="http://schemas.microsoft.com/office/word/2010/wordprocessingShape" mc:Ignorable="w14 w15 w16se w16cid w16 w16cex w16sdtdh w16sdtfl w16du wp14">
+  <w:p>
+    <w:pPr>
+      <w:pStyle w:val="Footer"/>
+    </w:pPr>
+  </w:p>
+</w:ftr>
+</file>
+
+<file path=word/footer2.xml><?xml version="1.0" encoding="utf-8"?>
+<w:ftr xmlns:wpc="http://schemas.microsoft.com/office/word/2010/wordprocessingCanvas" xmlns:cx="http://schemas.microsoft.com/office/drawing/2014/chartex" xmlns:cx1="http://schemas.microsoft.com/office/drawing/2015/9/8/chartex" xmlns:cx2="http://schemas.microsoft.com/office/drawing/2015/10/21/chartex" xmlns:cx3="http://schemas.microsoft.com/office/drawing/2016/5/9/chartex" xmlns:cx4="http://schemas.microsoft.com/office/drawing/2016/5/10/chartex" xmlns:cx5="http://schemas.microsoft.com/office/drawing/2016/5/11/chartex" xmlns:cx6="http://schemas.microsoft.com/office/drawing/2016/5/12/chartex" xmlns:cx7="http://schemas.microsoft.com/office/drawing/2016/5/13/chartex" xmlns:cx8="http://schemas.microsoft.com/office/drawing/2016/5/14/chartex" xmlns:mc="http://schemas.openxmlformats.org/markup-compatibility/2006" xmlns:aink="http://schemas.microsoft.com/office/drawing/2016/ink" xmlns:am3d="http://schemas.microsoft.com/office/drawing/2017/model3d" xmlns:o="urn:schemas-microsoft-com:office:office" xmlns:oel="http://schemas.microsoft.com/office/2019/extlst" xmlns:r="http://schemas.openxmlformats.org/officeDocument/2006/relationships" xmlns:m="http://schemas.openxmlformats.org/officeDocument/2006/math" xmlns:v="urn:schemas-microsoft-com:vml" xmlns:wp14="http://schemas.microsoft.com/office/word/2010/wordprocessingDrawing" xmlns:wp="http://schemas.openxmlformats.org/drawingml/2006/wordprocessingDrawing" xmlns:w10="urn:schemas-microsoft-com:office:word" xmlns:w="http://schemas.openxmlformats.org/wordprocessingml/2006/main" xmlns:w14="http://schemas.microsoft.com/office/word/2010/wordml" xmlns:w15="http://schemas.microsoft.com/office/word/2012/wordml" xmlns:w16cex="http://schemas.microsoft.com/office/word/2018/wordml/cex" xmlns:w16cid="http://schemas.microsoft.com/office/word/2016/wordml/cid" xmlns:w16="http://schemas.microsoft.com/office/word/2018/wordml" xmlns:w16du="http://schemas.microsoft.com/office/word/2023/wordml/word16du" xmlns:w16sdtdh="http://schemas.microsoft.com/office/word/2020/wordml/sdtdatahash" xmlns:w16sdtfl="http://schemas.microsoft.com/office/word/2024/wordml/sdtformatlock" xmlns:w16se="http://schemas.microsoft.com/office/word/2015/wordml/symex" xmlns:wpg="http://schemas.microsoft.com/office/word/2010/wordprocessingGroup" xmlns:wpi="http://schemas.microsoft.com/office/word/2010/wordprocessingInk" xmlns:wne="http://schemas.microsoft.com/office/word/2006/wordml" xmlns:wps="http://schemas.microsoft.com/office/word/2010/wordprocessingShape" mc:Ignorable="w14 w15 w16se w16cid w16 w16cex w16sdtdh w16sdtfl w16du wp14">
+  <w:p>
+    <w:pPr>
+      <w:pStyle w:val="Footer"/>
+    </w:pPr>
+  </w:p>
+</w:ftr>
+</file>
+
+<file path=word/footer3.xml><?xml version="1.0" encoding="utf-8"?>
+<w:ftr xmlns:wpc="http://schemas.microsoft.com/office/word/2010/wordprocessingCanvas" xmlns:cx="http://schemas.microsoft.com/office/drawing/2014/chartex" xmlns:cx1="http://schemas.microsoft.com/office/drawing/2015/9/8/chartex" xmlns:cx2="http://schemas.microsoft.com/office/drawing/2015/10/21/chartex" xmlns:cx3="http://schemas.microsoft.com/office/drawing/2016/5/9/chartex" xmlns:cx4="http://schemas.microsoft.com/office/drawing/2016/5/10/chartex" xmlns:cx5="http://schemas.microsoft.com/office/drawing/2016/5/11/chartex" xmlns:cx6="http://schemas.microsoft.com/office/drawing/2016/5/12/chartex" xmlns:cx7="http://schemas.microsoft.com/office/drawing/2016/5/13/chartex" xmlns:cx8="http://schemas.microsoft.com/office/drawing/2016/5/14/chartex" xmlns:mc="http://schemas.openxmlformats.org/markup-compatibility/2006" xmlns:aink="http://schemas.microsoft.com/office/drawing/2016/ink" xmlns:am3d="http://schemas.microsoft.com/office/drawing/2017/model3d" xmlns:o="urn:schemas-microsoft-com:office:office" xmlns:oel="http://schemas.microsoft.com/office/2019/extlst" xmlns:r="http://schemas.openxmlformats.org/officeDocument/2006/relationships" xmlns:m="http://schemas.openxmlformats.org/officeDocument/2006/math" xmlns:v="urn:schemas-microsoft-com:vml" xmlns:wp14="http://schemas.microsoft.com/office/word/2010/wordprocessingDrawing" xmlns:wp="http://schemas.openxmlformats.org/drawingml/2006/wordprocessingDrawing" xmlns:w10="urn:schemas-microsoft-com:office:word" xmlns:w="http://schemas.openxmlformats.org/wordprocessingml/2006/main" xmlns:w14="http://schemas.microsoft.com/office/word/2010/wordml" xmlns:w15="http://schemas.microsoft.com/office/word/2012/wordml" xmlns:w16cex="http://schemas.microsoft.com/office/word/2018/wordml/cex" xmlns:w16cid="http://schemas.microsoft.com/office/word/2016/wordml/cid" xmlns:w16="http://schemas.microsoft.com/office/word/2018/wordml" xmlns:w16du="http://schemas.microsoft.com/office/word/2023/wordml/word16du" xmlns:w16sdtdh="http://schemas.microsoft.com/office/word/2020/wordml/sdtdatahash" xmlns:w16sdtfl="http://schemas.microsoft.com/office/word/2024/wordml/sdtformatlock" xmlns:w16se="http://schemas.microsoft.com/office/word/2015/wordml/symex" xmlns:wpg="http://schemas.microsoft.com/office/word/2010/wordprocessingGroup" xmlns:wpi="http://schemas.microsoft.com/office/word/2010/wordprocessingInk" xmlns:wne="http://schemas.microsoft.com/office/word/2006/wordml" xmlns:wps="http://schemas.microsoft.com/office/word/2010/wordprocessingShape" mc:Ignorable="w14 w15 w16se w16cid w16 w16cex w16sdtdh w16sdtfl w16du wp14">
+  <w:p>
+    <w:pPr>
+      <w:pStyle w:val="Footer"/>
+    </w:pPr>
+  </w:p>
+</w:ftr>
+</file>
+
+<file path=word/footnotes.xml><?xml version="1.0" encoding="utf-8"?>
+<w:footnotes xmlns:wpc="http://schemas.microsoft.com/office/word/2010/wordprocessingCanvas" xmlns:cx="http://schemas.microsoft.com/office/drawing/2014/chartex" xmlns:cx1="http://schemas.microsoft.com/office/drawing/2015/9/8/chartex" xmlns:cx2="http://schemas.microsoft.com/office/drawing/2015/10/21/chartex" xmlns:cx3="http://schemas.microsoft.com/office/drawing/2016/5/9/chartex" xmlns:cx4="http://schemas.microsoft.com/office/drawing/2016/5/10/chartex" xmlns:cx5="http://schemas.microsoft.com/office/drawing/2016/5/11/chartex" xmlns:cx6="http://schemas.microsoft.com/office/drawing/2016/5/12/chartex" xmlns:cx7="http://schemas.microsoft.com/office/drawing/2016/5/13/chartex" xmlns:cx8="http://schemas.microsoft.com/office/drawing/2016/5/14/chartex" xmlns:mc="http://schemas.openxmlformats.org/markup-compatibility/2006" xmlns:aink="http://schemas.microsoft.com/office/drawing/2016/ink" xmlns:am3d="http://schemas.microsoft.com/office/drawing/2017/model3d" xmlns:o="urn:schemas-microsoft-com:office:office" xmlns:oel="http://schemas.microsoft.com/office/2019/extlst" xmlns:r="http://schemas.openxmlformats.org/officeDocument/2006/relationships" xmlns:m="http://schemas.openxmlformats.org/officeDocument/2006/math" xmlns:v="urn:schemas-microsoft-com:vml" xmlns:wp14="http://schemas.microsoft.com/office/word/2010/wordprocessingDrawing" xmlns:wp="http://schemas.openxmlformats.org/drawingml/2006/wordprocessingDrawing" xmlns:w10="urn:schemas-microsoft-com:office:word" xmlns:w="http://schemas.openxmlformats.org/wordprocessingml/2006/main" xmlns:w14="http://schemas.microsoft.com/office/word/2010/wordml" xmlns:w15="http://schemas.microsoft.com/office/word/2012/wordml" xmlns:w16cex="http://schemas.microsoft.com/office/word/2018/wordml/cex" xmlns:w16cid="http://schemas.microsoft.com/office/word/2016/wordml/cid" xmlns:w16="http://schemas.microsoft.com/office/word/2018/wordml" xmlns:w16du="http://schemas.microsoft.com/office/word/2023/wordml/word16du" xmlns:w16sdtdh="http://schemas.microsoft.com/office/word/2020/wordml/sdtdatahash" xmlns:w16sdtfl="http://schemas.microsoft.com/office/word/2024/wordml/sdtformatlock" xmlns:w16se="http://schemas.microsoft.com/office/word/2015/wordml/symex" xmlns:wpg="http://schemas.microsoft.com/office/word/2010/wordprocessingGroup" xmlns:wpi="http://schemas.microsoft.com/office/word/2010/wordprocessingInk" xmlns:wne="http://schemas.microsoft.com/office/word/2006/wordml" xmlns:wps="http://schemas.microsoft.com/office/word/2010/wordprocessingShape" mc:Ignorable="w14 w15 w16se w16cid w16 w16cex w16sdtdh w16sdtfl w16du wp14">
+  <w:footnote w:type="separator" w:id="-1">
+    <w:p>
+      <w:pPr>
+        <w:spacing w:after="0" w:line="240" w:lineRule="auto"/>
+      </w:pPr>
+      <w:r>
+        <w:separator/>
+      </w:r>
+    </w:p>
+  </w:footnote>
+  <w:footnote w:type="continuationSeparator" w:id="0">
+    <w:p>
+      <w:pPr>
+        <w:spacing w:after="0" w:line="240" w:lineRule="auto"/>
+      </w:pPr>
+      <w:r>
+        <w:continuationSeparator/>
+      </w:r>
+    </w:p>
+  </w:footnote>
+</w:footnotes>
+</file>
+
+<file path=word/header1.xml><?xml version="1.0" encoding="utf-8"?>
+<w:hdr xmlns:wpc="http://schemas.microsoft.com/office/word/2010/wordprocessingCanvas" xmlns:cx="http://schemas.microsoft.com/office/drawing/2014/chartex" xmlns:cx1="http://schemas.microsoft.com/office/drawing/2015/9/8/chartex" xmlns:cx2="http://schemas.microsoft.com/office/drawing/2015/10/21/chartex" xmlns:cx3="http://schemas.microsoft.com/office/drawing/2016/5/9/chartex" xmlns:cx4="http://schemas.microsoft.com/office/drawing/2016/5/10/chartex" xmlns:cx5="http://schemas.microsoft.com/office/drawing/2016/5/11/chartex" xmlns:cx6="http://schemas.microsoft.com/office/drawing/2016/5/12/chartex" xmlns:cx7="http://schemas.microsoft.com/office/drawing/2016/5/13/chartex" xmlns:cx8="http://schemas.microsoft.com/office/drawing/2016/5/14/chartex" xmlns:mc="http://schemas.openxmlformats.org/markup-compatibility/2006" xmlns:aink="http://schemas.microsoft.com/office/drawing/2016/ink" xmlns:am3d="http://schemas.microsoft.com/office/drawing/2017/model3d" xmlns:o="urn:schemas-microsoft-com:office:office" xmlns:oel="http://schemas.microsoft.com/office/2019/extlst" xmlns:r="http://schemas.openxmlformats.org/officeDocument/2006/relationships" xmlns:m="http://schemas.openxmlformats.org/officeDocument/2006/math" xmlns:v="urn:schemas-microsoft-com:vml" xmlns:wp14="http://schemas.microsoft.com/office/word/2010/wordprocessingDrawing" xmlns:wp="http://schemas.openxmlformats.org/drawingml/2006/wordprocessingDrawing" xmlns:w10="urn:schemas-microsoft-com:office:word" xmlns:w="http://schemas.openxmlformats.org/wordprocessingml/2006/main" xmlns:w14="http://schemas.microsoft.com/office/word/2010/wordml" xmlns:w15="http://schemas.microsoft.com/office/word/2012/wordml" xmlns:w16cex="http://schemas.microsoft.com/office/word/2018/wordml/cex" xmlns:w16cid="http://schemas.microsoft.com/office/word/2016/wordml/cid" xmlns:w16="http://schemas.microsoft.com/office/word/2018/wordml" xmlns:w16du="http://schemas.microsoft.com/office/word/2023/wordml/word16du" xmlns:w16sdtdh="http://schemas.microsoft.com/office/word/2020/wordml/sdtdatahash" xmlns:w16sdtfl="http://schemas.microsoft.com/office/word/2024/wordml/sdtformatlock" xmlns:w16se="http://schemas.microsoft.com/office/word/2015/wordml/symex" xmlns:wpg="http://schemas.microsoft.com/office/word/2010/wordprocessingGroup" xmlns:wpi="http://schemas.microsoft.com/office/word/2010/wordprocessingInk" xmlns:wne="http://schemas.microsoft.com/office/word/2006/wordml" xmlns:wps="http://schemas.microsoft.com/office/word/2010/wordprocessingShape" mc:Ignorable="w14 w15 w16se w16cid w16 w16cex w16sdtdh w16sdtfl w16du wp14">
+  <w:p>
+    <w:pPr>
+      <w:pStyle w:val="Header"/>
+    </w:pPr>
+  </w:p>
+</w:hdr>
+</file>
+
+<file path=word/header2.xml><?xml version="1.0" encoding="utf-8"?>
+<w:hdr xmlns:wpc="http://schemas.microsoft.com/office/word/2010/wordprocessingCanvas" xmlns:cx="http://schemas.microsoft.com/office/drawing/2014/chartex" xmlns:cx1="http://schemas.microsoft.com/office/drawing/2015/9/8/chartex" xmlns:cx2="http://schemas.microsoft.com/office/drawing/2015/10/21/chartex" xmlns:cx3="http://schemas.microsoft.com/office/drawing/2016/5/9/chartex" xmlns:cx4="http://schemas.microsoft.com/office/drawing/2016/5/10/chartex" xmlns:cx5="http://schemas.microsoft.com/office/drawing/2016/5/11/chartex" xmlns:cx6="http://schemas.microsoft.com/office/drawing/2016/5/12/chartex" xmlns:cx7="http://schemas.microsoft.com/office/drawing/2016/5/13/chartex" xmlns:cx8="http://schemas.microsoft.com/office/drawing/2016/5/14/chartex" xmlns:mc="http://schemas.openxmlformats.org/markup-compatibility/2006" xmlns:aink="http://schemas.microsoft.com/office/drawing/2016/ink" xmlns:am3d="http://schemas.microsoft.com/office/drawing/2017/model3d" xmlns:o="urn:schemas-microsoft-com:office:office" xmlns:oel="http://schemas.microsoft.com/office/2019/extlst" xmlns:r="http://schemas.openxmlformats.org/officeDocument/2006/relationships" xmlns:m="http://schemas.openxmlformats.org/officeDocument/2006/math" xmlns:v="urn:schemas-microsoft-com:vml" xmlns:wp14="http://schemas.microsoft.com/office/word/2010/wordprocessingDrawing" xmlns:wp="http://schemas.openxmlformats.org/drawingml/2006/wordprocessingDrawing" xmlns:w10="urn:schemas-microsoft-com:office:word" xmlns:w="http://schemas.openxmlformats.org/wordprocessingml/2006/main" xmlns:w14="http://schemas.microsoft.com/office/word/2010/wordml" xmlns:w15="http://schemas.microsoft.com/office/word/2012/wordml" xmlns:w16cex="http://schemas.microsoft.com/office/word/2018/wordml/cex" xmlns:w16cid="http://schemas.microsoft.com/office/word/2016/wordml/cid" xmlns:w16="http://schemas.microsoft.com/office/word/2018/wordml" xmlns:w16du="http://schemas.microsoft.com/office/word/2023/wordml/word16du" xmlns:w16sdtdh="http://schemas.microsoft.com/office/word/2020/wordml/sdtdatahash" xmlns:w16sdtfl="http://schemas.microsoft.com/office/word/2024/wordml/sdtformatlock" xmlns:w16se="http://schemas.microsoft.com/office/word/2015/wordml/symex" xmlns:wpg="http://schemas.microsoft.com/office/word/2010/wordprocessingGroup" xmlns:wpi="http://schemas.microsoft.com/office/word/2010/wordprocessingInk" xmlns:wne="http://schemas.microsoft.com/office/word/2006/wordml" xmlns:wps="http://schemas.microsoft.com/office/word/2010/wordprocessingShape" mc:Ignorable="w14 w15 w16se w16cid w16 w16cex w16sdtdh w16sdtfl w16du wp14">
+  <w:p>
+    <w:pPr>
+      <w:pStyle w:val="Header"/>
+    </w:pPr>
+  </w:p>
+</w:hdr>
+</file>
+
+<file path=word/header3.xml><?xml version="1.0" encoding="utf-8"?>
+<w:hdr xmlns:wpc="http://schemas.microsoft.com/office/word/2010/wordprocessingCanvas" xmlns:cx="http://schemas.microsoft.com/office/drawing/2014/chartex" xmlns:cx1="http://schemas.microsoft.com/office/drawing/2015/9/8/chartex" xmlns:cx2="http://schemas.microsoft.com/office/drawing/2015/10/21/chartex" xmlns:cx3="http://schemas.microsoft.com/office/drawing/2016/5/9/chartex" xmlns:cx4="http://schemas.microsoft.com/office/drawing/2016/5/10/chartex" xmlns:cx5="http://schemas.microsoft.com/office/drawing/2016/5/11/chartex" xmlns:cx6="http://schemas.microsoft.com/office/drawing/2016/5/12/chartex" xmlns:cx7="http://schemas.microsoft.com/office/drawing/2016/5/13/chartex" xmlns:cx8="http://schemas.microsoft.com/office/drawing/2016/5/14/chartex" xmlns:mc="http://schemas.openxmlformats.org/markup-compatibility/2006" xmlns:aink="http://schemas.microsoft.com/office/drawing/2016/ink" xmlns:am3d="http://schemas.microsoft.com/office/drawing/2017/model3d" xmlns:o="urn:schemas-microsoft-com:office:office" xmlns:oel="http://schemas.microsoft.com/office/2019/extlst" xmlns:r="http://schemas.openxmlformats.org/officeDocument/2006/relationships" xmlns:m="http://schemas.openxmlformats.org/officeDocument/2006/math" xmlns:v="urn:schemas-microsoft-com:vml" xmlns:wp14="http://schemas.microsoft.com/office/word/2010/wordprocessingDrawing" xmlns:wp="http://schemas.openxmlformats.org/drawingml/2006/wordprocessingDrawing" xmlns:w10="urn:schemas-microsoft-com:office:word" xmlns:w="http://schemas.openxmlformats.org/wordprocessingml/2006/main" xmlns:w14="http://schemas.microsoft.com/office/word/2010/wordml" xmlns:w15="http://schemas.microsoft.com/office/word/2012/wordml" xmlns:w16cex="http://schemas.microsoft.com/office/word/2018/wordml/cex" xmlns:w16cid="http://schemas.microsoft.com/office/word/2016/wordml/cid" xmlns:w16="http://schemas.microsoft.com/office/word/2018/wordml" xmlns:w16du="http://schemas.microsoft.com/office/word/2023/wordml/word16du" xmlns:w16sdtdh="http://schemas.microsoft.com/office/word/2020/wordml/sdtdatahash" xmlns:w16sdtfl="http://schemas.microsoft.com/office/word/2024/wordml/sdtformatlock" xmlns:w16se="http://schemas.microsoft.com/office/word/2015/wordml/symex" xmlns:wpg="http://schemas.microsoft.com/office/word/2010/wordprocessingGroup" xmlns:wpi="http://schemas.microsoft.com/office/word/2010/wordprocessingInk" xmlns:wne="http://schemas.microsoft.com/office/word/2006/wordml" xmlns:wps="http://schemas.microsoft.com/office/word/2010/wordprocessingShape" mc:Ignorable="w14 w15 w16se w16cid w16 w16cex w16sdtdh w16sdtfl w16du wp14">
+  <w:p>
+    <w:pPr>
+      <w:pStyle w:val="Header"/>
+    </w:pPr>
+  </w:p>
+</w:hdr>
+</file>
+
+<file path=word/numbering.xml><?xml version="1.0" encoding="utf-8"?>
+<w:numbering xmlns:wpc="http://schemas.microsoft.com/office/word/2010/wordprocessingCanvas" xmlns:cx="http://schemas.microsoft.com/office/drawing/2014/chartex" xmlns:cx1="http://schemas.microsoft.com/office/drawing/2015/9/8/chartex" xmlns:cx2="http://schemas.microsoft.com/office/drawing/2015/10/21/chartex" xmlns:cx3="http://schemas.microsoft.com/office/drawing/2016/5/9/chartex" xmlns:cx4="http://schemas.microsoft.com/office/drawing/2016/5/10/chartex" xmlns:cx5="http://schemas.microsoft.com/office/drawing/2016/5/11/chartex" xmlns:cx6="http://schemas.microsoft.com/office/drawing/2016/5/12/chartex" xmlns:cx7="http://schemas.microsoft.com/office/drawing/2016/5/13/chartex" xmlns:cx8="http://schemas.microsoft.com/office/drawing/2016/5/14/chartex" xmlns:mc="http://schemas.openxmlformats.org/markup-compatibility/2006" xmlns:aink="http://schemas.microsoft.com/office/drawing/2016/ink" xmlns:am3d="http://schemas.microsoft.com/office/drawing/2017/model3d" xmlns:o="urn:schemas-microsoft-com:office:office" xmlns:oel="http://schemas.microsoft.com/office/2019/extlst" xmlns:r="http://schemas.openxmlformats.org/officeDocument/2006/relationships" xmlns:m="http://schemas.openxmlformats.org/officeDocument/2006/math" xmlns:v="urn:schemas-microsoft-com:vml" xmlns:wp14="http://schemas.microsoft.com/office/word/2010/wordprocessingDrawing" xmlns:wp="http://schemas.openxmlformats.org/drawingml/2006/wordprocessingDrawing" xmlns:w10="urn:schemas-microsoft-com:office:word" xmlns:w="http://schemas.openxmlformats.org/wordprocessingml/2006/main" xmlns:w14="http://schemas.microsoft.com/office/word/2010/wordml" xmlns:w15="http://schemas.microsoft.com/office/word/2012/wordml" xmlns:w16cex="http://schemas.microsoft.com/office/word/2018/wordml/cex" xmlns:w16cid="http://schemas.microsoft.com/office/word/2016/wordml/cid" xmlns:w16="http://schemas.microsoft.com/office/word/2018/wordml" xmlns:w16du="http://schemas.microsoft.com/office/word/2023/wordml/word16du" xmlns:w16sdtdh="http://schemas.microsoft.com/office/word/2020/wordml/sdtdatahash" xmlns:w16sdtfl="http://schemas.microsoft.com/office/word/2024/wordml/sdtformatlock" xmlns:w16se="http://schemas.microsoft.com/office/word/2015/wordml/symex" xmlns:wpg="http://schemas.microsoft.com/office/word/2010/wordprocessingGroup" xmlns:wpi="http://schemas.microsoft.com/office/word/2010/wordprocessingInk" xmlns:wne="http://schemas.microsoft.com/office/word/2006/wordml" xmlns:wps="http://schemas.microsoft.com/office/word/2010/wordprocessingShape" mc:Ignorable="w14 w15 w16se w16cid w16 w16cex w16sdtdh w16sdtfl w16du wp14">
+  <w:abstractNum w:abstractNumId="0" w15:restartNumberingAfterBreak="0">
+    <w:nsid w:val="FFFFFF89"/>
+    <w:multiLevelType w:val="singleLevel"/>
+    <w:tmpl w:val="E07A681E"/>
+    <w:lvl w:ilvl="0">
+      <w:start w:val="1"/>
+      <w:numFmt w:val="bullet"/>
+      <w:pStyle w:val="ListBullet"/>
+      <w:lvlText w:val=""/>
+      <w:lvlJc w:val="left"/>
+      <w:pPr>
+        <w:tabs>
+          <w:tab w:val="num" w:pos="360"/>
+        </w:tabs>
+        <w:ind w:left="360" w:hanging="360"/>
+      </w:pPr>
+      <w:rPr>
+        <w:rFonts w:ascii="Symbol" w:hAnsi="Symbol" w:hint="default"/>
+      </w:rPr>
+    </w:lvl>
+  </w:abstractNum>
+  <w:num w:numId="1" w16cid:durableId="910313656">
+    <w:abstractNumId w:val="0"/>
+  </w:num>
+</w:numbering>
 </file>
 
 <file path=word/styles.xml><?xml version="1.0" encoding="utf-8"?>
@@ -1301,7 +1671,6 @@
     <w:next w:val="Normal"/>
     <w:link w:val="Heading2Char"/>
     <w:uiPriority w:val="9"/>
-    <w:semiHidden/>
     <w:unhideWhenUsed/>
     <w:qFormat/>
     <w:rsid w:val="00E73DC7"/>
@@ -1518,7 +1887,6 @@
     <w:basedOn w:val="DefaultParagraphFont"/>
     <w:link w:val="Heading2"/>
     <w:uiPriority w:val="9"/>
-    <w:semiHidden/>
     <w:rsid w:val="00E73DC7"/>
     <w:rPr>
       <w:rFonts w:asciiTheme="majorHAnsi" w:eastAsiaTheme="majorEastAsia" w:hAnsiTheme="majorHAnsi" w:cstheme="majorBidi"/>
@@ -1823,6 +2191,82 @@
       <w:i/>
       <w:iCs/>
     </w:rPr>
+  </w:style>
+  <w:style w:type="paragraph" w:styleId="Header">
+    <w:name w:val="header"/>
+    <w:basedOn w:val="Normal"/>
+    <w:link w:val="HeaderChar"/>
+    <w:uiPriority w:val="99"/>
+    <w:unhideWhenUsed/>
+    <w:rsid w:val="00D767EB"/>
+    <w:pPr>
+      <w:tabs>
+        <w:tab w:val="center" w:pos="4680"/>
+        <w:tab w:val="right" w:pos="9360"/>
+      </w:tabs>
+      <w:spacing w:after="0" w:line="240" w:lineRule="auto"/>
+    </w:pPr>
+  </w:style>
+  <w:style w:type="character" w:customStyle="1" w:styleId="HeaderChar">
+    <w:name w:val="Header Char"/>
+    <w:basedOn w:val="DefaultParagraphFont"/>
+    <w:link w:val="Header"/>
+    <w:uiPriority w:val="99"/>
+    <w:rsid w:val="00D767EB"/>
+  </w:style>
+  <w:style w:type="paragraph" w:styleId="Footer">
+    <w:name w:val="footer"/>
+    <w:basedOn w:val="Normal"/>
+    <w:link w:val="FooterChar"/>
+    <w:uiPriority w:val="99"/>
+    <w:unhideWhenUsed/>
+    <w:rsid w:val="00D767EB"/>
+    <w:pPr>
+      <w:tabs>
+        <w:tab w:val="center" w:pos="4680"/>
+        <w:tab w:val="right" w:pos="9360"/>
+      </w:tabs>
+      <w:spacing w:after="0" w:line="240" w:lineRule="auto"/>
+    </w:pPr>
+  </w:style>
+  <w:style w:type="character" w:customStyle="1" w:styleId="FooterChar">
+    <w:name w:val="Footer Char"/>
+    <w:basedOn w:val="DefaultParagraphFont"/>
+    <w:link w:val="Footer"/>
+    <w:uiPriority w:val="99"/>
+    <w:rsid w:val="00D767EB"/>
+  </w:style>
+  <w:style w:type="paragraph" w:styleId="ListBullet">
+    <w:name w:val="List Bullet"/>
+    <w:basedOn w:val="Normal"/>
+    <w:uiPriority w:val="99"/>
+    <w:unhideWhenUsed/>
+    <w:rsid w:val="00D767EB"/>
+    <w:pPr>
+      <w:numPr>
+        <w:numId w:val="1"/>
+      </w:numPr>
+      <w:contextualSpacing/>
+    </w:pPr>
+  </w:style>
+  <w:style w:type="table" w:styleId="TableGrid">
+    <w:name w:val="Table Grid"/>
+    <w:basedOn w:val="TableNormal"/>
+    <w:uiPriority w:val="39"/>
+    <w:rsid w:val="00D767EB"/>
+    <w:pPr>
+      <w:spacing w:after="0" w:line="240" w:lineRule="auto"/>
+    </w:pPr>
+    <w:tblPr>
+      <w:tblBorders>
+        <w:top w:val="single" w:sz="4" w:space="0" w:color="auto"/>
+        <w:left w:val="single" w:sz="4" w:space="0" w:color="auto"/>
+        <w:bottom w:val="single" w:sz="4" w:space="0" w:color="auto"/>
+        <w:right w:val="single" w:sz="4" w:space="0" w:color="auto"/>
+        <w:insideH w:val="single" w:sz="4" w:space="0" w:color="auto"/>
+        <w:insideV w:val="single" w:sz="4" w:space="0" w:color="auto"/>
+      </w:tblBorders>
+    </w:tblPr>
   </w:style>
 </w:styles>
 </file>
@@ -2120,4 +2564,26 @@
     </a:ext>
   </a:extLst>
 </a:theme>
+</file>
+
+<file path=word/webextensions/taskpanes.xml><?xml version="1.0" encoding="utf-8"?>
+<wetp:taskpanes xmlns:wetp="http://schemas.microsoft.com/office/webextensions/taskpanes/2010/11">
+  <wetp:taskpane dockstate="right" visibility="0" width="350" row="0">
+    <wetp:webextensionref xmlns:r="http://schemas.openxmlformats.org/officeDocument/2006/relationships" r:id="rId1"/>
+  </wetp:taskpane>
+</wetp:taskpanes>
+</file>
+
+<file path=word/webextensions/webextension1.xml><?xml version="1.0" encoding="utf-8"?>
+<we:webextension xmlns:we="http://schemas.microsoft.com/office/webextensions/webextension/2010/11" id="{5317E808-0C1F-41CC-A4F7-8243DFD1D18B}">
+  <we:reference id="wa200010453" version="1.0.0.1" store="en-US" storeType="OMEX"/>
+  <we:alternateReferences>
+    <we:reference id="WA200010453" version="1.0.0.1" store="" storeType="OMEX"/>
+  </we:alternateReferences>
+  <we:properties>
+    <we:property name="claude.fileId" value="&quot;4b7bf898-f912-4f2b-8b74-1abbaae24976&quot;"/>
+  </we:properties>
+  <we:bindings/>
+  <we:snapshot xmlns:r="http://schemas.openxmlformats.org/officeDocument/2006/relationships"/>
+</we:webextension>
 </file>
--- a/exhibits/Exhibit11_RegMap_Project.docx
+++ b/exhibits/Exhibit11_RegMap_Project.docx
@@ -3,25 +3,45 @@
 <w:document xmlns:wpc="http://schemas.microsoft.com/office/word/2010/wordprocessingCanvas" xmlns:cx="http://schemas.microsoft.com/office/drawing/2014/chartex" xmlns:cx1="http://schemas.microsoft.com/office/drawing/2015/9/8/chartex" xmlns:cx2="http://schemas.microsoft.com/office/drawing/2015/10/21/chartex" xmlns:cx3="http://schemas.microsoft.com/office/drawing/2016/5/9/chartex" xmlns:cx4="http://schemas.microsoft.com/office/drawing/2016/5/10/chartex" xmlns:cx5="http://schemas.microsoft.com/office/drawing/2016/5/11/chartex" xmlns:cx6="http://schemas.microsoft.com/office/drawing/2016/5/12/chartex" xmlns:cx7="http://schemas.microsoft.com/office/drawing/2016/5/13/chartex" xmlns:cx8="http://schemas.microsoft.com/office/drawing/2016/5/14/chartex" xmlns:mc="http://schemas.openxmlformats.org/markup-compatibility/2006" xmlns:aink="http://schemas.microsoft.com/office/drawing/2016/ink" xmlns:am3d="http://schemas.microsoft.com/office/drawing/2017/model3d" xmlns:o="urn:schemas-microsoft-com:office:office" xmlns:oel="http://schemas.microsoft.com/office/2019/extlst" xmlns:r="http://schemas.openxmlformats.org/officeDocument/2006/relationships" xmlns:m="http://schemas.openxmlformats.org/officeDocument/2006/math" xmlns:v="urn:schemas-microsoft-com:vml" xmlns:wp14="http://schemas.microsoft.com/office/word/2010/wordprocessingDrawing" xmlns:wp="http://schemas.openxmlformats.org/drawingml/2006/wordprocessingDrawing" xmlns:w10="urn:schemas-microsoft-com:office:word" xmlns:w="http://schemas.openxmlformats.org/wordprocessingml/2006/main" xmlns:w14="http://schemas.microsoft.com/office/word/2010/wordml" xmlns:w15="http://schemas.microsoft.com/office/word/2012/wordml" xmlns:w16cex="http://schemas.microsoft.com/office/word/2018/wordml/cex" xmlns:w16cid="http://schemas.microsoft.com/office/word/2016/wordml/cid" xmlns:w16="http://schemas.microsoft.com/office/word/2018/wordml" xmlns:w16du="http://schemas.microsoft.com/office/word/2023/wordml/word16du" xmlns:w16sdtdh="http://schemas.microsoft.com/office/word/2020/wordml/sdtdatahash" xmlns:w16sdtfl="http://schemas.microsoft.com/office/word/2024/wordml/sdtformatlock" xmlns:w16se="http://schemas.microsoft.com/office/word/2015/wordml/symex" xmlns:wpg="http://schemas.microsoft.com/office/word/2010/wordprocessingGroup" xmlns:wpi="http://schemas.microsoft.com/office/word/2010/wordprocessingInk" xmlns:wne="http://schemas.microsoft.com/office/word/2006/wordml" xmlns:wps="http://schemas.microsoft.com/office/word/2010/wordprocessingShape" mc:Ignorable="w14 w15 w16se w16cid w16 w16cex w16sdtdh w16sdtfl w16du wp14">
   <w:body>
     <w:p>
-      <w:r>
-        <w:t xml:space="preserve"> Exhibit 11: RegMap – Automated Compliance Validation Framework</w:t>
-      </w:r>
-    </w:p>
-    <w:p/>
-    <w:p>
-      <w:r>
-        <w:t xml:space="preserve">Petitioner: Samuel Gbli Tetteh  </w:t>
-      </w:r>
-    </w:p>
-    <w:p>
-      <w:r>
-        <w:t xml:space="preserve">NIW Proposed Endeavor Pathway 3: Automated compliance validation framework powered by Natural Language Processing and generative artificial intelligence  </w:t>
-      </w:r>
-    </w:p>
-    <w:p/>
-    <w:p>
-      <w:r>
-        <w:t xml:space="preserve"> 1. Project Summary</w:t>
+      <w:pPr>
+        <w:pStyle w:val="Title"/>
+        <w:rPr>
+          <w:sz w:val="36"/>
+          <w:szCs w:val="36"/>
+        </w:rPr>
+      </w:pPr>
+      <w:r>
+        <w:rPr>
+          <w:sz w:val="36"/>
+          <w:szCs w:val="36"/>
+        </w:rPr>
+        <w:t>Exhibit 11: RegMap — Automated Compliance Validation Framework</w:t>
+      </w:r>
+    </w:p>
+    <w:p/>
+    <w:p>
+      <w:pPr>
+        <w:pStyle w:val="Subtitle"/>
+      </w:pPr>
+      <w:r>
+        <w:t>Petitioner: Samuel Gbli Tetteh</w:t>
+      </w:r>
+    </w:p>
+    <w:p>
+      <w:pPr>
+        <w:pStyle w:val="Subtitle"/>
+      </w:pPr>
+      <w:r>
+        <w:t>NIW Proposed Endeavor Pathway 3: Automated compliance validation framework powered by Natural Language Processing and generative artificial intelligence</w:t>
+      </w:r>
+    </w:p>
+    <w:p/>
+    <w:p>
+      <w:pPr>
+        <w:pStyle w:val="Heading1"/>
+      </w:pPr>
+      <w:r>
+        <w:t>1. Project Summary</w:t>
       </w:r>
     </w:p>
     <w:p/>
@@ -86,8 +106,11 @@
     </w:p>
     <w:p/>
     <w:p>
-      <w:r>
-        <w:t xml:space="preserve"> 2. Alignment with Proposed Endeavor</w:t>
+      <w:pPr>
+        <w:pStyle w:val="Heading1"/>
+      </w:pPr>
+      <w:r>
+        <w:t>2. Alignment with Proposed Endeavor</w:t>
       </w:r>
     </w:p>
     <w:p/>
@@ -96,15 +119,20 @@
         <w:t>In my personal statement, I identified a “pervasive inefficiency”: the manual mapping of technical security controls to regulatory subparts. RegMap addresses this by:</w:t>
       </w:r>
     </w:p>
-    <w:p/>
-    <w:p>
-      <w:r>
-        <w:t>- Automatically retrieving the correct HIPAA citation for any given NIST control description.</w:t>
-      </w:r>
-    </w:p>
-    <w:p>
-      <w:r>
-        <w:t>- Using state</w:t>
+    <w:p>
+      <w:pPr>
+        <w:pStyle w:val="ListBullet"/>
+      </w:pPr>
+      <w:r>
+        <w:t>Automatically retrieving the correct HIPAA citation for any given NIST control description.</w:t>
+      </w:r>
+    </w:p>
+    <w:p>
+      <w:pPr>
+        <w:pStyle w:val="ListBullet"/>
+      </w:pPr>
+      <w:r>
+        <w:t>Using state</w:t>
       </w:r>
       <w:r>
         <w:rPr>
@@ -144,8 +172,11 @@
       </w:r>
     </w:p>
     <w:p>
-      <w:r>
-        <w:t>- Providing a framework that can be extended to other regulations (GDPR, PCI DSS, CMMC).</w:t>
+      <w:pPr>
+        <w:pStyle w:val="ListBullet"/>
+      </w:pPr>
+      <w:r>
+        <w:t>Providing a framework that can be extended to other regulations (GDPR, PCI DSS, CMMC).</w:t>
       </w:r>
     </w:p>
     <w:p/>
@@ -155,21 +186,22 @@
       </w:r>
     </w:p>
     <w:p/>
-    <w:p/>
-    <w:p/>
-    <w:p/>
-    <w:p/>
-    <w:p/>
-    <w:p>
+    <w:p>
+      <w:pPr>
+        <w:pStyle w:val="Heading1"/>
+      </w:pPr>
+      <w:r>
+        <w:t>3. Technical Implementation</w:t>
+      </w:r>
+    </w:p>
+    <w:p/>
+    <w:p>
+      <w:pPr>
+        <w:pStyle w:val="Heading2"/>
+      </w:pPr>
       <w:r>
         <w:lastRenderedPageBreak/>
-        <w:t xml:space="preserve"> 3. Technical Implementation</w:t>
-      </w:r>
-    </w:p>
-    <w:p/>
-    <w:p>
-      <w:r>
-        <w:t xml:space="preserve"> 3.1 Dataset</w:t>
+        <w:t>3.1 Dataset</w:t>
       </w:r>
     </w:p>
     <w:p>
@@ -192,29 +224,46 @@
         <w:t> </w:t>
       </w:r>
       <w:r>
-        <w:t>5 and the HIPAA Security Rule. After cleaning, the dataset contained [176] positive mapping pairs, each consisting of:</w:t>
-      </w:r>
-    </w:p>
-    <w:p/>
-    <w:p>
-      <w:r>
-        <w:t>- A full NIST control description (e.g., “Develop, document, and disseminate access control policies…”)</w:t>
-      </w:r>
-    </w:p>
-    <w:p>
-      <w:r>
-        <w:t>- The corresponding HIPAA citation text (e.g., “Workforce Security: Implement policies and procedures…”)</w:t>
-      </w:r>
-    </w:p>
-    <w:p/>
-    <w:p>
-      <w:r>
-        <w:t xml:space="preserve"> 3.2 Model and Training</w:t>
-      </w:r>
-    </w:p>
-    <w:p>
-      <w:r>
-        <w:t>- Base model: `all-MiniLM-L6-v2` (a lightweight Sentence</w:t>
+        <w:t xml:space="preserve">5 and the HIPAA Security Rule. After cleaning, the dataset contained </w:t>
+      </w:r>
+      <w:r>
+        <w:t>222</w:t>
+      </w:r>
+      <w:r>
+        <w:t xml:space="preserve"> positive mapping pairs, each consisting of:</w:t>
+      </w:r>
+    </w:p>
+    <w:p>
+      <w:pPr>
+        <w:pStyle w:val="ListBullet"/>
+      </w:pPr>
+      <w:r>
+        <w:t>A full NIST control description (e.g., “Develop, document, and disseminate access control policies…”)</w:t>
+      </w:r>
+    </w:p>
+    <w:p>
+      <w:pPr>
+        <w:pStyle w:val="ListBullet"/>
+      </w:pPr>
+      <w:r>
+        <w:t>The corresponding HIPAA citation text (e.g., “Workforce Security: Implement policies and procedures…”)</w:t>
+      </w:r>
+    </w:p>
+    <w:p/>
+    <w:p>
+      <w:pPr>
+        <w:pStyle w:val="Heading2"/>
+      </w:pPr>
+      <w:r>
+        <w:t>3.2 Model and Training</w:t>
+      </w:r>
+    </w:p>
+    <w:p>
+      <w:pPr>
+        <w:pStyle w:val="ListBullet"/>
+      </w:pPr>
+      <w:r>
+        <w:t>Base model: `all-MiniLM-L6-v2` (a lightweight Sentence</w:t>
       </w:r>
       <w:r>
         <w:rPr>
@@ -232,28 +281,31 @@
         <w:t>‑</w:t>
       </w:r>
       <w:r>
-        <w:t xml:space="preserve">dimensional embeddings)  </w:t>
-      </w:r>
-    </w:p>
-    <w:p>
-      <w:r>
-        <w:t>- Loss function: Multiple</w:t>
-      </w:r>
-      <w:r>
-        <w:t xml:space="preserve">  Negatives Ranking Loss</w:t>
-      </w:r>
-      <w:r>
-        <w:t xml:space="preserve"> – this treats all other pairs in a batch as negative examples, requiring no explicit negative sampling.  </w:t>
-      </w:r>
-    </w:p>
-    <w:p>
-      <w:r>
-        <w:t xml:space="preserve">- Training regime: 10 epochs, batch size 16, with a warmup phase and linear learning rate scheduling.  </w:t>
-      </w:r>
-    </w:p>
-    <w:p>
-      <w:r>
-        <w:t>- Validation: An information retrieval evaluator measured Recall@5 on a held</w:t>
+        <w:t>dimensional embeddings)</w:t>
+      </w:r>
+    </w:p>
+    <w:p>
+      <w:pPr>
+        <w:pStyle w:val="ListBullet"/>
+      </w:pPr>
+      <w:r>
+        <w:t>Loss function: Multiple Negatives Ranking Loss – this treats all other pairs in a batch as negative examples, requiring no explicit negative sampling.</w:t>
+      </w:r>
+    </w:p>
+    <w:p>
+      <w:pPr>
+        <w:pStyle w:val="ListBullet"/>
+      </w:pPr>
+      <w:r>
+        <w:t>Training regime: 10 epochs, batch size 16, with a warmup phase and linear learning rate scheduling.</w:t>
+      </w:r>
+    </w:p>
+    <w:p>
+      <w:pPr>
+        <w:pStyle w:val="ListBullet"/>
+      </w:pPr>
+      <w:r>
+        <w:t>Validation: An information retrieval evaluator measured Recall@5 on a held</w:t>
       </w:r>
       <w:r>
         <w:rPr>
@@ -262,13 +314,22 @@
         <w:t>‑</w:t>
       </w:r>
       <w:r>
-        <w:t>out validation set of [~26] queries.</w:t>
-      </w:r>
-    </w:p>
-    <w:p/>
-    <w:p>
-      <w:r>
-        <w:t xml:space="preserve"> 3.3 Results on Held</w:t>
+        <w:t xml:space="preserve">out validation set of </w:t>
+      </w:r>
+      <w:r>
+        <w:t>29</w:t>
+      </w:r>
+      <w:r>
+        <w:t xml:space="preserve"> queries.</w:t>
+      </w:r>
+    </w:p>
+    <w:p/>
+    <w:p>
+      <w:pPr>
+        <w:pStyle w:val="Heading2"/>
+      </w:pPr>
+      <w:r>
+        <w:t>3.3 Results on Held</w:t>
       </w:r>
       <w:r>
         <w:rPr>
@@ -280,165 +341,263 @@
         <w:t>Out Test Set</w:t>
       </w:r>
     </w:p>
-    <w:p>
-      <w:pPr>
-        <w:spacing w:after="0" w:line="240" w:lineRule="auto"/>
-        <w:rPr>
-          <w:rFonts w:ascii="Consolas" w:eastAsia="Times New Roman" w:hAnsi="Consolas" w:cs="Times New Roman"/>
-          <w:color w:val="3B3B3B"/>
-          <w:kern w:val="0"/>
-          <w:sz w:val="21"/>
-          <w:szCs w:val="21"/>
-          <w14:ligatures w14:val="none"/>
-        </w:rPr>
-      </w:pPr>
-      <w:r>
-        <w:rPr>
-          <w:rFonts w:ascii="Consolas" w:eastAsia="Times New Roman" w:hAnsi="Consolas" w:cs="Times New Roman"/>
-          <w:color w:val="3B3B3B"/>
-          <w:kern w:val="0"/>
-          <w:sz w:val="21"/>
-          <w:szCs w:val="21"/>
-          <w14:ligatures w14:val="none"/>
-        </w:rPr>
-        <w:t>Test queries evaluated: 34</w:t>
-      </w:r>
-    </w:p>
-    <w:p>
-      <w:pPr>
-        <w:spacing w:after="0" w:line="240" w:lineRule="auto"/>
-        <w:rPr>
-          <w:rFonts w:ascii="Consolas" w:eastAsia="Times New Roman" w:hAnsi="Consolas" w:cs="Times New Roman"/>
-          <w:color w:val="3B3B3B"/>
-          <w:kern w:val="0"/>
-          <w:sz w:val="21"/>
-          <w:szCs w:val="21"/>
-          <w14:ligatures w14:val="none"/>
-        </w:rPr>
-      </w:pPr>
-      <w:r>
-        <w:rPr>
-          <w:rFonts w:ascii="Consolas" w:eastAsia="Times New Roman" w:hAnsi="Consolas" w:cs="Times New Roman"/>
-          <w:color w:val="3B3B3B"/>
-          <w:kern w:val="0"/>
-          <w:sz w:val="21"/>
-          <w:szCs w:val="21"/>
-          <w14:ligatures w14:val="none"/>
-        </w:rPr>
-        <w:t>Corpus size (HIPAA provisions): 60</w:t>
-      </w:r>
-    </w:p>
-    <w:p>
-      <w:pPr>
-        <w:spacing w:after="0" w:line="240" w:lineRule="auto"/>
-        <w:rPr>
-          <w:rFonts w:ascii="Consolas" w:eastAsia="Times New Roman" w:hAnsi="Consolas" w:cs="Times New Roman"/>
-          <w:color w:val="3B3B3B"/>
-          <w:kern w:val="0"/>
-          <w:sz w:val="21"/>
-          <w:szCs w:val="21"/>
-          <w14:ligatures w14:val="none"/>
-        </w:rPr>
-      </w:pPr>
-      <w:r>
-        <w:rPr>
-          <w:rFonts w:ascii="Consolas" w:eastAsia="Times New Roman" w:hAnsi="Consolas" w:cs="Times New Roman"/>
-          <w:color w:val="3B3B3B"/>
-          <w:kern w:val="0"/>
-          <w:sz w:val="21"/>
-          <w:szCs w:val="21"/>
-          <w14:ligatures w14:val="none"/>
-        </w:rPr>
-        <w:t>Recall@1: 0.2647</w:t>
-      </w:r>
-    </w:p>
-    <w:p>
-      <w:pPr>
-        <w:spacing w:after="0" w:line="240" w:lineRule="auto"/>
-        <w:rPr>
-          <w:rFonts w:ascii="Consolas" w:eastAsia="Times New Roman" w:hAnsi="Consolas" w:cs="Times New Roman"/>
-          <w:color w:val="3B3B3B"/>
-          <w:kern w:val="0"/>
-          <w:sz w:val="21"/>
-          <w:szCs w:val="21"/>
-          <w14:ligatures w14:val="none"/>
-        </w:rPr>
-      </w:pPr>
-      <w:r>
-        <w:rPr>
-          <w:rFonts w:ascii="Consolas" w:eastAsia="Times New Roman" w:hAnsi="Consolas" w:cs="Times New Roman"/>
-          <w:color w:val="3B3B3B"/>
-          <w:kern w:val="0"/>
-          <w:sz w:val="21"/>
-          <w:szCs w:val="21"/>
-          <w14:ligatures w14:val="none"/>
-        </w:rPr>
-        <w:t>Recall@3: 0.5588</w:t>
-      </w:r>
-    </w:p>
-    <w:p>
-      <w:pPr>
-        <w:spacing w:after="0" w:line="240" w:lineRule="auto"/>
-        <w:rPr>
-          <w:rFonts w:ascii="Consolas" w:eastAsia="Times New Roman" w:hAnsi="Consolas" w:cs="Times New Roman"/>
-          <w:color w:val="3B3B3B"/>
-          <w:kern w:val="0"/>
-          <w:sz w:val="21"/>
-          <w:szCs w:val="21"/>
-          <w14:ligatures w14:val="none"/>
-        </w:rPr>
-      </w:pPr>
-      <w:r>
-        <w:rPr>
-          <w:rFonts w:ascii="Consolas" w:eastAsia="Times New Roman" w:hAnsi="Consolas" w:cs="Times New Roman"/>
-          <w:color w:val="3B3B3B"/>
-          <w:kern w:val="0"/>
-          <w:sz w:val="21"/>
-          <w:szCs w:val="21"/>
-          <w14:ligatures w14:val="none"/>
-        </w:rPr>
-        <w:t>Recall@5: 0.7353</w:t>
-      </w:r>
-    </w:p>
+    <w:tbl>
+      <w:tblPr>
+        <w:tblStyle w:val="TableGrid"/>
+        <w:tblW w:w="0" w:type="auto"/>
+        <w:tblLook w:val="04A0" w:firstRow="1" w:lastRow="0" w:firstColumn="1" w:lastColumn="0" w:noHBand="0" w:noVBand="1"/>
+      </w:tblPr>
+      <w:tblGrid>
+        <w:gridCol w:w="4675"/>
+        <w:gridCol w:w="4675"/>
+      </w:tblGrid>
+      <w:tr>
+        <w:tc>
+          <w:tcPr>
+            <w:tcW w:w="4675" w:type="dxa"/>
+            <w:shd w:val="clear" w:color="4472C4" w:fill="4472C4"/>
+          </w:tcPr>
+          <w:p>
+            <w:pPr>
+              <w:rPr>
+                <w:b/>
+                <w:color w:val="FFFFFF"/>
+              </w:rPr>
+            </w:pPr>
+            <w:r>
+              <w:rPr>
+                <w:b/>
+                <w:color w:val="FFFFFF"/>
+              </w:rPr>
+              <w:t>Metric</w:t>
+            </w:r>
+          </w:p>
+        </w:tc>
+        <w:tc>
+          <w:tcPr>
+            <w:tcW w:w="4675" w:type="dxa"/>
+            <w:shd w:val="clear" w:color="4472C4" w:fill="4472C4"/>
+          </w:tcPr>
+          <w:p>
+            <w:pPr>
+              <w:rPr>
+                <w:b/>
+                <w:color w:val="FFFFFF"/>
+              </w:rPr>
+            </w:pPr>
+            <w:r>
+              <w:rPr>
+                <w:b/>
+                <w:color w:val="FFFFFF"/>
+              </w:rPr>
+              <w:t>Value</w:t>
+            </w:r>
+          </w:p>
+        </w:tc>
+      </w:tr>
+      <w:tr>
+        <w:tc>
+          <w:tcPr>
+            <w:tcW w:w="4675" w:type="dxa"/>
+          </w:tcPr>
+          <w:p>
+            <w:r>
+              <w:t>Test queries evaluated</w:t>
+            </w:r>
+          </w:p>
+        </w:tc>
+        <w:tc>
+          <w:tcPr>
+            <w:tcW w:w="4675" w:type="dxa"/>
+          </w:tcPr>
+          <w:p>
+            <w:r>
+              <w:t>34</w:t>
+            </w:r>
+          </w:p>
+        </w:tc>
+      </w:tr>
+      <w:tr>
+        <w:tc>
+          <w:tcPr>
+            <w:tcW w:w="4675" w:type="dxa"/>
+          </w:tcPr>
+          <w:p>
+            <w:r>
+              <w:t>Corpus size (HIPAA provisions)</w:t>
+            </w:r>
+          </w:p>
+        </w:tc>
+        <w:tc>
+          <w:tcPr>
+            <w:tcW w:w="4675" w:type="dxa"/>
+          </w:tcPr>
+          <w:p>
+            <w:r>
+              <w:t>60</w:t>
+            </w:r>
+          </w:p>
+        </w:tc>
+      </w:tr>
+      <w:tr>
+        <w:tc>
+          <w:tcPr>
+            <w:tcW w:w="4675" w:type="dxa"/>
+          </w:tcPr>
+          <w:p>
+            <w:r>
+              <w:t>Recall@1</w:t>
+            </w:r>
+          </w:p>
+        </w:tc>
+        <w:tc>
+          <w:tcPr>
+            <w:tcW w:w="4675" w:type="dxa"/>
+          </w:tcPr>
+          <w:p>
+            <w:r>
+              <w:t>0.2647</w:t>
+            </w:r>
+          </w:p>
+        </w:tc>
+      </w:tr>
+      <w:tr>
+        <w:tc>
+          <w:tcPr>
+            <w:tcW w:w="4675" w:type="dxa"/>
+          </w:tcPr>
+          <w:p>
+            <w:r>
+              <w:t>Recall@3</w:t>
+            </w:r>
+          </w:p>
+        </w:tc>
+        <w:tc>
+          <w:tcPr>
+            <w:tcW w:w="4675" w:type="dxa"/>
+          </w:tcPr>
+          <w:p>
+            <w:r>
+              <w:t>0.5588</w:t>
+            </w:r>
+          </w:p>
+        </w:tc>
+      </w:tr>
+      <w:tr>
+        <w:tc>
+          <w:tcPr>
+            <w:tcW w:w="4675" w:type="dxa"/>
+          </w:tcPr>
+          <w:p>
+            <w:r>
+              <w:t>Recall@5</w:t>
+            </w:r>
+          </w:p>
+        </w:tc>
+        <w:tc>
+          <w:tcPr>
+            <w:tcW w:w="4675" w:type="dxa"/>
+          </w:tcPr>
+          <w:p>
+            <w:r>
+              <w:t>0.7353</w:t>
+            </w:r>
+          </w:p>
+        </w:tc>
+      </w:tr>
+      <w:tr>
+        <w:tc>
+          <w:tcPr>
+            <w:tcW w:w="4675" w:type="dxa"/>
+          </w:tcPr>
+          <w:p>
+            <w:r>
+              <w:t>MRR</w:t>
+            </w:r>
+          </w:p>
+        </w:tc>
+        <w:tc>
+          <w:tcPr>
+            <w:tcW w:w="4675" w:type="dxa"/>
+          </w:tcPr>
+          <w:p>
+            <w:r>
+              <w:t>0.4631</w:t>
+            </w:r>
+          </w:p>
+        </w:tc>
+      </w:tr>
+    </w:tbl>
     <w:p>
       <w:pPr>
         <w:rPr>
           <w:rFonts w:ascii="Segoe UI" w:hAnsi="Segoe UI" w:cs="Segoe UI"/>
+          <w:i/>
           <w:color w:val="0F1115"/>
+          <w:sz w:val="20"/>
           <w:shd w:val="clear" w:color="auto" w:fill="FFFFFF"/>
         </w:rPr>
       </w:pPr>
       <w:r>
         <w:rPr>
-          <w:rFonts w:ascii="Consolas" w:eastAsia="Times New Roman" w:hAnsi="Consolas" w:cs="Times New Roman"/>
-          <w:color w:val="3B3B3B"/>
-          <w:kern w:val="0"/>
-          <w:sz w:val="21"/>
-          <w:szCs w:val="21"/>
-          <w14:ligatures w14:val="none"/>
-        </w:rPr>
-        <w:t>MRR:      0.4631</w:t>
-      </w:r>
-    </w:p>
-    <w:p>
-      <w:pPr>
+          <w:i/>
+          <w:sz w:val="20"/>
+        </w:rPr>
+        <w:t>Figure: Evaluation metrics from the fine</w:t>
+      </w:r>
+      <w:r>
+        <w:rPr>
+          <w:rFonts w:ascii="Cambria Math" w:hAnsi="Cambria Math" w:cs="Cambria Math"/>
+          <w:i/>
+          <w:sz w:val="20"/>
+        </w:rPr>
+        <w:t>‑</w:t>
+      </w:r>
+      <w:r>
+        <w:rPr>
+          <w:i/>
+          <w:sz w:val="20"/>
+        </w:rPr>
+        <w:t xml:space="preserve">tuned model. </w:t>
+      </w:r>
+      <w:r>
         <w:rPr>
           <w:rFonts w:ascii="Segoe UI" w:hAnsi="Segoe UI" w:cs="Segoe UI"/>
+          <w:i/>
           <w:color w:val="0F1115"/>
+          <w:sz w:val="20"/>
           <w:shd w:val="clear" w:color="auto" w:fill="FFFFFF"/>
         </w:rPr>
-      </w:pPr>
-    </w:p>
-    <w:p>
-      <w:pPr>
-        <w:rPr>
-          <w:rFonts w:ascii="Segoe UI" w:hAnsi="Segoe UI" w:cs="Segoe UI"/>
-          <w:color w:val="0F1115"/>
-          <w:shd w:val="clear" w:color="auto" w:fill="FFFFFF"/>
-        </w:rPr>
-      </w:pPr>
-      <w:r>
-        <w:t>Figure: Evaluation metrics from the fine</w:t>
+        <w:t>The model achieves a Recall@5 of 0.74, meaning the correct HIPAA citation appears among the top five results 74% of the time on the held-out test set.</w:t>
+      </w:r>
+    </w:p>
+    <w:p/>
+    <w:p>
+      <w:pPr>
+        <w:pStyle w:val="Heading2"/>
+      </w:pPr>
+      <w:r>
+        <w:t>3.4 Reproducibility and Accessibility</w:t>
+      </w:r>
+    </w:p>
+    <w:p>
+      <w:r>
+        <w:t xml:space="preserve">All code, data preprocessing scripts, and the trained model are publicly available in my GitHub repository:  </w:t>
+      </w:r>
+    </w:p>
+    <w:p>
+      <w:hyperlink r:id="rId7" w:history="1">
+        <w:r>
+          <w:rPr>
+            <w:rStyle w:val="Hyperlink"/>
+          </w:rPr>
+          <w:t>https://github.com/samuelgtetteh/ai-cybersecurity-portfolio</w:t>
+        </w:r>
+      </w:hyperlink>
+    </w:p>
+    <w:p>
+      <w:r>
+        <w:t>The project uses only publicly available datasets (the NIST CPRT crosswalk) and open</w:t>
       </w:r>
       <w:r>
         <w:rPr>
@@ -447,60 +606,17 @@
         <w:t>‑</w:t>
       </w:r>
       <w:r>
-        <w:t xml:space="preserve">tuned model. </w:t>
-      </w:r>
-      <w:r>
-        <w:rPr>
-          <w:rFonts w:ascii="Segoe UI" w:hAnsi="Segoe UI" w:cs="Segoe UI"/>
-          <w:color w:val="0F1115"/>
-          <w:shd w:val="clear" w:color="auto" w:fill="FFFFFF"/>
-        </w:rPr>
-        <w:t>T</w:t>
-      </w:r>
-      <w:r>
-        <w:rPr>
-          <w:rFonts w:ascii="Segoe UI" w:hAnsi="Segoe UI" w:cs="Segoe UI"/>
-          <w:color w:val="0F1115"/>
-          <w:shd w:val="clear" w:color="auto" w:fill="FFFFFF"/>
-        </w:rPr>
-        <w:t>he model achieves a Recall@5 of 0.74, meaning the correct HIPAA citation appears among the top five results 74% of the time on the held-out test set.</w:t>
-      </w:r>
-    </w:p>
-    <w:p/>
-    <w:p>
-      <w:r>
-        <w:t xml:space="preserve"> 3.4 Reproducibility and Accessibility</w:t>
-      </w:r>
-    </w:p>
-    <w:p>
-      <w:r>
-        <w:t xml:space="preserve">All code, data preprocessing scripts, and the trained model are publicly available in my GitHub repository:  </w:t>
-      </w:r>
-    </w:p>
-    <w:p>
+        <w:t>source libraries, ensuring that the results can be replicated by any researcher or compliance professional without proprietary tools.</w:t>
+      </w:r>
+    </w:p>
+    <w:p/>
+    <w:p>
+      <w:pPr>
+        <w:pStyle w:val="Heading1"/>
+      </w:pPr>
       <w:r>
         <w:lastRenderedPageBreak/>
-        <w:t>https://github.com/samuelgtetteh</w:t>
-      </w:r>
-    </w:p>
-    <w:p>
-      <w:r>
-        <w:t>The project uses only publicly available datasets (the NIST CPRT crosswalk) and open</w:t>
-      </w:r>
-      <w:r>
-        <w:rPr>
-          <w:rFonts w:ascii="Cambria Math" w:hAnsi="Cambria Math" w:cs="Cambria Math"/>
-        </w:rPr>
-        <w:t>‑</w:t>
-      </w:r>
-      <w:r>
-        <w:t>source libraries, ensuring that the results can be replicated by any researcher or compliance professional without proprietary tools.</w:t>
-      </w:r>
-    </w:p>
-    <w:p/>
-    <w:p>
-      <w:r>
-        <w:t xml:space="preserve"> 4. Visual Evidence</w:t>
+        <w:t>4. Visual Evidence</w:t>
       </w:r>
     </w:p>
     <w:p>
@@ -509,10 +625,10 @@
           <w:noProof/>
         </w:rPr>
         <w:drawing>
-          <wp:inline distT="0" distB="0" distL="0" distR="0" wp14:anchorId="5731E3CB" wp14:editId="4586F911">
-            <wp:extent cx="3352800" cy="2468392"/>
-            <wp:effectExtent l="0" t="0" r="0" b="8255"/>
-            <wp:docPr id="1218683355" name="Picture 1"/>
+          <wp:inline distT="0" distB="0" distL="0" distR="0" wp14:anchorId="5D07ECA9" wp14:editId="210EA39B">
+            <wp:extent cx="5943600" cy="1434465"/>
+            <wp:effectExtent l="0" t="0" r="0" b="0"/>
+            <wp:docPr id="908929868" name="Picture 1"/>
             <wp:cNvGraphicFramePr>
               <a:graphicFrameLocks xmlns:a="http://schemas.openxmlformats.org/drawingml/2006/main" noChangeAspect="1"/>
             </wp:cNvGraphicFramePr>
@@ -520,36 +636,23 @@
               <a:graphicData uri="http://schemas.openxmlformats.org/drawingml/2006/picture">
                 <pic:pic xmlns:pic="http://schemas.openxmlformats.org/drawingml/2006/picture">
                   <pic:nvPicPr>
-                    <pic:cNvPr id="0" name="Picture 1"/>
-                    <pic:cNvPicPr>
-                      <a:picLocks noChangeAspect="1" noChangeArrowheads="1"/>
-                    </pic:cNvPicPr>
+                    <pic:cNvPr id="908929868" name=""/>
+                    <pic:cNvPicPr/>
                   </pic:nvPicPr>
                   <pic:blipFill>
-                    <a:blip r:embed="rId4" cstate="print">
-                      <a:extLst>
-                        <a:ext uri="{28A0092B-C50C-407E-A947-70E740481C1C}">
-                          <a14:useLocalDpi xmlns:a14="http://schemas.microsoft.com/office/drawing/2010/main" val="0"/>
-                        </a:ext>
-                      </a:extLst>
-                    </a:blip>
-                    <a:srcRect/>
+                    <a:blip r:embed="rId8"/>
                     <a:stretch>
                       <a:fillRect/>
                     </a:stretch>
                   </pic:blipFill>
-                  <pic:spPr bwMode="auto">
+                  <pic:spPr>
                     <a:xfrm>
                       <a:off x="0" y="0"/>
-                      <a:ext cx="3362753" cy="2475719"/>
+                      <a:ext cx="5943600" cy="1434465"/>
                     </a:xfrm>
                     <a:prstGeom prst="rect">
                       <a:avLst/>
                     </a:prstGeom>
-                    <a:noFill/>
-                    <a:ln>
-                      <a:noFill/>
-                    </a:ln>
                   </pic:spPr>
                 </pic:pic>
               </a:graphicData>
@@ -560,46 +663,14 @@
     </w:p>
     <w:p>
       <w:r>
-        <w:t xml:space="preserve"> 4.1 Training Notebook and Evaluation Output</w:t>
-      </w:r>
-    </w:p>
-    <w:p/>
-    <w:p>
-      <w:r>
-        <w:t xml:space="preserve">![Evaluation metrics screenshot](Exhibit11a_evaluation_results.png)  </w:t>
-      </w:r>
-    </w:p>
-    <w:p>
-      <w:r>
-        <w:t>Caption: Output of the test evaluation cell in `02_embedder_training_FINAL.ipynb`, showing the model achieving perfect Recall@5.</w:t>
-      </w:r>
-    </w:p>
-    <w:p/>
-    <w:p/>
-    <w:p/>
-    <w:p/>
-    <w:p/>
-    <w:p/>
-    <w:p/>
-    <w:p/>
-    <w:p/>
-    <w:p/>
-    <w:p>
-      <w:r>
-        <w:lastRenderedPageBreak/>
-        <w:t xml:space="preserve"> 4.2 Jupyter Notebook Overview</w:t>
-      </w:r>
-    </w:p>
-    <w:p>
-      <w:r>
         <w:rPr>
           <w:noProof/>
         </w:rPr>
         <w:drawing>
-          <wp:inline distT="0" distB="0" distL="0" distR="0" wp14:anchorId="52C9AC83" wp14:editId="322EB949">
-            <wp:extent cx="3846433" cy="3015916"/>
-            <wp:effectExtent l="0" t="0" r="1905" b="0"/>
-            <wp:docPr id="1258047217" name="Picture 2"/>
+          <wp:inline distT="0" distB="0" distL="0" distR="0" wp14:anchorId="6400B737" wp14:editId="2F810D17">
+            <wp:extent cx="5943600" cy="5167630"/>
+            <wp:effectExtent l="0" t="0" r="0" b="0"/>
+            <wp:docPr id="671535299" name="Picture 1"/>
             <wp:cNvGraphicFramePr>
               <a:graphicFrameLocks xmlns:a="http://schemas.openxmlformats.org/drawingml/2006/main" noChangeAspect="1"/>
             </wp:cNvGraphicFramePr>
@@ -607,36 +678,23 @@
               <a:graphicData uri="http://schemas.openxmlformats.org/drawingml/2006/picture">
                 <pic:pic xmlns:pic="http://schemas.openxmlformats.org/drawingml/2006/picture">
                   <pic:nvPicPr>
-                    <pic:cNvPr id="0" name="Picture 3"/>
-                    <pic:cNvPicPr>
-                      <a:picLocks noChangeAspect="1" noChangeArrowheads="1"/>
-                    </pic:cNvPicPr>
+                    <pic:cNvPr id="671535299" name=""/>
+                    <pic:cNvPicPr/>
                   </pic:nvPicPr>
                   <pic:blipFill>
-                    <a:blip r:embed="rId5" cstate="print">
-                      <a:extLst>
-                        <a:ext uri="{28A0092B-C50C-407E-A947-70E740481C1C}">
-                          <a14:useLocalDpi xmlns:a14="http://schemas.microsoft.com/office/drawing/2010/main" val="0"/>
-                        </a:ext>
-                      </a:extLst>
-                    </a:blip>
-                    <a:srcRect/>
+                    <a:blip r:embed="rId9"/>
                     <a:stretch>
                       <a:fillRect/>
                     </a:stretch>
                   </pic:blipFill>
-                  <pic:spPr bwMode="auto">
+                  <pic:spPr>
                     <a:xfrm>
                       <a:off x="0" y="0"/>
-                      <a:ext cx="3857175" cy="3024339"/>
+                      <a:ext cx="5943600" cy="5167630"/>
                     </a:xfrm>
                     <a:prstGeom prst="rect">
                       <a:avLst/>
                     </a:prstGeom>
-                    <a:noFill/>
-                    <a:ln>
-                      <a:noFill/>
-                    </a:ln>
                   </pic:spPr>
                 </pic:pic>
               </a:graphicData>
@@ -647,36 +705,267 @@
     </w:p>
     <w:p>
       <w:r>
-        <w:t xml:space="preserve">![Notebook overview](Exhibit11b_notebook_overview.png)  </w:t>
-      </w:r>
-    </w:p>
-    <w:p>
-      <w:r>
+        <w:rPr>
+          <w:noProof/>
+        </w:rPr>
+        <w:lastRenderedPageBreak/>
+        <w:drawing>
+          <wp:inline distT="0" distB="0" distL="0" distR="0" wp14:anchorId="29979B15" wp14:editId="31CE3225">
+            <wp:extent cx="5943600" cy="2137410"/>
+            <wp:effectExtent l="0" t="0" r="0" b="0"/>
+            <wp:docPr id="1193741338" name="Picture 1"/>
+            <wp:cNvGraphicFramePr>
+              <a:graphicFrameLocks xmlns:a="http://schemas.openxmlformats.org/drawingml/2006/main" noChangeAspect="1"/>
+            </wp:cNvGraphicFramePr>
+            <a:graphic xmlns:a="http://schemas.openxmlformats.org/drawingml/2006/main">
+              <a:graphicData uri="http://schemas.openxmlformats.org/drawingml/2006/picture">
+                <pic:pic xmlns:pic="http://schemas.openxmlformats.org/drawingml/2006/picture">
+                  <pic:nvPicPr>
+                    <pic:cNvPr id="1193741338" name=""/>
+                    <pic:cNvPicPr/>
+                  </pic:nvPicPr>
+                  <pic:blipFill>
+                    <a:blip r:embed="rId10"/>
+                    <a:stretch>
+                      <a:fillRect/>
+                    </a:stretch>
+                  </pic:blipFill>
+                  <pic:spPr>
+                    <a:xfrm>
+                      <a:off x="0" y="0"/>
+                      <a:ext cx="5943600" cy="2137410"/>
+                    </a:xfrm>
+                    <a:prstGeom prst="rect">
+                      <a:avLst/>
+                    </a:prstGeom>
+                  </pic:spPr>
+                </pic:pic>
+              </a:graphicData>
+            </a:graphic>
+          </wp:inline>
+        </w:drawing>
+      </w:r>
+    </w:p>
+    <w:p>
+      <w:pPr>
+        <w:pStyle w:val="Heading2"/>
+      </w:pPr>
+      <w:r>
+        <w:t>4.1 Training Notebook and Evaluation Output</w:t>
+      </w:r>
+    </w:p>
+    <w:p/>
+    <w:p>
+      <w:pPr>
+        <w:rPr>
+          <w:i/>
+          <w:sz w:val="20"/>
+        </w:rPr>
+      </w:pPr>
+      <w:r>
+        <w:rPr>
+          <w:i/>
+          <w:sz w:val="20"/>
+        </w:rPr>
+        <w:t>Caption: Output of the test evaluation cell in `</w:t>
+      </w:r>
+      <w:r>
+        <w:rPr>
+          <w:i/>
+          <w:sz w:val="20"/>
+        </w:rPr>
+        <w:t>02_embedder_training_good.ipynb</w:t>
+      </w:r>
+      <w:r>
+        <w:rPr>
+          <w:i/>
+          <w:sz w:val="20"/>
+        </w:rPr>
+        <w:t>`, showing the model achieving Recall@5</w:t>
+      </w:r>
+      <w:r>
+        <w:rPr>
+          <w:i/>
+          <w:sz w:val="20"/>
+        </w:rPr>
+        <w:t xml:space="preserve"> </w:t>
+      </w:r>
+      <w:r>
+        <w:rPr>
+          <w:i/>
+          <w:sz w:val="20"/>
+        </w:rPr>
+        <w:t>of 0</w:t>
+      </w:r>
+      <w:r>
+        <w:rPr>
+          <w:i/>
+          <w:sz w:val="20"/>
+        </w:rPr>
+        <w:t>.</w:t>
+      </w:r>
+      <w:r>
+        <w:rPr>
+          <w:i/>
+          <w:sz w:val="20"/>
+        </w:rPr>
+        <w:t>7353.</w:t>
+      </w:r>
+    </w:p>
+    <w:p>
+      <w:r>
+        <w:rPr>
+          <w:noProof/>
+        </w:rPr>
+        <w:drawing>
+          <wp:inline distT="0" distB="0" distL="0" distR="0" wp14:anchorId="0568B40D" wp14:editId="5143543B">
+            <wp:extent cx="5943600" cy="3080385"/>
+            <wp:effectExtent l="0" t="0" r="0" b="5715"/>
+            <wp:docPr id="1801374147" name="Picture 1"/>
+            <wp:cNvGraphicFramePr>
+              <a:graphicFrameLocks xmlns:a="http://schemas.openxmlformats.org/drawingml/2006/main" noChangeAspect="1"/>
+            </wp:cNvGraphicFramePr>
+            <a:graphic xmlns:a="http://schemas.openxmlformats.org/drawingml/2006/main">
+              <a:graphicData uri="http://schemas.openxmlformats.org/drawingml/2006/picture">
+                <pic:pic xmlns:pic="http://schemas.openxmlformats.org/drawingml/2006/picture">
+                  <pic:nvPicPr>
+                    <pic:cNvPr id="1801374147" name=""/>
+                    <pic:cNvPicPr/>
+                  </pic:nvPicPr>
+                  <pic:blipFill>
+                    <a:blip r:embed="rId11"/>
+                    <a:stretch>
+                      <a:fillRect/>
+                    </a:stretch>
+                  </pic:blipFill>
+                  <pic:spPr>
+                    <a:xfrm>
+                      <a:off x="0" y="0"/>
+                      <a:ext cx="5943600" cy="3080385"/>
+                    </a:xfrm>
+                    <a:prstGeom prst="rect">
+                      <a:avLst/>
+                    </a:prstGeom>
+                  </pic:spPr>
+                </pic:pic>
+              </a:graphicData>
+            </a:graphic>
+          </wp:inline>
+        </w:drawing>
+      </w:r>
+    </w:p>
+    <w:p/>
+    <w:p/>
+    <w:p/>
+    <w:p/>
+    <w:p/>
+    <w:p/>
+    <w:p/>
+    <w:p/>
+    <w:p/>
+    <w:p>
+      <w:pPr>
+        <w:pStyle w:val="Heading2"/>
+      </w:pPr>
+      <w:r>
+        <w:t>4.2 Jupyter Notebook Overview</w:t>
+      </w:r>
+    </w:p>
+    <w:p>
+      <w:r>
+        <w:rPr>
+          <w:noProof/>
+        </w:rPr>
+        <w:drawing>
+          <wp:inline distT="0" distB="0" distL="0" distR="0" wp14:anchorId="2598199A" wp14:editId="5BFFFC2A">
+            <wp:extent cx="5943600" cy="4458970"/>
+            <wp:effectExtent l="0" t="0" r="0" b="0"/>
+            <wp:docPr id="1626503470" name="Picture 1"/>
+            <wp:cNvGraphicFramePr>
+              <a:graphicFrameLocks xmlns:a="http://schemas.openxmlformats.org/drawingml/2006/main" noChangeAspect="1"/>
+            </wp:cNvGraphicFramePr>
+            <a:graphic xmlns:a="http://schemas.openxmlformats.org/drawingml/2006/main">
+              <a:graphicData uri="http://schemas.openxmlformats.org/drawingml/2006/picture">
+                <pic:pic xmlns:pic="http://schemas.openxmlformats.org/drawingml/2006/picture">
+                  <pic:nvPicPr>
+                    <pic:cNvPr id="1626503470" name=""/>
+                    <pic:cNvPicPr/>
+                  </pic:nvPicPr>
+                  <pic:blipFill>
+                    <a:blip r:embed="rId12"/>
+                    <a:stretch>
+                      <a:fillRect/>
+                    </a:stretch>
+                  </pic:blipFill>
+                  <pic:spPr>
+                    <a:xfrm>
+                      <a:off x="0" y="0"/>
+                      <a:ext cx="5943600" cy="4458970"/>
+                    </a:xfrm>
+                    <a:prstGeom prst="rect">
+                      <a:avLst/>
+                    </a:prstGeom>
+                  </pic:spPr>
+                </pic:pic>
+              </a:graphicData>
+            </a:graphic>
+          </wp:inline>
+        </w:drawing>
+      </w:r>
+    </w:p>
+    <w:p>
+      <w:pPr>
+        <w:rPr>
+          <w:i/>
+          <w:sz w:val="20"/>
+        </w:rPr>
+      </w:pPr>
+      <w:r>
+        <w:rPr>
+          <w:i/>
+          <w:sz w:val="20"/>
+        </w:rPr>
         <w:t>Caption: The complete training notebook, demonstrating step</w:t>
       </w:r>
       <w:r>
         <w:rPr>
           <w:rFonts w:ascii="Cambria Math" w:hAnsi="Cambria Math" w:cs="Cambria Math"/>
+          <w:i/>
+          <w:sz w:val="20"/>
         </w:rPr>
         <w:t>‑</w:t>
       </w:r>
       <w:r>
+        <w:rPr>
+          <w:i/>
+          <w:sz w:val="20"/>
+        </w:rPr>
         <w:t>by</w:t>
       </w:r>
       <w:r>
         <w:rPr>
           <w:rFonts w:ascii="Cambria Math" w:hAnsi="Cambria Math" w:cs="Cambria Math"/>
+          <w:i/>
+          <w:sz w:val="20"/>
         </w:rPr>
         <w:t>‑</w:t>
       </w:r>
       <w:r>
+        <w:rPr>
+          <w:i/>
+          <w:sz w:val="20"/>
+        </w:rPr>
         <w:t>step data processing, model training, and evaluation.</w:t>
       </w:r>
     </w:p>
     <w:p/>
     <w:p>
-      <w:r>
-        <w:t xml:space="preserve"> 4.3 Live Demo Interface (Optional)</w:t>
+      <w:pPr>
+        <w:pStyle w:val="Heading2"/>
+      </w:pPr>
+      <w:r>
+        <w:lastRenderedPageBreak/>
+        <w:t>4.3 Live Demo Interface (Optional)</w:t>
       </w:r>
     </w:p>
     <w:p>
@@ -700,7 +989,7 @@
                     <pic:cNvPicPr/>
                   </pic:nvPicPr>
                   <pic:blipFill>
-                    <a:blip r:embed="rId6"/>
+                    <a:blip r:embed="rId13"/>
                     <a:stretch>
                       <a:fillRect/>
                     </a:stretch>
@@ -722,31 +1011,47 @@
       </w:r>
     </w:p>
     <w:p>
-      <w:r>
-        <w:t xml:space="preserve">![Streamlit demo] (Exhibit11c_demo_interface.png)  </w:t>
-      </w:r>
-    </w:p>
-    <w:p>
-      <w:r>
-        <w:lastRenderedPageBreak/>
+      <w:pPr>
+        <w:rPr>
+          <w:i/>
+          <w:sz w:val="20"/>
+        </w:rPr>
+      </w:pPr>
+      <w:r>
+        <w:rPr>
+          <w:i/>
+          <w:sz w:val="20"/>
+        </w:rPr>
         <w:t>Caption: A web</w:t>
       </w:r>
       <w:r>
         <w:rPr>
           <w:rFonts w:ascii="Cambria Math" w:hAnsi="Cambria Math" w:cs="Cambria Math"/>
+          <w:i/>
+          <w:sz w:val="20"/>
         </w:rPr>
         <w:t>‑</w:t>
       </w:r>
       <w:r>
+        <w:rPr>
+          <w:i/>
+          <w:sz w:val="20"/>
+        </w:rPr>
         <w:t>based interface that allows an auditor to enter a NIST control description and instantly see the top</w:t>
       </w:r>
       <w:r>
         <w:rPr>
           <w:rFonts w:ascii="Cambria Math" w:hAnsi="Cambria Math" w:cs="Cambria Math"/>
+          <w:i/>
+          <w:sz w:val="20"/>
         </w:rPr>
         <w:t>‑</w:t>
       </w:r>
       <w:r>
+        <w:rPr>
+          <w:i/>
+          <w:sz w:val="20"/>
+        </w:rPr>
         <w:t>5 matching HIPAA citations with similarity scores. Built with Streamlit.</w:t>
       </w:r>
     </w:p>
@@ -771,7 +1076,7 @@
                     <pic:cNvPicPr/>
                   </pic:nvPicPr>
                   <pic:blipFill>
-                    <a:blip r:embed="rId7"/>
+                    <a:blip r:embed="rId14"/>
                     <a:stretch>
                       <a:fillRect/>
                     </a:stretch>
@@ -795,8 +1100,12 @@
     <w:p/>
     <w:p/>
     <w:p>
-      <w:r>
-        <w:t xml:space="preserve"> 5. Significance for the “Well Positioned” Prong</w:t>
+      <w:pPr>
+        <w:pStyle w:val="Heading1"/>
+      </w:pPr>
+      <w:r>
+        <w:lastRenderedPageBreak/>
+        <w:t>5. Significance for the “Well Positioned” Prong</w:t>
       </w:r>
     </w:p>
     <w:p/>
@@ -805,10 +1114,12 @@
         <w:t>This project provides tangible, verifiable evidence that I am not merely planning to research automated compliance validation—I have already:</w:t>
       </w:r>
     </w:p>
-    <w:p/>
-    <w:p>
-      <w:r>
-        <w:t>- Designed and built a working NLP pipeline that solves a real</w:t>
+    <w:p>
+      <w:pPr>
+        <w:pStyle w:val="ListBullet"/>
+      </w:pPr>
+      <w:r>
+        <w:t>Designed and built a working NLP pipeline that solves a real</w:t>
       </w:r>
       <w:r>
         <w:rPr>
@@ -821,18 +1132,33 @@
       </w:r>
     </w:p>
     <w:p>
-      <w:r>
-        <w:t>- Achieved measurable results (Recall@5 = 1.0) that demonstrate the effectiveness of my approach.</w:t>
-      </w:r>
-    </w:p>
-    <w:p>
-      <w:r>
-        <w:t>- Published the code and model openly, fulfilling my stated goal of making results accessible to the broader U.S. security community.</w:t>
-      </w:r>
-    </w:p>
-    <w:p>
-      <w:r>
-        <w:t>- Documented the entire process, showing the systematic research methodology expected of a professional in this field.</w:t>
+      <w:pPr>
+        <w:pStyle w:val="ListBullet"/>
+      </w:pPr>
+      <w:r>
+        <w:t xml:space="preserve">Achieved measurable results (Recall@5 = </w:t>
+      </w:r>
+      <w:r>
+        <w:t>0.7353</w:t>
+      </w:r>
+      <w:r>
+        <w:t>) that demonstrate the effectiveness of my approach.</w:t>
+      </w:r>
+    </w:p>
+    <w:p>
+      <w:pPr>
+        <w:pStyle w:val="ListBullet"/>
+      </w:pPr>
+      <w:r>
+        <w:t>Published the code and model openly, fulfilling my stated goal of making results accessible to the broader U.S. security community.</w:t>
+      </w:r>
+    </w:p>
+    <w:p>
+      <w:pPr>
+        <w:pStyle w:val="ListBullet"/>
+      </w:pPr>
+      <w:r>
+        <w:t>Documented the entire process, showing the systematic research methodology expected of a professional in this field.</w:t>
       </w:r>
     </w:p>
     <w:p/>
@@ -852,6 +1178,75 @@
     </w:p>
     <w:p/>
     <w:p/>
+    <w:p>
+      <w:pPr>
+        <w:pStyle w:val="Heading1"/>
+      </w:pPr>
+      <w:r>
+        <w:t>6. Path to Production: Live API Deployment</w:t>
+      </w:r>
+    </w:p>
+    <w:p>
+      <w:r>
+        <w:t>Beyond the notebook and Streamlit demo described above, I engineered RegMap into a deployable, callable microservice, demonstrating a complete path from research prototype to production system.</w:t>
+      </w:r>
+    </w:p>
+    <w:p>
+      <w:pPr>
+        <w:pStyle w:val="Heading2"/>
+      </w:pPr>
+      <w:r>
+        <w:t>6.1 REST API</w:t>
+      </w:r>
+    </w:p>
+    <w:p>
+      <w:r>
+        <w:t>The trained Sentence-BERT model and HIPAA corpus are served via a FastAPI microservice (POST /map) that accepts a NIST control description and returns the top-5 matching HIPAA citations with similarity scores in real time, via a documented, interactive API (Swagger UI at /docs).</w:t>
+      </w:r>
+    </w:p>
+    <w:p>
+      <w:pPr>
+        <w:pStyle w:val="Heading2"/>
+      </w:pPr>
+      <w:r>
+        <w:t>6.2 Continuous Compliance Monitoring Simulation</w:t>
+      </w:r>
+    </w:p>
+    <w:p>
+      <w:r>
+        <w:t>A companion script (backend/event_simulator.py) continuously submits sample NIST controls to the live API and flags any mapping whose confidence score falls below a defined threshold, simulating the kind of automated compliance guardrail that could be integrated into a CI/CD pipeline to continuously validate new or changed infrastructure controls against HIPAA requirements.</w:t>
+      </w:r>
+    </w:p>
+    <w:p>
+      <w:pPr>
+        <w:pStyle w:val="Heading2"/>
+      </w:pPr>
+      <w:r>
+        <w:t>6.3 Containerized Deployment</w:t>
+      </w:r>
+    </w:p>
+    <w:p>
+      <w:r>
+        <w:t xml:space="preserve">The service is packaged into a Docker image (regmap-api) built and run with two commands, producing an identical, reproducible deployment on any machine with Docker installed. The same container also serves the Identity Anomaly Detection API (Exhibit 12) and the OT/ICS Intrusion Detection API (Exhibit </w:t>
+      </w:r>
+      <w:r>
+        <w:lastRenderedPageBreak/>
+        <w:t>13), unifying all three research pathways described in my proposed endeavor into a single deployable system.</w:t>
+      </w:r>
+    </w:p>
+    <w:p>
+      <w:pPr>
+        <w:pStyle w:val="Heading2"/>
+      </w:pPr>
+      <w:r>
+        <w:t>6.4 Reproducibility</w:t>
+      </w:r>
+    </w:p>
+    <w:p>
+      <w:r>
+        <w:t>All source code for this API (backend/app.py, backend/event_simulator.py, backend/Dockerfile) is publicly available in the same GitHub repository referenced in Section 3.4.</w:t>
+      </w:r>
+    </w:p>
     <w:p/>
     <w:p>
       <w:r>
@@ -864,6 +1259,12 @@
       </w:r>
     </w:p>
     <w:sectPr>
+      <w:headerReference w:type="even" r:id="rId15"/>
+      <w:headerReference w:type="default" r:id="rId16"/>
+      <w:footerReference w:type="even" r:id="rId17"/>
+      <w:footerReference w:type="default" r:id="rId18"/>
+      <w:headerReference w:type="first" r:id="rId19"/>
+      <w:footerReference w:type="first" r:id="rId20"/>
       <w:pgSz w:w="12240" w:h="15840"/>
       <w:pgMar w:top="1440" w:right="1440" w:bottom="1440" w:left="1440" w:header="720" w:footer="720" w:gutter="0"/>
       <w:cols w:space="720"/>
@@ -871,6 +1272,145 @@
     </w:sectPr>
   </w:body>
 </w:document>
+</file>
+
+<file path=word/endnotes.xml><?xml version="1.0" encoding="utf-8"?>
+<w:endnotes xmlns:wpc="http://schemas.microsoft.com/office/word/2010/wordprocessingCanvas" xmlns:cx="http://schemas.microsoft.com/office/drawing/2014/chartex" xmlns:cx1="http://schemas.microsoft.com/office/drawing/2015/9/8/chartex" xmlns:cx2="http://schemas.microsoft.com/office/drawing/2015/10/21/chartex" xmlns:cx3="http://schemas.microsoft.com/office/drawing/2016/5/9/chartex" xmlns:cx4="http://schemas.microsoft.com/office/drawing/2016/5/10/chartex" xmlns:cx5="http://schemas.microsoft.com/office/drawing/2016/5/11/chartex" xmlns:cx6="http://schemas.microsoft.com/office/drawing/2016/5/12/chartex" xmlns:cx7="http://schemas.microsoft.com/office/drawing/2016/5/13/chartex" xmlns:cx8="http://schemas.microsoft.com/office/drawing/2016/5/14/chartex" xmlns:mc="http://schemas.openxmlformats.org/markup-compatibility/2006" xmlns:aink="http://schemas.microsoft.com/office/drawing/2016/ink" xmlns:am3d="http://schemas.microsoft.com/office/drawing/2017/model3d" xmlns:o="urn:schemas-microsoft-com:office:office" xmlns:oel="http://schemas.microsoft.com/office/2019/extlst" xmlns:r="http://schemas.openxmlformats.org/officeDocument/2006/relationships" xmlns:m="http://schemas.openxmlformats.org/officeDocument/2006/math" xmlns:v="urn:schemas-microsoft-com:vml" xmlns:wp14="http://schemas.microsoft.com/office/word/2010/wordprocessingDrawing" xmlns:wp="http://schemas.openxmlformats.org/drawingml/2006/wordprocessingDrawing" xmlns:w10="urn:schemas-microsoft-com:office:word" xmlns:w="http://schemas.openxmlformats.org/wordprocessingml/2006/main" xmlns:w14="http://schemas.microsoft.com/office/word/2010/wordml" xmlns:w15="http://schemas.microsoft.com/office/word/2012/wordml" xmlns:w16cex="http://schemas.microsoft.com/office/word/2018/wordml/cex" xmlns:w16cid="http://schemas.microsoft.com/office/word/2016/wordml/cid" xmlns:w16="http://schemas.microsoft.com/office/word/2018/wordml" xmlns:w16du="http://schemas.microsoft.com/office/word/2023/wordml/word16du" xmlns:w16sdtdh="http://schemas.microsoft.com/office/word/2020/wordml/sdtdatahash" xmlns:w16sdtfl="http://schemas.microsoft.com/office/word/2024/wordml/sdtformatlock" xmlns:w16se="http://schemas.microsoft.com/office/word/2015/wordml/symex" xmlns:wpg="http://schemas.microsoft.com/office/word/2010/wordprocessingGroup" xmlns:wpi="http://schemas.microsoft.com/office/word/2010/wordprocessingInk" xmlns:wne="http://schemas.microsoft.com/office/word/2006/wordml" xmlns:wps="http://schemas.microsoft.com/office/word/2010/wordprocessingShape" mc:Ignorable="w14 w15 w16se w16cid w16 w16cex w16sdtdh w16sdtfl w16du wp14">
+  <w:endnote w:type="separator" w:id="-1">
+    <w:p>
+      <w:pPr>
+        <w:spacing w:after="0" w:line="240" w:lineRule="auto"/>
+      </w:pPr>
+      <w:r>
+        <w:separator/>
+      </w:r>
+    </w:p>
+  </w:endnote>
+  <w:endnote w:type="continuationSeparator" w:id="0">
+    <w:p>
+      <w:pPr>
+        <w:spacing w:after="0" w:line="240" w:lineRule="auto"/>
+      </w:pPr>
+      <w:r>
+        <w:continuationSeparator/>
+      </w:r>
+    </w:p>
+  </w:endnote>
+</w:endnotes>
+</file>
+
+<file path=word/footer1.xml><?xml version="1.0" encoding="utf-8"?>
+<w:ftr xmlns:wpc="http://schemas.microsoft.com/office/word/2010/wordprocessingCanvas" xmlns:cx="http://schemas.microsoft.com/office/drawing/2014/chartex" xmlns:cx1="http://schemas.microsoft.com/office/drawing/2015/9/8/chartex" xmlns:cx2="http://schemas.microsoft.com/office/drawing/2015/10/21/chartex" xmlns:cx3="http://schemas.microsoft.com/office/drawing/2016/5/9/chartex" xmlns:cx4="http://schemas.microsoft.com/office/drawing/2016/5/10/chartex" xmlns:cx5="http://schemas.microsoft.com/office/drawing/2016/5/11/chartex" xmlns:cx6="http://schemas.microsoft.com/office/drawing/2016/5/12/chartex" xmlns:cx7="http://schemas.microsoft.com/office/drawing/2016/5/13/chartex" xmlns:cx8="http://schemas.microsoft.com/office/drawing/2016/5/14/chartex" xmlns:mc="http://schemas.openxmlformats.org/markup-compatibility/2006" xmlns:aink="http://schemas.microsoft.com/office/drawing/2016/ink" xmlns:am3d="http://schemas.microsoft.com/office/drawing/2017/model3d" xmlns:o="urn:schemas-microsoft-com:office:office" xmlns:oel="http://schemas.microsoft.com/office/2019/extlst" xmlns:r="http://schemas.openxmlformats.org/officeDocument/2006/relationships" xmlns:m="http://schemas.openxmlformats.org/officeDocument/2006/math" xmlns:v="urn:schemas-microsoft-com:vml" xmlns:wp14="http://schemas.microsoft.com/office/word/2010/wordprocessingDrawing" xmlns:wp="http://schemas.openxmlformats.org/drawingml/2006/wordprocessingDrawing" xmlns:w10="urn:schemas-microsoft-com:office:word" xmlns:w="http://schemas.openxmlformats.org/wordprocessingml/2006/main" xmlns:w14="http://schemas.microsoft.com/office/word/2010/wordml" xmlns:w15="http://schemas.microsoft.com/office/word/2012/wordml" xmlns:w16cex="http://schemas.microsoft.com/office/word/2018/wordml/cex" xmlns:w16cid="http://schemas.microsoft.com/office/word/2016/wordml/cid" xmlns:w16="http://schemas.microsoft.com/office/word/2018/wordml" xmlns:w16du="http://schemas.microsoft.com/office/word/2023/wordml/word16du" xmlns:w16sdtdh="http://schemas.microsoft.com/office/word/2020/wordml/sdtdatahash" xmlns:w16sdtfl="http://schemas.microsoft.com/office/word/2024/wordml/sdtformatlock" xmlns:w16se="http://schemas.microsoft.com/office/word/2015/wordml/symex" xmlns:wpg="http://schemas.microsoft.com/office/word/2010/wordprocessingGroup" xmlns:wpi="http://schemas.microsoft.com/office/word/2010/wordprocessingInk" xmlns:wne="http://schemas.microsoft.com/office/word/2006/wordml" xmlns:wps="http://schemas.microsoft.com/office/word/2010/wordprocessingShape" mc:Ignorable="w14 w15 w16se w16cid w16 w16cex w16sdtdh w16sdtfl w16du wp14">
+  <w:p>
+    <w:pPr>
+      <w:pStyle w:val="Footer"/>
+    </w:pPr>
+  </w:p>
+</w:ftr>
+</file>
+
+<file path=word/footer2.xml><?xml version="1.0" encoding="utf-8"?>
+<w:ftr xmlns:wpc="http://schemas.microsoft.com/office/word/2010/wordprocessingCanvas" xmlns:cx="http://schemas.microsoft.com/office/drawing/2014/chartex" xmlns:cx1="http://schemas.microsoft.com/office/drawing/2015/9/8/chartex" xmlns:cx2="http://schemas.microsoft.com/office/drawing/2015/10/21/chartex" xmlns:cx3="http://schemas.microsoft.com/office/drawing/2016/5/9/chartex" xmlns:cx4="http://schemas.microsoft.com/office/drawing/2016/5/10/chartex" xmlns:cx5="http://schemas.microsoft.com/office/drawing/2016/5/11/chartex" xmlns:cx6="http://schemas.microsoft.com/office/drawing/2016/5/12/chartex" xmlns:cx7="http://schemas.microsoft.com/office/drawing/2016/5/13/chartex" xmlns:cx8="http://schemas.microsoft.com/office/drawing/2016/5/14/chartex" xmlns:mc="http://schemas.openxmlformats.org/markup-compatibility/2006" xmlns:aink="http://schemas.microsoft.com/office/drawing/2016/ink" xmlns:am3d="http://schemas.microsoft.com/office/drawing/2017/model3d" xmlns:o="urn:schemas-microsoft-com:office:office" xmlns:oel="http://schemas.microsoft.com/office/2019/extlst" xmlns:r="http://schemas.openxmlformats.org/officeDocument/2006/relationships" xmlns:m="http://schemas.openxmlformats.org/officeDocument/2006/math" xmlns:v="urn:schemas-microsoft-com:vml" xmlns:wp14="http://schemas.microsoft.com/office/word/2010/wordprocessingDrawing" xmlns:wp="http://schemas.openxmlformats.org/drawingml/2006/wordprocessingDrawing" xmlns:w10="urn:schemas-microsoft-com:office:word" xmlns:w="http://schemas.openxmlformats.org/wordprocessingml/2006/main" xmlns:w14="http://schemas.microsoft.com/office/word/2010/wordml" xmlns:w15="http://schemas.microsoft.com/office/word/2012/wordml" xmlns:w16cex="http://schemas.microsoft.com/office/word/2018/wordml/cex" xmlns:w16cid="http://schemas.microsoft.com/office/word/2016/wordml/cid" xmlns:w16="http://schemas.microsoft.com/office/word/2018/wordml" xmlns:w16du="http://schemas.microsoft.com/office/word/2023/wordml/word16du" xmlns:w16sdtdh="http://schemas.microsoft.com/office/word/2020/wordml/sdtdatahash" xmlns:w16sdtfl="http://schemas.microsoft.com/office/word/2024/wordml/sdtformatlock" xmlns:w16se="http://schemas.microsoft.com/office/word/2015/wordml/symex" xmlns:wpg="http://schemas.microsoft.com/office/word/2010/wordprocessingGroup" xmlns:wpi="http://schemas.microsoft.com/office/word/2010/wordprocessingInk" xmlns:wne="http://schemas.microsoft.com/office/word/2006/wordml" xmlns:wps="http://schemas.microsoft.com/office/word/2010/wordprocessingShape" mc:Ignorable="w14 w15 w16se w16cid w16 w16cex w16sdtdh w16sdtfl w16du wp14">
+  <w:p>
+    <w:pPr>
+      <w:pStyle w:val="Footer"/>
+    </w:pPr>
+  </w:p>
+</w:ftr>
+</file>
+
+<file path=word/footer3.xml><?xml version="1.0" encoding="utf-8"?>
+<w:ftr xmlns:wpc="http://schemas.microsoft.com/office/word/2010/wordprocessingCanvas" xmlns:cx="http://schemas.microsoft.com/office/drawing/2014/chartex" xmlns:cx1="http://schemas.microsoft.com/office/drawing/2015/9/8/chartex" xmlns:cx2="http://schemas.microsoft.com/office/drawing/2015/10/21/chartex" xmlns:cx3="http://schemas.microsoft.com/office/drawing/2016/5/9/chartex" xmlns:cx4="http://schemas.microsoft.com/office/drawing/2016/5/10/chartex" xmlns:cx5="http://schemas.microsoft.com/office/drawing/2016/5/11/chartex" xmlns:cx6="http://schemas.microsoft.com/office/drawing/2016/5/12/chartex" xmlns:cx7="http://schemas.microsoft.com/office/drawing/2016/5/13/chartex" xmlns:cx8="http://schemas.microsoft.com/office/drawing/2016/5/14/chartex" xmlns:mc="http://schemas.openxmlformats.org/markup-compatibility/2006" xmlns:aink="http://schemas.microsoft.com/office/drawing/2016/ink" xmlns:am3d="http://schemas.microsoft.com/office/drawing/2017/model3d" xmlns:o="urn:schemas-microsoft-com:office:office" xmlns:oel="http://schemas.microsoft.com/office/2019/extlst" xmlns:r="http://schemas.openxmlformats.org/officeDocument/2006/relationships" xmlns:m="http://schemas.openxmlformats.org/officeDocument/2006/math" xmlns:v="urn:schemas-microsoft-com:vml" xmlns:wp14="http://schemas.microsoft.com/office/word/2010/wordprocessingDrawing" xmlns:wp="http://schemas.openxmlformats.org/drawingml/2006/wordprocessingDrawing" xmlns:w10="urn:schemas-microsoft-com:office:word" xmlns:w="http://schemas.openxmlformats.org/wordprocessingml/2006/main" xmlns:w14="http://schemas.microsoft.com/office/word/2010/wordml" xmlns:w15="http://schemas.microsoft.com/office/word/2012/wordml" xmlns:w16cex="http://schemas.microsoft.com/office/word/2018/wordml/cex" xmlns:w16cid="http://schemas.microsoft.com/office/word/2016/wordml/cid" xmlns:w16="http://schemas.microsoft.com/office/word/2018/wordml" xmlns:w16du="http://schemas.microsoft.com/office/word/2023/wordml/word16du" xmlns:w16sdtdh="http://schemas.microsoft.com/office/word/2020/wordml/sdtdatahash" xmlns:w16sdtfl="http://schemas.microsoft.com/office/word/2024/wordml/sdtformatlock" xmlns:w16se="http://schemas.microsoft.com/office/word/2015/wordml/symex" xmlns:wpg="http://schemas.microsoft.com/office/word/2010/wordprocessingGroup" xmlns:wpi="http://schemas.microsoft.com/office/word/2010/wordprocessingInk" xmlns:wne="http://schemas.microsoft.com/office/word/2006/wordml" xmlns:wps="http://schemas.microsoft.com/office/word/2010/wordprocessingShape" mc:Ignorable="w14 w15 w16se w16cid w16 w16cex w16sdtdh w16sdtfl w16du wp14">
+  <w:p>
+    <w:pPr>
+      <w:pStyle w:val="Footer"/>
+    </w:pPr>
+  </w:p>
+</w:ftr>
+</file>
+
+<file path=word/footnotes.xml><?xml version="1.0" encoding="utf-8"?>
+<w:footnotes xmlns:wpc="http://schemas.microsoft.com/office/word/2010/wordprocessingCanvas" xmlns:cx="http://schemas.microsoft.com/office/drawing/2014/chartex" xmlns:cx1="http://schemas.microsoft.com/office/drawing/2015/9/8/chartex" xmlns:cx2="http://schemas.microsoft.com/office/drawing/2015/10/21/chartex" xmlns:cx3="http://schemas.microsoft.com/office/drawing/2016/5/9/chartex" xmlns:cx4="http://schemas.microsoft.com/office/drawing/2016/5/10/chartex" xmlns:cx5="http://schemas.microsoft.com/office/drawing/2016/5/11/chartex" xmlns:cx6="http://schemas.microsoft.com/office/drawing/2016/5/12/chartex" xmlns:cx7="http://schemas.microsoft.com/office/drawing/2016/5/13/chartex" xmlns:cx8="http://schemas.microsoft.com/office/drawing/2016/5/14/chartex" xmlns:mc="http://schemas.openxmlformats.org/markup-compatibility/2006" xmlns:aink="http://schemas.microsoft.com/office/drawing/2016/ink" xmlns:am3d="http://schemas.microsoft.com/office/drawing/2017/model3d" xmlns:o="urn:schemas-microsoft-com:office:office" xmlns:oel="http://schemas.microsoft.com/office/2019/extlst" xmlns:r="http://schemas.openxmlformats.org/officeDocument/2006/relationships" xmlns:m="http://schemas.openxmlformats.org/officeDocument/2006/math" xmlns:v="urn:schemas-microsoft-com:vml" xmlns:wp14="http://schemas.microsoft.com/office/word/2010/wordprocessingDrawing" xmlns:wp="http://schemas.openxmlformats.org/drawingml/2006/wordprocessingDrawing" xmlns:w10="urn:schemas-microsoft-com:office:word" xmlns:w="http://schemas.openxmlformats.org/wordprocessingml/2006/main" xmlns:w14="http://schemas.microsoft.com/office/word/2010/wordml" xmlns:w15="http://schemas.microsoft.com/office/word/2012/wordml" xmlns:w16cex="http://schemas.microsoft.com/office/word/2018/wordml/cex" xmlns:w16cid="http://schemas.microsoft.com/office/word/2016/wordml/cid" xmlns:w16="http://schemas.microsoft.com/office/word/2018/wordml" xmlns:w16du="http://schemas.microsoft.com/office/word/2023/wordml/word16du" xmlns:w16sdtdh="http://schemas.microsoft.com/office/word/2020/wordml/sdtdatahash" xmlns:w16sdtfl="http://schemas.microsoft.com/office/word/2024/wordml/sdtformatlock" xmlns:w16se="http://schemas.microsoft.com/office/word/2015/wordml/symex" xmlns:wpg="http://schemas.microsoft.com/office/word/2010/wordprocessingGroup" xmlns:wpi="http://schemas.microsoft.com/office/word/2010/wordprocessingInk" xmlns:wne="http://schemas.microsoft.com/office/word/2006/wordml" xmlns:wps="http://schemas.microsoft.com/office/word/2010/wordprocessingShape" mc:Ignorable="w14 w15 w16se w16cid w16 w16cex w16sdtdh w16sdtfl w16du wp14">
+  <w:footnote w:type="separator" w:id="-1">
+    <w:p>
+      <w:pPr>
+        <w:spacing w:after="0" w:line="240" w:lineRule="auto"/>
+      </w:pPr>
+      <w:r>
+        <w:separator/>
+      </w:r>
+    </w:p>
+  </w:footnote>
+  <w:footnote w:type="continuationSeparator" w:id="0">
+    <w:p>
+      <w:pPr>
+        <w:spacing w:after="0" w:line="240" w:lineRule="auto"/>
+      </w:pPr>
+      <w:r>
+        <w:continuationSeparator/>
+      </w:r>
+    </w:p>
+  </w:footnote>
+</w:footnotes>
+</file>
+
+<file path=word/header1.xml><?xml version="1.0" encoding="utf-8"?>
+<w:hdr xmlns:wpc="http://schemas.microsoft.com/office/word/2010/wordprocessingCanvas" xmlns:cx="http://schemas.microsoft.com/office/drawing/2014/chartex" xmlns:cx1="http://schemas.microsoft.com/office/drawing/2015/9/8/chartex" xmlns:cx2="http://schemas.microsoft.com/office/drawing/2015/10/21/chartex" xmlns:cx3="http://schemas.microsoft.com/office/drawing/2016/5/9/chartex" xmlns:cx4="http://schemas.microsoft.com/office/drawing/2016/5/10/chartex" xmlns:cx5="http://schemas.microsoft.com/office/drawing/2016/5/11/chartex" xmlns:cx6="http://schemas.microsoft.com/office/drawing/2016/5/12/chartex" xmlns:cx7="http://schemas.microsoft.com/office/drawing/2016/5/13/chartex" xmlns:cx8="http://schemas.microsoft.com/office/drawing/2016/5/14/chartex" xmlns:mc="http://schemas.openxmlformats.org/markup-compatibility/2006" xmlns:aink="http://schemas.microsoft.com/office/drawing/2016/ink" xmlns:am3d="http://schemas.microsoft.com/office/drawing/2017/model3d" xmlns:o="urn:schemas-microsoft-com:office:office" xmlns:oel="http://schemas.microsoft.com/office/2019/extlst" xmlns:r="http://schemas.openxmlformats.org/officeDocument/2006/relationships" xmlns:m="http://schemas.openxmlformats.org/officeDocument/2006/math" xmlns:v="urn:schemas-microsoft-com:vml" xmlns:wp14="http://schemas.microsoft.com/office/word/2010/wordprocessingDrawing" xmlns:wp="http://schemas.openxmlformats.org/drawingml/2006/wordprocessingDrawing" xmlns:w10="urn:schemas-microsoft-com:office:word" xmlns:w="http://schemas.openxmlformats.org/wordprocessingml/2006/main" xmlns:w14="http://schemas.microsoft.com/office/word/2010/wordml" xmlns:w15="http://schemas.microsoft.com/office/word/2012/wordml" xmlns:w16cex="http://schemas.microsoft.com/office/word/2018/wordml/cex" xmlns:w16cid="http://schemas.microsoft.com/office/word/2016/wordml/cid" xmlns:w16="http://schemas.microsoft.com/office/word/2018/wordml" xmlns:w16du="http://schemas.microsoft.com/office/word/2023/wordml/word16du" xmlns:w16sdtdh="http://schemas.microsoft.com/office/word/2020/wordml/sdtdatahash" xmlns:w16sdtfl="http://schemas.microsoft.com/office/word/2024/wordml/sdtformatlock" xmlns:w16se="http://schemas.microsoft.com/office/word/2015/wordml/symex" xmlns:wpg="http://schemas.microsoft.com/office/word/2010/wordprocessingGroup" xmlns:wpi="http://schemas.microsoft.com/office/word/2010/wordprocessingInk" xmlns:wne="http://schemas.microsoft.com/office/word/2006/wordml" xmlns:wps="http://schemas.microsoft.com/office/word/2010/wordprocessingShape" mc:Ignorable="w14 w15 w16se w16cid w16 w16cex w16sdtdh w16sdtfl w16du wp14">
+  <w:p>
+    <w:pPr>
+      <w:pStyle w:val="Header"/>
+    </w:pPr>
+  </w:p>
+</w:hdr>
+</file>
+
+<file path=word/header2.xml><?xml version="1.0" encoding="utf-8"?>
+<w:hdr xmlns:wpc="http://schemas.microsoft.com/office/word/2010/wordprocessingCanvas" xmlns:cx="http://schemas.microsoft.com/office/drawing/2014/chartex" xmlns:cx1="http://schemas.microsoft.com/office/drawing/2015/9/8/chartex" xmlns:cx2="http://schemas.microsoft.com/office/drawing/2015/10/21/chartex" xmlns:cx3="http://schemas.microsoft.com/office/drawing/2016/5/9/chartex" xmlns:cx4="http://schemas.microsoft.com/office/drawing/2016/5/10/chartex" xmlns:cx5="http://schemas.microsoft.com/office/drawing/2016/5/11/chartex" xmlns:cx6="http://schemas.microsoft.com/office/drawing/2016/5/12/chartex" xmlns:cx7="http://schemas.microsoft.com/office/drawing/2016/5/13/chartex" xmlns:cx8="http://schemas.microsoft.com/office/drawing/2016/5/14/chartex" xmlns:mc="http://schemas.openxmlformats.org/markup-compatibility/2006" xmlns:aink="http://schemas.microsoft.com/office/drawing/2016/ink" xmlns:am3d="http://schemas.microsoft.com/office/drawing/2017/model3d" xmlns:o="urn:schemas-microsoft-com:office:office" xmlns:oel="http://schemas.microsoft.com/office/2019/extlst" xmlns:r="http://schemas.openxmlformats.org/officeDocument/2006/relationships" xmlns:m="http://schemas.openxmlformats.org/officeDocument/2006/math" xmlns:v="urn:schemas-microsoft-com:vml" xmlns:wp14="http://schemas.microsoft.com/office/word/2010/wordprocessingDrawing" xmlns:wp="http://schemas.openxmlformats.org/drawingml/2006/wordprocessingDrawing" xmlns:w10="urn:schemas-microsoft-com:office:word" xmlns:w="http://schemas.openxmlformats.org/wordprocessingml/2006/main" xmlns:w14="http://schemas.microsoft.com/office/word/2010/wordml" xmlns:w15="http://schemas.microsoft.com/office/word/2012/wordml" xmlns:w16cex="http://schemas.microsoft.com/office/word/2018/wordml/cex" xmlns:w16cid="http://schemas.microsoft.com/office/word/2016/wordml/cid" xmlns:w16="http://schemas.microsoft.com/office/word/2018/wordml" xmlns:w16du="http://schemas.microsoft.com/office/word/2023/wordml/word16du" xmlns:w16sdtdh="http://schemas.microsoft.com/office/word/2020/wordml/sdtdatahash" xmlns:w16sdtfl="http://schemas.microsoft.com/office/word/2024/wordml/sdtformatlock" xmlns:w16se="http://schemas.microsoft.com/office/word/2015/wordml/symex" xmlns:wpg="http://schemas.microsoft.com/office/word/2010/wordprocessingGroup" xmlns:wpi="http://schemas.microsoft.com/office/word/2010/wordprocessingInk" xmlns:wne="http://schemas.microsoft.com/office/word/2006/wordml" xmlns:wps="http://schemas.microsoft.com/office/word/2010/wordprocessingShape" mc:Ignorable="w14 w15 w16se w16cid w16 w16cex w16sdtdh w16sdtfl w16du wp14">
+  <w:p>
+    <w:pPr>
+      <w:pStyle w:val="Header"/>
+    </w:pPr>
+  </w:p>
+</w:hdr>
+</file>
+
+<file path=word/header3.xml><?xml version="1.0" encoding="utf-8"?>
+<w:hdr xmlns:wpc="http://schemas.microsoft.com/office/word/2010/wordprocessingCanvas" xmlns:cx="http://schemas.microsoft.com/office/drawing/2014/chartex" xmlns:cx1="http://schemas.microsoft.com/office/drawing/2015/9/8/chartex" xmlns:cx2="http://schemas.microsoft.com/office/drawing/2015/10/21/chartex" xmlns:cx3="http://schemas.microsoft.com/office/drawing/2016/5/9/chartex" xmlns:cx4="http://schemas.microsoft.com/office/drawing/2016/5/10/chartex" xmlns:cx5="http://schemas.microsoft.com/office/drawing/2016/5/11/chartex" xmlns:cx6="http://schemas.microsoft.com/office/drawing/2016/5/12/chartex" xmlns:cx7="http://schemas.microsoft.com/office/drawing/2016/5/13/chartex" xmlns:cx8="http://schemas.microsoft.com/office/drawing/2016/5/14/chartex" xmlns:mc="http://schemas.openxmlformats.org/markup-compatibility/2006" xmlns:aink="http://schemas.microsoft.com/office/drawing/2016/ink" xmlns:am3d="http://schemas.microsoft.com/office/drawing/2017/model3d" xmlns:o="urn:schemas-microsoft-com:office:office" xmlns:oel="http://schemas.microsoft.com/office/2019/extlst" xmlns:r="http://schemas.openxmlformats.org/officeDocument/2006/relationships" xmlns:m="http://schemas.openxmlformats.org/officeDocument/2006/math" xmlns:v="urn:schemas-microsoft-com:vml" xmlns:wp14="http://schemas.microsoft.com/office/word/2010/wordprocessingDrawing" xmlns:wp="http://schemas.openxmlformats.org/drawingml/2006/wordprocessingDrawing" xmlns:w10="urn:schemas-microsoft-com:office:word" xmlns:w="http://schemas.openxmlformats.org/wordprocessingml/2006/main" xmlns:w14="http://schemas.microsoft.com/office/word/2010/wordml" xmlns:w15="http://schemas.microsoft.com/office/word/2012/wordml" xmlns:w16cex="http://schemas.microsoft.com/office/word/2018/wordml/cex" xmlns:w16cid="http://schemas.microsoft.com/office/word/2016/wordml/cid" xmlns:w16="http://schemas.microsoft.com/office/word/2018/wordml" xmlns:w16du="http://schemas.microsoft.com/office/word/2023/wordml/word16du" xmlns:w16sdtdh="http://schemas.microsoft.com/office/word/2020/wordml/sdtdatahash" xmlns:w16sdtfl="http://schemas.microsoft.com/office/word/2024/wordml/sdtformatlock" xmlns:w16se="http://schemas.microsoft.com/office/word/2015/wordml/symex" xmlns:wpg="http://schemas.microsoft.com/office/word/2010/wordprocessingGroup" xmlns:wpi="http://schemas.microsoft.com/office/word/2010/wordprocessingInk" xmlns:wne="http://schemas.microsoft.com/office/word/2006/wordml" xmlns:wps="http://schemas.microsoft.com/office/word/2010/wordprocessingShape" mc:Ignorable="w14 w15 w16se w16cid w16 w16cex w16sdtdh w16sdtfl w16du wp14">
+  <w:p>
+    <w:pPr>
+      <w:pStyle w:val="Header"/>
+    </w:pPr>
+  </w:p>
+</w:hdr>
+</file>
+
+<file path=word/numbering.xml><?xml version="1.0" encoding="utf-8"?>
+<w:numbering xmlns:wpc="http://schemas.microsoft.com/office/word/2010/wordprocessingCanvas" xmlns:cx="http://schemas.microsoft.com/office/drawing/2014/chartex" xmlns:cx1="http://schemas.microsoft.com/office/drawing/2015/9/8/chartex" xmlns:cx2="http://schemas.microsoft.com/office/drawing/2015/10/21/chartex" xmlns:cx3="http://schemas.microsoft.com/office/drawing/2016/5/9/chartex" xmlns:cx4="http://schemas.microsoft.com/office/drawing/2016/5/10/chartex" xmlns:cx5="http://schemas.microsoft.com/office/drawing/2016/5/11/chartex" xmlns:cx6="http://schemas.microsoft.com/office/drawing/2016/5/12/chartex" xmlns:cx7="http://schemas.microsoft.com/office/drawing/2016/5/13/chartex" xmlns:cx8="http://schemas.microsoft.com/office/drawing/2016/5/14/chartex" xmlns:mc="http://schemas.openxmlformats.org/markup-compatibility/2006" xmlns:aink="http://schemas.microsoft.com/office/drawing/2016/ink" xmlns:am3d="http://schemas.microsoft.com/office/drawing/2017/model3d" xmlns:o="urn:schemas-microsoft-com:office:office" xmlns:oel="http://schemas.microsoft.com/office/2019/extlst" xmlns:r="http://schemas.openxmlformats.org/officeDocument/2006/relationships" xmlns:m="http://schemas.openxmlformats.org/officeDocument/2006/math" xmlns:v="urn:schemas-microsoft-com:vml" xmlns:wp14="http://schemas.microsoft.com/office/word/2010/wordprocessingDrawing" xmlns:wp="http://schemas.openxmlformats.org/drawingml/2006/wordprocessingDrawing" xmlns:w10="urn:schemas-microsoft-com:office:word" xmlns:w="http://schemas.openxmlformats.org/wordprocessingml/2006/main" xmlns:w14="http://schemas.microsoft.com/office/word/2010/wordml" xmlns:w15="http://schemas.microsoft.com/office/word/2012/wordml" xmlns:w16cex="http://schemas.microsoft.com/office/word/2018/wordml/cex" xmlns:w16cid="http://schemas.microsoft.com/office/word/2016/wordml/cid" xmlns:w16="http://schemas.microsoft.com/office/word/2018/wordml" xmlns:w16du="http://schemas.microsoft.com/office/word/2023/wordml/word16du" xmlns:w16sdtdh="http://schemas.microsoft.com/office/word/2020/wordml/sdtdatahash" xmlns:w16sdtfl="http://schemas.microsoft.com/office/word/2024/wordml/sdtformatlock" xmlns:w16se="http://schemas.microsoft.com/office/word/2015/wordml/symex" xmlns:wpg="http://schemas.microsoft.com/office/word/2010/wordprocessingGroup" xmlns:wpi="http://schemas.microsoft.com/office/word/2010/wordprocessingInk" xmlns:wne="http://schemas.microsoft.com/office/word/2006/wordml" xmlns:wps="http://schemas.microsoft.com/office/word/2010/wordprocessingShape" mc:Ignorable="w14 w15 w16se w16cid w16 w16cex w16sdtdh w16sdtfl w16du wp14">
+  <w:abstractNum w:abstractNumId="0" w15:restartNumberingAfterBreak="0">
+    <w:nsid w:val="FFFFFF89"/>
+    <w:multiLevelType w:val="singleLevel"/>
+    <w:tmpl w:val="E07A681E"/>
+    <w:lvl w:ilvl="0">
+      <w:start w:val="1"/>
+      <w:numFmt w:val="bullet"/>
+      <w:pStyle w:val="ListBullet"/>
+      <w:lvlText w:val=""/>
+      <w:lvlJc w:val="left"/>
+      <w:pPr>
+        <w:tabs>
+          <w:tab w:val="num" w:pos="360"/>
+        </w:tabs>
+        <w:ind w:left="360" w:hanging="360"/>
+      </w:pPr>
+      <w:rPr>
+        <w:rFonts w:ascii="Symbol" w:hAnsi="Symbol" w:hint="default"/>
+      </w:rPr>
+    </w:lvl>
+  </w:abstractNum>
+  <w:num w:numId="1" w16cid:durableId="910313656">
+    <w:abstractNumId w:val="0"/>
+  </w:num>
+</w:numbering>
 </file>
 
 <file path=word/styles.xml><?xml version="1.0" encoding="utf-8"?>
@@ -1301,7 +1841,6 @@
     <w:next w:val="Normal"/>
     <w:link w:val="Heading2Char"/>
     <w:uiPriority w:val="9"/>
-    <w:semiHidden/>
     <w:unhideWhenUsed/>
     <w:qFormat/>
     <w:rsid w:val="00E73DC7"/>
@@ -1476,7 +2015,6 @@
   <w:style w:type="character" w:default="1" w:styleId="DefaultParagraphFont">
     <w:name w:val="Default Paragraph Font"/>
     <w:uiPriority w:val="1"/>
-    <w:semiHidden/>
     <w:unhideWhenUsed/>
   </w:style>
   <w:style w:type="table" w:default="1" w:styleId="TableNormal">
@@ -1518,7 +2056,6 @@
     <w:basedOn w:val="DefaultParagraphFont"/>
     <w:link w:val="Heading2"/>
     <w:uiPriority w:val="9"/>
-    <w:semiHidden/>
     <w:rsid w:val="00E73DC7"/>
     <w:rPr>
       <w:rFonts w:asciiTheme="majorHAnsi" w:eastAsiaTheme="majorEastAsia" w:hAnsiTheme="majorHAnsi" w:cstheme="majorBidi"/>
@@ -1823,6 +2360,82 @@
       <w:i/>
       <w:iCs/>
     </w:rPr>
+  </w:style>
+  <w:style w:type="paragraph" w:styleId="Header">
+    <w:name w:val="header"/>
+    <w:basedOn w:val="Normal"/>
+    <w:link w:val="HeaderChar"/>
+    <w:uiPriority w:val="99"/>
+    <w:unhideWhenUsed/>
+    <w:rsid w:val="00D767EB"/>
+    <w:pPr>
+      <w:tabs>
+        <w:tab w:val="center" w:pos="4680"/>
+        <w:tab w:val="right" w:pos="9360"/>
+      </w:tabs>
+      <w:spacing w:after="0" w:line="240" w:lineRule="auto"/>
+    </w:pPr>
+  </w:style>
+  <w:style w:type="character" w:customStyle="1" w:styleId="HeaderChar">
+    <w:name w:val="Header Char"/>
+    <w:basedOn w:val="DefaultParagraphFont"/>
+    <w:link w:val="Header"/>
+    <w:uiPriority w:val="99"/>
+    <w:rsid w:val="00D767EB"/>
+  </w:style>
+  <w:style w:type="paragraph" w:styleId="Footer">
+    <w:name w:val="footer"/>
+    <w:basedOn w:val="Normal"/>
+    <w:link w:val="FooterChar"/>
+    <w:uiPriority w:val="99"/>
+    <w:unhideWhenUsed/>
+    <w:rsid w:val="00D767EB"/>
+    <w:pPr>
+      <w:tabs>
+        <w:tab w:val="center" w:pos="4680"/>
+        <w:tab w:val="right" w:pos="9360"/>
+      </w:tabs>
+      <w:spacing w:after="0" w:line="240" w:lineRule="auto"/>
+    </w:pPr>
+  </w:style>
+  <w:style w:type="character" w:customStyle="1" w:styleId="FooterChar">
+    <w:name w:val="Footer Char"/>
+    <w:basedOn w:val="DefaultParagraphFont"/>
+    <w:link w:val="Footer"/>
+    <w:uiPriority w:val="99"/>
+    <w:rsid w:val="00D767EB"/>
+  </w:style>
+  <w:style w:type="paragraph" w:styleId="ListBullet">
+    <w:name w:val="List Bullet"/>
+    <w:basedOn w:val="Normal"/>
+    <w:uiPriority w:val="99"/>
+    <w:unhideWhenUsed/>
+    <w:rsid w:val="00D767EB"/>
+    <w:pPr>
+      <w:numPr>
+        <w:numId w:val="1"/>
+      </w:numPr>
+      <w:contextualSpacing/>
+    </w:pPr>
+  </w:style>
+  <w:style w:type="table" w:styleId="TableGrid">
+    <w:name w:val="Table Grid"/>
+    <w:basedOn w:val="TableNormal"/>
+    <w:uiPriority w:val="39"/>
+    <w:rsid w:val="00D767EB"/>
+    <w:pPr>
+      <w:spacing w:after="0" w:line="240" w:lineRule="auto"/>
+    </w:pPr>
+    <w:tblPr>
+      <w:tblBorders>
+        <w:top w:val="single" w:sz="4" w:space="0" w:color="auto"/>
+        <w:left w:val="single" w:sz="4" w:space="0" w:color="auto"/>
+        <w:bottom w:val="single" w:sz="4" w:space="0" w:color="auto"/>
+        <w:right w:val="single" w:sz="4" w:space="0" w:color="auto"/>
+        <w:insideH w:val="single" w:sz="4" w:space="0" w:color="auto"/>
+        <w:insideV w:val="single" w:sz="4" w:space="0" w:color="auto"/>
+      </w:tblBorders>
+    </w:tblPr>
   </w:style>
 </w:styles>
 </file>
@@ -2120,4 +2733,26 @@
     </a:ext>
   </a:extLst>
 </a:theme>
+</file>
+
+<file path=word/webextensions/taskpanes.xml><?xml version="1.0" encoding="utf-8"?>
+<wetp:taskpanes xmlns:wetp="http://schemas.microsoft.com/office/webextensions/taskpanes/2010/11">
+  <wetp:taskpane dockstate="right" visibility="0" width="350" row="0">
+    <wetp:webextensionref xmlns:r="http://schemas.openxmlformats.org/officeDocument/2006/relationships" r:id="rId1"/>
+  </wetp:taskpane>
+</wetp:taskpanes>
+</file>
+
+<file path=word/webextensions/webextension1.xml><?xml version="1.0" encoding="utf-8"?>
+<we:webextension xmlns:we="http://schemas.microsoft.com/office/webextensions/webextension/2010/11" id="{5317E808-0C1F-41CC-A4F7-8243DFD1D18B}">
+  <we:reference id="wa200010453" version="1.0.0.1" store="en-US" storeType="OMEX"/>
+  <we:alternateReferences>
+    <we:reference id="WA200010453" version="1.0.0.1" store="" storeType="OMEX"/>
+  </we:alternateReferences>
+  <we:properties>
+    <we:property name="claude.fileId" value="&quot;4b7bf898-f912-4f2b-8b74-1abbaae24976&quot;"/>
+  </we:properties>
+  <we:bindings/>
+  <we:snapshot xmlns:r="http://schemas.openxmlformats.org/officeDocument/2006/relationships"/>
+</we:webextension>
 </file>
--- a/exhibits/Exhibit11_RegMap_Project.docx
+++ b/exhibits/Exhibit11_RegMap_Project.docx
@@ -102,6 +102,21 @@
       </w:r>
       <w:r>
         <w:t>referencing controls. This project directly implements the third research pathway described in my proposed endeavor.</w:t>
+      </w:r>
+    </w:p>
+    <w:p>
+      <w:r>
+        <w:rPr>
+          <w:b/>
+          <w:i/>
+        </w:rPr>
+        <w:t xml:space="preserve">Update (July 2026): </w:t>
+      </w:r>
+      <w:r>
+        <w:rPr>
+          <w:i/>
+        </w:rPr>
+        <w:t>This work has since been developed into a full scientific manuscript, “Automated Regulatory Crosswalking: Fine-Tuned Semantic Retrieval for NIST SP 800-53 to HIPAA Mapping,” which is now under peer review at ACM Digital Threats: Research and Practice (DTRAP). The manuscript adds a rigorous retrieval evaluation—Recall@k, MRR, MAP, and nDCG with bootstrap confidence intervals and a stricter, leakage-free group-split protocol—and positions the work against the current compliance-mapping literature. A consolidated record of this and the related research progress is provided in Exhibit 15.</w:t>
       </w:r>
     </w:p>
     <w:p/>
